--- a/downloads/student/ai-5-week-28.docx
+++ b/downloads/student/ai-5-week-28.docx
@@ -1043,6 +1043,16 @@
     <w:p>
       <w:r>
         <w:t>A frozen extractor can miss task-specific distinctions; transfer is a strategy requiring validation, not a guarantee of useful features.</w:t>
+      </w:r>
+    </w:p>
+    <w:p>
+      <w:r>
+        <w:t>Read the labelled picture: Which part was trained for the new task? Point to the relevant step in the picture, then write the changed result and the rule or evidence that supports it.</w:t>
+      </w:r>
+    </w:p>
+    <w:p>
+      <w:r>
+        <w:t>Change one thing: Query changes to [2, 1]. Predict the result before checking the explanation. What remains the same?</w:t>
       </w:r>
     </w:p>
     <w:p>
@@ -2181,6 +2191,187 @@
         <w:t>Attempt the independent case before hints. Record whether you worked alone, used a hint or followed a model. After feedback, fix the first unsupported step and explain why it changed. A later check uses a changed case, not a copied answer.</w:t>
       </w:r>
     </w:p>
+    <w:p>
+      <w:pPr>
+        <w:pStyle w:val="Heading1"/>
+      </w:pPr>
+      <w:r>
+        <w:t>15. Your lesson route</w:t>
+      </w:r>
+    </w:p>
+    <w:p>
+      <w:r>
+        <w:t>Start with this question: Transfer a fixed feature extractor while identifying what is actually refitted.</w:t>
+      </w:r>
+    </w:p>
+    <w:tbl>
+      <w:tblPr>
+        <w:tblStyle w:val="LightShading-Accent1"/>
+        <w:tblW w:type="auto" w:w="0"/>
+        <w:tblLook w:firstColumn="1" w:firstRow="1" w:lastColumn="0" w:lastRow="0" w:noHBand="0" w:noVBand="1" w:val="04A0"/>
+      </w:tblPr>
+      <w:tblGrid>
+        <w:gridCol w:w="5112"/>
+        <w:gridCol w:w="5112"/>
+      </w:tblGrid>
+      <w:tr>
+        <w:trPr>
+          <w:tblHeader/>
+        </w:trPr>
+        <w:tc>
+          <w:tcPr>
+            <w:tcW w:type="dxa" w:w="5112"/>
+          </w:tcPr>
+          <w:p>
+            <w:r>
+              <w:t>By the end, I can</w:t>
+            </w:r>
+          </w:p>
+        </w:tc>
+        <w:tc>
+          <w:tcPr>
+            <w:tcW w:type="dxa" w:w="5112"/>
+          </w:tcPr>
+          <w:p>
+            <w:r>
+              <w:t>How I will show it</w:t>
+            </w:r>
+          </w:p>
+        </w:tc>
+      </w:tr>
+      <w:tr>
+        <w:tc>
+          <w:tcPr>
+            <w:tcW w:type="dxa" w:w="5112"/>
+          </w:tcPr>
+          <w:p>
+            <w:r>
+              <w:t>Trace a reused feature extractor and a newly fitted output head</w:t>
+            </w:r>
+          </w:p>
+        </w:tc>
+        <w:tc>
+          <w:tcPr>
+            <w:tcW w:type="dxa" w:w="5112"/>
+          </w:tcPr>
+          <w:p>
+            <w:r>
+              <w:t>Explain the deciding step, show a trace or test, and state one limit.</w:t>
+            </w:r>
+          </w:p>
+        </w:tc>
+      </w:tr>
+      <w:tr>
+        <w:tc>
+          <w:tcPr>
+            <w:tcW w:type="dxa" w:w="5112"/>
+          </w:tcPr>
+          <w:p>
+            <w:r>
+              <w:t>Fit a small target-task head using training data and compare a baseline</w:t>
+            </w:r>
+          </w:p>
+        </w:tc>
+        <w:tc>
+          <w:tcPr>
+            <w:tcW w:type="dxa" w:w="5112"/>
+          </w:tcPr>
+          <w:p>
+            <w:r>
+              <w:t>Explain the deciding step, show a trace or test, and state one limit.</w:t>
+            </w:r>
+          </w:p>
+        </w:tc>
+      </w:tr>
+      <w:tr>
+        <w:tc>
+          <w:tcPr>
+            <w:tcW w:type="dxa" w:w="5112"/>
+          </w:tcPr>
+          <w:p>
+            <w:r>
+              <w:t>Identify when a frozen representation cannot support a new task</w:t>
+            </w:r>
+          </w:p>
+        </w:tc>
+        <w:tc>
+          <w:tcPr>
+            <w:tcW w:type="dxa" w:w="5112"/>
+          </w:tcPr>
+          <w:p>
+            <w:r>
+              <w:t>Explain the deciding step, show a trace or test, and state one limit.</w:t>
+            </w:r>
+          </w:p>
+        </w:tc>
+      </w:tr>
+    </w:tbl>
+    <w:p>
+      <w:r>
+        <w:t>Remember → watch and explain → try with help → investigate → try independently → keep project evidence. Your teacher may spread this lesson across several classes.</w:t>
+      </w:r>
+    </w:p>
+    <w:p>
+      <w:r>
+        <w:t>Keep your first prediction. Compare it with what the evidence shows and explain any change.</w:t>
+      </w:r>
+    </w:p>
+    <w:p>
+      <w:pPr>
+        <w:pStyle w:val="Heading1"/>
+      </w:pPr>
+      <w:r>
+        <w:t>16. Finish and return</w:t>
+      </w:r>
+    </w:p>
+    <w:p>
+      <w:r>
+        <w:t>Close your notes. Explain this goal in your own words: Trace a reused feature extractor and a newly fitted output head</w:t>
+      </w:r>
+    </w:p>
+    <w:p>
+      <w:pPr>
+        <w:pStyle w:val="Heading3"/>
+      </w:pPr>
+      <w:r>
+        <w:t>My deciding step, evidence and one remaining question</w:t>
+      </w:r>
+    </w:p>
+    <w:p>
+      <w:r>
+        <w:t>________________________________________________________________</w:t>
+      </w:r>
+    </w:p>
+    <w:p>
+      <w:r>
+        <w:t>________________________________________________________________</w:t>
+      </w:r>
+    </w:p>
+    <w:p>
+      <w:r>
+        <w:t>________________________________________________________________</w:t>
+      </w:r>
+    </w:p>
+    <w:p>
+      <w:r>
+        <w:t>________________________________________________________________</w:t>
+      </w:r>
+    </w:p>
+    <w:p>
+      <w:r>
+        <w:t>________________________________________________________________</w:t>
+      </w:r>
+    </w:p>
+    <w:p>
+      <w:r>
+        <w:t>If you are unsure, return to the worked picture and explain one arrow. If you are ready, change an input or assumption and justify your prediction.</w:t>
+      </w:r>
+    </w:p>
+    <w:p>
+      <w:r>
+        <w:t>Save your workbook evidence. At the next review, try a different case before opening your old answer.</w:t>
+      </w:r>
+    </w:p>
     <w:sectPr>
       <w:pgSz w:w="12240" w:h="15840"/>
       <w:pgMar w:top="936" w:right="1008" w:bottom="936" w:left="1008" w:header="720" w:footer="720" w:gutter="0"/>

--- a/downloads/student/ai-5-week-28.docx
+++ b/downloads/student/ai-5-week-28.docx
@@ -2372,6 +2372,215 @@
         <w:t>Save your workbook evidence. At the next review, try a different case before opening your old answer.</w:t>
       </w:r>
     </w:p>
+    <w:p>
+      <w:pPr>
+        <w:pStyle w:val="Heading1"/>
+      </w:pPr>
+      <w:r>
+        <w:t>17. Supported practice, repair and portfolio</w:t>
+      </w:r>
+    </w:p>
+    <w:p>
+      <w:r>
+        <w:t>Use this supported practice once, in the browser or on paper. Keep the reserved independent assessment for a separate first attempt before teacher feedback.</w:t>
+      </w:r>
+    </w:p>
+    <w:p>
+      <w:r>
+        <w:t>Transfer a fixed feature extractor while identifying what is actually refitted.</w:t>
+      </w:r>
+    </w:p>
+    <w:p>
+      <w:pPr>
+        <w:pStyle w:val="Heading3"/>
+      </w:pPr>
+      <w:r>
+        <w:t>Practice 1: explain the deciding evidence</w:t>
+      </w:r>
+    </w:p>
+    <w:p>
+      <w:r>
+        <w:t>Which labelled step matches this detail? Query [2, 2]has h = 6, so the head predicts class 1; its reference is not supplied.</w:t>
+      </w:r>
+    </w:p>
+    <w:p>
+      <w:r>
+        <w:t>1. Check held-out input</w:t>
+      </w:r>
+    </w:p>
+    <w:p>
+      <w:r>
+        <w:t>2. Extract features</w:t>
+      </w:r>
+    </w:p>
+    <w:p>
+      <w:r>
+        <w:t>3. Fit new head</w:t>
+      </w:r>
+    </w:p>
+    <w:p>
+      <w:pPr>
+        <w:pStyle w:val="Heading3"/>
+      </w:pPr>
+      <w:r>
+        <w:t>My selected conclusion, deciding fact and explanation</w:t>
+      </w:r>
+    </w:p>
+    <w:p>
+      <w:r>
+        <w:t>________________________________________________________________</w:t>
+      </w:r>
+    </w:p>
+    <w:p>
+      <w:r>
+        <w:t>________________________________________________________________</w:t>
+      </w:r>
+    </w:p>
+    <w:p>
+      <w:r>
+        <w:t>________________________________________________________________</w:t>
+      </w:r>
+    </w:p>
+    <w:p>
+      <w:r>
+        <w:t>________________________________________________________________</w:t>
+      </w:r>
+    </w:p>
+    <w:p>
+      <w:r>
+        <w:t>________________________________________________________________</w:t>
+      </w:r>
+    </w:p>
+    <w:p>
+      <w:r>
+        <w:t>Hint if needed: Read the steps in the pictorial case. Match the supplied detail to the stage that performs or records it.</w:t>
+      </w:r>
+    </w:p>
+    <w:p>
+      <w:r>
+        <w:t>After your attempt, compare with the supported explanation: Check held-out input Query [2, 2]has h = 6, so the head predicts class 1; its reference is not supplied. Transfer learning can keep a representation fixed while fitting a smaller output head for a new task. Here the extractor always applies the same weights, while new labels choose the head’s threshold. Applying the chosen head to a query is inference. State which part was frozen and which was fitted; this arithmetic does not establish the extractor is useful for every task.</w:t>
+      </w:r>
+    </w:p>
+    <w:p>
+      <w:pPr>
+        <w:pStyle w:val="Heading3"/>
+      </w:pPr>
+      <w:r>
+        <w:t>Practice 2: explain the deciding evidence</w:t>
+      </w:r>
+    </w:p>
+    <w:p>
+      <w:r>
+        <w:t>Changed-case practice: Query changes to [2, 1]. Which conclusion is supported by the supplied facts?</w:t>
+      </w:r>
+    </w:p>
+    <w:p>
+      <w:r>
+        <w:t>1. This one example guarantees correct results for every future input.</w:t>
+      </w:r>
+    </w:p>
+    <w:p>
+      <w:r>
+        <w:t>2. We can decide the result without examining the changed input or the procedure.</w:t>
+      </w:r>
+    </w:p>
+    <w:p>
+      <w:r>
+        <w:t>3. Its h becomes4 and the fitted head predicts class 0.</w:t>
+      </w:r>
+    </w:p>
+    <w:p>
+      <w:pPr>
+        <w:pStyle w:val="Heading3"/>
+      </w:pPr>
+      <w:r>
+        <w:t>My selected conclusion, deciding fact and explanation</w:t>
+      </w:r>
+    </w:p>
+    <w:p>
+      <w:r>
+        <w:t>________________________________________________________________</w:t>
+      </w:r>
+    </w:p>
+    <w:p>
+      <w:r>
+        <w:t>________________________________________________________________</w:t>
+      </w:r>
+    </w:p>
+    <w:p>
+      <w:r>
+        <w:t>________________________________________________________________</w:t>
+      </w:r>
+    </w:p>
+    <w:p>
+      <w:r>
+        <w:t>________________________________________________________________</w:t>
+      </w:r>
+    </w:p>
+    <w:p>
+      <w:r>
+        <w:t>________________________________________________________________</w:t>
+      </w:r>
+    </w:p>
+    <w:p>
+      <w:r>
+        <w:t>Hint if needed: Use the changed condition and the deciding step in the pictorial trace. The answer must say what follows from those facts.</w:t>
+      </w:r>
+    </w:p>
+    <w:p>
+      <w:r>
+        <w:t>After your attempt, compare with the supported explanation: Its h becomes4 and the fitted head predicts class 0. Extractor stays fixed; the changed input crosses the chosen head’s boundary.</w:t>
+      </w:r>
+    </w:p>
+    <w:p>
+      <w:pPr>
+        <w:pStyle w:val="Heading3"/>
+      </w:pPr>
+      <w:r>
+        <w:t>Repair a missing building block</w:t>
+      </w:r>
+    </w:p>
+    <w:p>
+      <w:r>
+        <w:t>Review Similarity and normalisation (ai-5/27). Goal: Calculate vector length and normalise a nonzero vector. Short practice: Why do the original two metrics select different winners? Point to the relevant step in the picture, then write the changed result and the rule or evidence that supports it.. Return to this week and explain what you changed.</w:t>
+      </w:r>
+    </w:p>
+    <w:p>
+      <w:r>
+        <w:t>Review Sequence representations (ai-5/25). Goal: Encode an ordered sequence with an explicit vocabulary. Short practice: Which record lets the program distinguish the first and last zeros? Point to the relevant step in the picture, then write the changed result and the rule or evidence that supports it.. Return to this week and explain what you changed.</w:t>
+      </w:r>
+    </w:p>
+    <w:p>
+      <w:r>
+        <w:t>Review Pooling and spatial information (ai-5/22). Goal: Compute max and mean pooling under an explicit window rule. Short practice: Can the max map reveal where the 4 originally appeared? Point to the relevant step in the picture, then write the changed result and the rule or evidence that supports it.. Return to this week and explain what you changed.</w:t>
+      </w:r>
+    </w:p>
+    <w:p>
+      <w:pPr>
+        <w:pStyle w:val="Heading3"/>
+      </w:pPr>
+      <w:r>
+        <w:t>Predict, run and debug</w:t>
+      </w:r>
+    </w:p>
+    <w:p>
+      <w:r>
+        <w:t>The browser lab lets you edit the supported Python examples already included in this lesson. Predict first, run, inspect the actual output or error, change one input, then run again. Keep code, predictions, actual results and a reasoned revision together. On paper, label your result as a trace rather than an execution.</w:t>
+      </w:r>
+    </w:p>
+    <w:p>
+      <w:pPr>
+        <w:pStyle w:val="Heading3"/>
+      </w:pPr>
+      <w:r>
+        <w:t>Keep your completed work</w:t>
+      </w:r>
+    </w:p>
+    <w:p>
+      <w:r>
+        <w:t>Use Download completed work in the hosted lesson to export your answers, reflections, practice feedback and code-run evidence. Open the HTML copy to read or print it. Drafts stay in this browser when storage is available; clear drafts on a shared device.</w:t>
+      </w:r>
+    </w:p>
     <w:sectPr>
       <w:pgSz w:w="12240" w:h="15840"/>
       <w:pgMar w:top="936" w:right="1008" w:bottom="936" w:left="1008" w:header="720" w:footer="720" w:gutter="0"/>

--- a/downloads/student/ai-5-week-28.docx
+++ b/downloads/student/ai-5-week-28.docx
@@ -42,6 +42,11 @@
       </w:r>
     </w:p>
     <w:p>
+      <w:r>
+        <w:t>Start with the target: Trace a reused feature extractor and a newly fitted output head. Try the recall before opening notes.</w:t>
+      </w:r>
+    </w:p>
+    <w:p>
       <w:pPr>
         <w:pStyle w:val="Heading3"/>
       </w:pPr>
@@ -50,17 +55,71 @@
       </w:r>
     </w:p>
     <w:p>
-      <w:r>
-        <w:t>I can trace a reused feature extractor and a newly fitted output head.</w:t>
-      </w:r>
-    </w:p>
-    <w:p>
-      <w:r>
-        <w:t>I can fit a small target-task head using training data and compare a baseline.</w:t>
-      </w:r>
-    </w:p>
-    <w:p>
-      <w:r>
+      <w:pPr>
+        <w:spacing w:line="336" w:lineRule="auto" w:after="180"/>
+      </w:pPr>
+      <w:r>
+        <w:rPr>
+          <w:b w:val="0"/>
+        </w:rPr>
+        <w:t xml:space="preserve">I can trace a reused </w:t>
+      </w:r>
+      <w:r>
+        <w:rPr>
+          <w:b/>
+        </w:rPr>
+        <w:t>feature extractor</w:t>
+      </w:r>
+      <w:r>
+        <w:rPr>
+          <w:b w:val="0"/>
+        </w:rPr>
+        <w:t xml:space="preserve"> and a newly fitted </w:t>
+      </w:r>
+      <w:r>
+        <w:rPr>
+          <w:b/>
+        </w:rPr>
+        <w:t>output head</w:t>
+      </w:r>
+      <w:r>
+        <w:rPr>
+          <w:b w:val="0"/>
+        </w:rPr>
+        <w:t>.</w:t>
+      </w:r>
+    </w:p>
+    <w:p>
+      <w:pPr>
+        <w:spacing w:line="336" w:lineRule="auto" w:after="180"/>
+      </w:pPr>
+      <w:r>
+        <w:rPr>
+          <w:b w:val="0"/>
+        </w:rPr>
+        <w:t xml:space="preserve">I can fit a small target-task head using </w:t>
+      </w:r>
+      <w:r>
+        <w:rPr>
+          <w:b/>
+        </w:rPr>
+        <w:t>training</w:t>
+      </w:r>
+      <w:r>
+        <w:rPr>
+          <w:b w:val="0"/>
+        </w:rPr>
+        <w:t xml:space="preserve"> data and compare a baseline.</w:t>
+      </w:r>
+    </w:p>
+    <w:p>
+      <w:pPr>
+        <w:spacing w:line="336" w:lineRule="auto" w:after="180"/>
+      </w:pPr>
+      <w:r>
+        <w:rPr>
+          <w:b w:val="0"/>
+        </w:rPr>
         <w:t>I can identify when a frozen representation cannot support a new task.</w:t>
       </w:r>
     </w:p>
@@ -73,47 +132,143 @@
       </w:r>
     </w:p>
     <w:p>
-      <w:r>
+      <w:pPr>
+        <w:spacing w:line="336" w:lineRule="auto" w:after="180"/>
+      </w:pPr>
+      <w:r>
+        <w:rPr>
+          <w:b w:val="0"/>
+        </w:rPr>
         <w:t>Close your notes first. A rough first answer helps us choose the right starting point; it is not a score for your ability.</w:t>
       </w:r>
     </w:p>
     <w:p>
-      <w:r>
+      <w:pPr>
+        <w:spacing w:line="336" w:lineRule="auto" w:after="180"/>
+      </w:pPr>
+      <w:r>
+        <w:rPr>
+          <w:b w:val="0"/>
+        </w:rPr>
         <w:t>Without opening the old lesson, explain one key idea from Similarity and normalisation. Give an example and a mistake that the idea helps you avoid.</w:t>
       </w:r>
     </w:p>
     <w:p>
-      <w:r>
+      <w:pPr>
+        <w:spacing w:line="336" w:lineRule="auto" w:after="180"/>
+      </w:pPr>
+      <w:r>
+        <w:rPr>
+          <w:b w:val="0"/>
+        </w:rPr>
         <w:t>Without opening the old lesson, explain one key idea from Sequence representations. Give an example and a mistake that the idea helps you avoid.</w:t>
       </w:r>
     </w:p>
     <w:p>
-      <w:r>
+      <w:pPr>
+        <w:spacing w:line="336" w:lineRule="auto" w:after="180"/>
+      </w:pPr>
+      <w:r>
+        <w:rPr>
+          <w:b w:val="0"/>
+        </w:rPr>
         <w:t>Without opening the old lesson, explain one key idea from Pooling and spatial information. Give an example and a mistake that the idea helps you avoid.</w:t>
       </w:r>
     </w:p>
     <w:p>
-      <w:r>
-        <w:t>After trying, check the relevant lesson or ask your teacher. Change the part of your explanation that the evidence shows was wrong.</w:t>
-      </w:r>
-    </w:p>
-    <w:p>
-      <w:r>
+      <w:pPr>
+        <w:spacing w:line="336" w:lineRule="auto" w:after="180"/>
+      </w:pPr>
+      <w:r>
+        <w:rPr>
+          <w:b w:val="0"/>
+        </w:rPr>
+        <w:t xml:space="preserve">After trying, check the relevant lesson or ask your teacher. Change the part of your explanation that the </w:t>
+      </w:r>
+      <w:r>
+        <w:rPr>
+          <w:b/>
+        </w:rPr>
+        <w:t>evidence</w:t>
+      </w:r>
+      <w:r>
+        <w:rPr>
+          <w:b w:val="0"/>
+        </w:rPr>
+        <w:t xml:space="preserve"> shows was wrong.</w:t>
+      </w:r>
+    </w:p>
+    <w:p>
+      <w:pPr>
+        <w:spacing w:line="336" w:lineRule="auto" w:after="180"/>
+      </w:pPr>
+      <w:r>
+        <w:rPr>
+          <w:b w:val="0"/>
+        </w:rPr>
         <w:t>This week you will practise:</w:t>
       </w:r>
     </w:p>
     <w:p>
-      <w:r>
-        <w:t>Trace a reused feature extractor and a newly fitted output head</w:t>
-      </w:r>
-    </w:p>
-    <w:p>
-      <w:r>
-        <w:t>Fit a small target-task head using training data and compare a baseline</w:t>
-      </w:r>
-    </w:p>
-    <w:p>
-      <w:r>
+      <w:pPr>
+        <w:spacing w:line="336" w:lineRule="auto" w:after="180"/>
+      </w:pPr>
+      <w:r>
+        <w:rPr>
+          <w:b w:val="0"/>
+        </w:rPr>
+        <w:t xml:space="preserve">Trace a reused </w:t>
+      </w:r>
+      <w:r>
+        <w:rPr>
+          <w:b/>
+        </w:rPr>
+        <w:t>feature extractor</w:t>
+      </w:r>
+      <w:r>
+        <w:rPr>
+          <w:b w:val="0"/>
+        </w:rPr>
+        <w:t xml:space="preserve"> and a newly fitted </w:t>
+      </w:r>
+      <w:r>
+        <w:rPr>
+          <w:b/>
+        </w:rPr>
+        <w:t>output head</w:t>
+      </w:r>
+    </w:p>
+    <w:p>
+      <w:pPr>
+        <w:spacing w:line="336" w:lineRule="auto" w:after="180"/>
+      </w:pPr>
+      <w:r>
+        <w:rPr>
+          <w:b w:val="0"/>
+        </w:rPr>
+        <w:t xml:space="preserve">Fit a small target-task head using </w:t>
+      </w:r>
+      <w:r>
+        <w:rPr>
+          <w:b/>
+        </w:rPr>
+        <w:t>training</w:t>
+      </w:r>
+      <w:r>
+        <w:rPr>
+          <w:b w:val="0"/>
+        </w:rPr>
+        <w:t xml:space="preserve"> data and compare a baseline</w:t>
+      </w:r>
+    </w:p>
+    <w:p>
+      <w:pPr>
+        <w:spacing w:line="336" w:lineRule="auto" w:after="180"/>
+      </w:pPr>
+      <w:r>
+        <w:rPr>
+          <w:b w:val="0"/>
+        </w:rPr>
         <w:t>Identify when a frozen representation cannot support a new task</w:t>
       </w:r>
     </w:p>
@@ -126,8 +281,27 @@
       </w:r>
     </w:p>
     <w:p>
-      <w:r>
-        <w:t>If two different records become the same feature vector, can a deterministic output head receiving only that vector distinguish them?</w:t>
+      <w:pPr>
+        <w:spacing w:line="336" w:lineRule="auto" w:after="180"/>
+        <w:shd w:fill="F5F1FB"/>
+      </w:pPr>
+      <w:r>
+        <w:rPr>
+          <w:b w:val="0"/>
+        </w:rPr>
+        <w:t xml:space="preserve">If two different records become the same feature vector, can a deterministic </w:t>
+      </w:r>
+      <w:r>
+        <w:rPr>
+          <w:b/>
+        </w:rPr>
+        <w:t>output head</w:t>
+      </w:r>
+      <w:r>
+        <w:rPr>
+          <w:b w:val="0"/>
+        </w:rPr>
+        <w:t xml:space="preserve"> receiving only that vector distinguish them?</w:t>
       </w:r>
     </w:p>
     <w:p>
@@ -162,8 +336,26 @@
       </w:r>
     </w:p>
     <w:p>
-      <w:r>
-        <w:t>By the end, I can explain transfer learning using a traced example and a stated limitation.</w:t>
+      <w:pPr>
+        <w:spacing w:line="336" w:lineRule="auto" w:after="180"/>
+      </w:pPr>
+      <w:r>
+        <w:rPr>
+          <w:b w:val="0"/>
+        </w:rPr>
+        <w:t xml:space="preserve">By the end, I can explain </w:t>
+      </w:r>
+      <w:r>
+        <w:rPr>
+          <w:b/>
+        </w:rPr>
+        <w:t>transfer learning</w:t>
+      </w:r>
+      <w:r>
+        <w:rPr>
+          <w:b w:val="0"/>
+        </w:rPr>
+        <w:t xml:space="preserve"> using a traced example and a stated limitation.</w:t>
       </w:r>
     </w:p>
     <w:p>
@@ -176,12 +368,93 @@
     </w:p>
     <w:p>
       <w:r>
-        <w:t>A source model may learn useful features before we have many labels for a new target task. Transfer learning reuses those learned features or parameters. One approach freezes the feature extractor and fits a new output head. Fine tuning instead updates some or all of the reused parameters, usually together with the head.</w:t>
-      </w:r>
-    </w:p>
-    <w:p>
-      <w:r>
-        <w:t>Use a transparent stand-in for a source-trained extractor: f(x) = ReLU(x1 + x2), with supplied weights [1, 1] and bias 0. ReLU keeps a positive value and replaces a negative value with zero. Here x1 and x2 are nonnegative fictional event counts, so f(x) is their sum. We did not train this extractor on a source dataset; this exercise demonstrates the mechanics of reuse, not measured transfer benefits.</w:t>
+        <w:t>Investigate the supplied Transfer learning case. Separate observations, given facts and assumptions before choosing an explanation.</w:t>
+      </w:r>
+    </w:p>
+    <w:p>
+      <w:pPr>
+        <w:spacing w:line="336" w:lineRule="auto" w:after="180"/>
+      </w:pPr>
+      <w:r>
+        <w:rPr>
+          <w:b w:val="0"/>
+        </w:rPr>
+        <w:t xml:space="preserve">A source model may learn useful features before we have many labels for a new target task. </w:t>
+      </w:r>
+      <w:r>
+        <w:rPr>
+          <w:b/>
+        </w:rPr>
+        <w:t>Transfer learning</w:t>
+      </w:r>
+      <w:r>
+        <w:rPr>
+          <w:b w:val="0"/>
+        </w:rPr>
+        <w:t xml:space="preserve"> reuses those learned features or parameters. One approach freezes the </w:t>
+      </w:r>
+      <w:r>
+        <w:rPr>
+          <w:b/>
+        </w:rPr>
+        <w:t>feature extractor</w:t>
+      </w:r>
+      <w:r>
+        <w:rPr>
+          <w:b w:val="0"/>
+        </w:rPr>
+        <w:t xml:space="preserve"> and fits a new </w:t>
+      </w:r>
+      <w:r>
+        <w:rPr>
+          <w:b/>
+        </w:rPr>
+        <w:t>output head</w:t>
+      </w:r>
+      <w:r>
+        <w:rPr>
+          <w:b w:val="0"/>
+        </w:rPr>
+        <w:t>.</w:t>
+      </w:r>
+    </w:p>
+    <w:p>
+      <w:pPr>
+        <w:spacing w:line="336" w:lineRule="auto" w:after="180"/>
+      </w:pPr>
+      <w:r>
+        <w:rPr>
+          <w:b/>
+        </w:rPr>
+        <w:t>Fine tuning</w:t>
+      </w:r>
+      <w:r>
+        <w:rPr>
+          <w:b w:val="0"/>
+        </w:rPr>
+        <w:t xml:space="preserve"> instead updates some or all of the reused parameters, usually together with the head.</w:t>
+      </w:r>
+    </w:p>
+    <w:p>
+      <w:pPr>
+        <w:spacing w:line="336" w:lineRule="auto" w:after="180"/>
+      </w:pPr>
+      <w:r>
+        <w:rPr>
+          <w:b w:val="0"/>
+        </w:rPr>
+        <w:t>Use a transparent stand-in for a source-trained extractor: f(x) = ReLU(x1 + x2), with supplied weights [1, 1] and bias 0. ReLU keeps a positive value and replaces a negative value with zero.</w:t>
+      </w:r>
+    </w:p>
+    <w:p>
+      <w:pPr>
+        <w:spacing w:line="336" w:lineRule="auto" w:after="180"/>
+      </w:pPr>
+      <w:r>
+        <w:rPr>
+          <w:b w:val="0"/>
+        </w:rPr>
+        <w:t>Here x1 and x2 are nonnegative fictional event counts, so f(x) is their sum. We did not train this extractor on a source dataset; this exercise demonstrates the mechanics of reuse, not measured transfer benefits.</w:t>
       </w:r>
     </w:p>
     <w:tbl>
@@ -328,8 +601,26 @@
       </w:tr>
     </w:tbl>
     <w:p>
-      <w:r>
-        <w:t>The target is a high-activity label. The extractor returns a single number h, not a class label or probability. A new head converts h into the target prediction.</w:t>
+      <w:pPr>
+        <w:spacing w:line="336" w:lineRule="auto" w:after="180"/>
+      </w:pPr>
+      <w:r>
+        <w:rPr>
+          <w:b w:val="0"/>
+        </w:rPr>
+        <w:t xml:space="preserve">The target is a high-activity label. The extractor returns a single number h, not a class label or probability. A new head converts h into the target </w:t>
+      </w:r>
+      <w:r>
+        <w:rPr>
+          <w:b/>
+        </w:rPr>
+        <w:t>prediction</w:t>
+      </w:r>
+      <w:r>
+        <w:rPr>
+          <w:b w:val="0"/>
+        </w:rPr>
+        <w:t>.</w:t>
       </w:r>
     </w:p>
     <w:p>
@@ -365,7 +656,65 @@
     </w:p>
     <w:p>
       <w:r>
-        <w:t>Use target training records T1 [1, 1] with label 0, T2 [1, 3] with label 0, T3 [4, 2] with label 1 and T4 [5, 3] with label 1. Their extracted values are 2, 4, 6 and 8. Fit the head by trying thresholds 3, 5 and 7 and counting training mistakes. Fitting can use a small search; it need not use gradients.</w:t>
+        <w:t>Follow the mechanism for Transfer learning. Connect each labelled input, deciding step and result.</w:t>
+      </w:r>
+    </w:p>
+    <w:p>
+      <w:pPr>
+        <w:spacing w:line="336" w:lineRule="auto" w:after="180"/>
+      </w:pPr>
+      <w:r>
+        <w:rPr>
+          <w:b w:val="0"/>
+        </w:rPr>
+        <w:t xml:space="preserve">Use target </w:t>
+      </w:r>
+      <w:r>
+        <w:rPr>
+          <w:b/>
+        </w:rPr>
+        <w:t>training</w:t>
+      </w:r>
+      <w:r>
+        <w:rPr>
+          <w:b w:val="0"/>
+        </w:rPr>
+        <w:t xml:space="preserve"> records T1 [1, 1] with label 0, T2 [1, 3] with label 0, T3 [4, 2] with label 1 and T4 [5, 3] with label 1. Their extracted values are 2, 4, 6 and 8.</w:t>
+      </w:r>
+    </w:p>
+    <w:p>
+      <w:pPr>
+        <w:spacing w:line="336" w:lineRule="auto" w:after="180"/>
+      </w:pPr>
+      <w:r>
+        <w:rPr>
+          <w:b w:val="0"/>
+        </w:rPr>
+        <w:t xml:space="preserve">Fit the head by trying thresholds 3, 5 and 7 and counting </w:t>
+      </w:r>
+      <w:r>
+        <w:rPr>
+          <w:b/>
+        </w:rPr>
+        <w:t>training</w:t>
+      </w:r>
+      <w:r>
+        <w:rPr>
+          <w:b w:val="0"/>
+        </w:rPr>
+        <w:t xml:space="preserve"> mistakes. </w:t>
+      </w:r>
+      <w:r>
+        <w:rPr>
+          <w:b/>
+        </w:rPr>
+        <w:t>Fitting</w:t>
+      </w:r>
+      <w:r>
+        <w:rPr>
+          <w:b w:val="0"/>
+        </w:rPr>
+        <w:t xml:space="preserve"> can use a small search; it need not use gradients.</w:t>
       </w:r>
     </w:p>
     <w:p>
@@ -410,8 +759,49 @@
       </w:r>
     </w:p>
     <w:p>
-      <w:r>
-        <w:t>The tie rule prefers the smaller threshold if training mistake counts match; there is no tie here. The extractor remains unchanged. The code assumes finite numeric counts and valid binary labels. A constant baseline predicts the most frequent training label; with two of each, our declared tie rule chooses 0.</w:t>
+      <w:pPr>
+        <w:spacing w:line="336" w:lineRule="auto" w:after="180"/>
+      </w:pPr>
+      <w:r>
+        <w:rPr>
+          <w:b w:val="0"/>
+        </w:rPr>
+        <w:t xml:space="preserve">The tie rule prefers the smaller threshold if </w:t>
+      </w:r>
+      <w:r>
+        <w:rPr>
+          <w:b/>
+        </w:rPr>
+        <w:t>training</w:t>
+      </w:r>
+      <w:r>
+        <w:rPr>
+          <w:b w:val="0"/>
+        </w:rPr>
+        <w:t xml:space="preserve"> mistake counts match; there is no tie here. The extractor remains unchanged. The code assumes finite numeric counts and valid binary labels.</w:t>
+      </w:r>
+    </w:p>
+    <w:p>
+      <w:pPr>
+        <w:spacing w:line="336" w:lineRule="auto" w:after="180"/>
+      </w:pPr>
+      <w:r>
+        <w:rPr>
+          <w:b w:val="0"/>
+        </w:rPr>
+        <w:t xml:space="preserve">A constant baseline predicts the most frequent </w:t>
+      </w:r>
+      <w:r>
+        <w:rPr>
+          <w:b/>
+        </w:rPr>
+        <w:t>training</w:t>
+      </w:r>
+      <w:r>
+        <w:rPr>
+          <w:b w:val="0"/>
+        </w:rPr>
+        <w:t xml:space="preserve"> label; with two of each, our declared tie rule chooses 0.</w:t>
       </w:r>
     </w:p>
     <w:p>
@@ -423,8 +813,26 @@
       </w:r>
     </w:p>
     <w:p>
-      <w:r>
-        <w:t>Point to the input, the deciding step and the result in this week’s visual. Explain the same step in ordinary words. A picture helps when you can say what each part represents.</w:t>
+      <w:pPr>
+        <w:spacing w:line="336" w:lineRule="auto" w:after="180"/>
+      </w:pPr>
+      <w:r>
+        <w:rPr>
+          <w:b w:val="0"/>
+        </w:rPr>
+        <w:t xml:space="preserve">Point to the </w:t>
+      </w:r>
+      <w:r>
+        <w:rPr>
+          <w:b/>
+        </w:rPr>
+        <w:t>input</w:t>
+      </w:r>
+      <w:r>
+        <w:rPr>
+          <w:b w:val="0"/>
+        </w:rPr>
+        <w:t>, the deciding step and the result in this week’s visual. Explain the same step in ordinary words. A picture helps when you can say what each part represents.</w:t>
       </w:r>
     </w:p>
     <w:p>
@@ -436,6 +844,11 @@
       </w:r>
     </w:p>
     <w:p>
+      <w:r>
+        <w:t>Compare the supplied cases for Transfer learning. Identify the detail that changes the conclusion.</w:t>
+      </w:r>
+    </w:p>
+    <w:p>
       <w:pPr>
         <w:pStyle w:val="Heading3"/>
       </w:pPr>
@@ -444,8 +857,37 @@
       </w:r>
     </w:p>
     <w:p>
-      <w:r>
-        <w:t>For the four target training records, give the number of mistakes at thresholds 3, 5 and 7 and choose the fitted threshold. Then score that head and the declared constant baseline on V1 and V2. Explain which data fitted the head.</w:t>
+      <w:pPr>
+        <w:spacing w:line="336" w:lineRule="auto" w:after="180"/>
+      </w:pPr>
+      <w:r>
+        <w:rPr>
+          <w:b w:val="0"/>
+        </w:rPr>
+        <w:t xml:space="preserve">For the four target </w:t>
+      </w:r>
+      <w:r>
+        <w:rPr>
+          <w:b/>
+        </w:rPr>
+        <w:t>training</w:t>
+      </w:r>
+      <w:r>
+        <w:rPr>
+          <w:b w:val="0"/>
+        </w:rPr>
+        <w:t xml:space="preserve"> records, give the number of mistakes at thresholds 3, 5 and 7 and choose the fitted threshold. Then score that head and the declared constant baseline on V1 and V2.</w:t>
+      </w:r>
+    </w:p>
+    <w:p>
+      <w:pPr>
+        <w:spacing w:line="336" w:lineRule="auto" w:after="180"/>
+      </w:pPr>
+      <w:r>
+        <w:rPr>
+          <w:b w:val="0"/>
+        </w:rPr>
+        <w:t>Explain which data fitted the head.</w:t>
       </w:r>
     </w:p>
     <w:p>
@@ -490,18 +932,81 @@
       </w:r>
     </w:p>
     <w:p>
-      <w:r>
+      <w:pPr>
+        <w:pStyle w:val="Heading3"/>
+      </w:pPr>
+      <w:r>
+        <w:t>Change one thing</w:t>
+      </w:r>
+    </w:p>
+    <w:p>
+      <w:pPr>
+        <w:spacing w:line="336" w:lineRule="auto" w:after="180"/>
+        <w:shd w:fill="F5F1FB"/>
+      </w:pPr>
+      <w:r>
+        <w:rPr>
+          <w:b w:val="0"/>
+        </w:rPr>
         <w:t>Change: Query changes to [2, 1].</w:t>
       </w:r>
     </w:p>
     <w:p>
-      <w:r>
-        <w:t>Prediction: Its h becomes4 and the fitted head predicts class 0.</w:t>
-      </w:r>
-    </w:p>
-    <w:p>
-      <w:r>
-        <w:t>Reason: Extractor stays fixed; the changed input crosses the chosen head’s boundary.</w:t>
+      <w:pPr>
+        <w:pStyle w:val="Heading3"/>
+      </w:pPr>
+      <w:r>
+        <w:t>Predicted result</w:t>
+      </w:r>
+    </w:p>
+    <w:p>
+      <w:pPr>
+        <w:spacing w:line="336" w:lineRule="auto" w:after="180"/>
+        <w:shd w:fill="F1F6FC"/>
+      </w:pPr>
+      <w:r>
+        <w:rPr>
+          <w:b/>
+        </w:rPr>
+        <w:t>Prediction</w:t>
+      </w:r>
+      <w:r>
+        <w:rPr>
+          <w:b w:val="0"/>
+        </w:rPr>
+        <w:t>: Its h becomes4 and the fitted head predicts class 0.</w:t>
+      </w:r>
+    </w:p>
+    <w:p>
+      <w:pPr>
+        <w:pStyle w:val="Heading3"/>
+      </w:pPr>
+      <w:r>
+        <w:t>Why the result follows</w:t>
+      </w:r>
+    </w:p>
+    <w:p>
+      <w:pPr>
+        <w:spacing w:line="336" w:lineRule="auto" w:after="180"/>
+        <w:shd w:fill="F1F6FC"/>
+      </w:pPr>
+      <w:r>
+        <w:rPr>
+          <w:b w:val="0"/>
+        </w:rPr>
+        <w:t xml:space="preserve">Reason: Extractor stays fixed; the changed </w:t>
+      </w:r>
+      <w:r>
+        <w:rPr>
+          <w:b/>
+        </w:rPr>
+        <w:t>input</w:t>
+      </w:r>
+      <w:r>
+        <w:rPr>
+          <w:b w:val="0"/>
+        </w:rPr>
+        <w:t xml:space="preserve"> crosses the chosen head’s boundary.</w:t>
       </w:r>
     </w:p>
     <w:p>
@@ -510,6 +1015,11 @@
       </w:pPr>
       <w:r>
         <w:t>05. Words that unlock the idea</w:t>
+      </w:r>
+    </w:p>
+    <w:p>
+      <w:r>
+        <w:t>Use the vocabulary of Transfer learning to explain a concrete decision, rather than only memorising definitions.</w:t>
       </w:r>
     </w:p>
     <w:tbl>
@@ -668,6 +1178,11 @@
       </w:r>
     </w:p>
     <w:p>
+      <w:r>
+        <w:t>Follow the worked trace for Transfer learning, predict a step, then compare with its explanation.</w:t>
+      </w:r>
+    </w:p>
+    <w:p>
       <w:pPr>
         <w:pStyle w:val="Heading3"/>
       </w:pPr>
@@ -792,15 +1307,54 @@
       </w:r>
     </w:p>
     <w:p>
-      <w:r>
-        <w:t>Use the same validation records for both methods. These records were not used to fit the threshold. If validation guides later choices, reserve separate untouched final evaluation data. We have not compared with a full model trained from scratch or measured training time, so this result cannot establish either advantage.</w:t>
-      </w:r>
-    </w:p>
-    <w:p>
       <w:pPr>
         <w:pStyle w:val="Heading3"/>
       </w:pPr>
       <w:r>
+        <w:t>Worked explanation · Transfer learning</w:t>
+      </w:r>
+    </w:p>
+    <w:p>
+      <w:pPr>
+        <w:spacing w:line="336" w:lineRule="auto" w:after="180"/>
+        <w:shd w:fill="F1F6FC"/>
+      </w:pPr>
+      <w:r>
+        <w:rPr>
+          <w:b w:val="0"/>
+        </w:rPr>
+        <w:t>Use the same validation records for both methods. These records were not used to fit the threshold. If validation guides later choices, reserve separate untouched final evaluation data.</w:t>
+      </w:r>
+    </w:p>
+    <w:p>
+      <w:pPr>
+        <w:spacing w:line="336" w:lineRule="auto" w:after="180"/>
+        <w:shd w:fill="F1F6FC"/>
+      </w:pPr>
+      <w:r>
+        <w:rPr>
+          <w:b w:val="0"/>
+        </w:rPr>
+        <w:t xml:space="preserve">We have not compared with a full model trained from scratch or measured </w:t>
+      </w:r>
+      <w:r>
+        <w:rPr>
+          <w:b/>
+        </w:rPr>
+        <w:t>training</w:t>
+      </w:r>
+      <w:r>
+        <w:rPr>
+          <w:b w:val="0"/>
+        </w:rPr>
+        <w:t xml:space="preserve"> time, so this result cannot establish either advantage.</w:t>
+      </w:r>
+    </w:p>
+    <w:p>
+      <w:pPr>
+        <w:pStyle w:val="Heading3"/>
+      </w:pPr>
+      <w:r>
         <w:t>A new input [2, 3] uses the fitted threshold 5. Give h and the predicted class, including the equality rule. Which parameters changed during fitting?</w:t>
       </w:r>
     </w:p>
@@ -833,7 +1387,13 @@
       </w:r>
     </w:p>
     <w:p>
-      <w:r>
+      <w:pPr>
+        <w:spacing w:line="336" w:lineRule="auto" w:after="180"/>
+      </w:pPr>
+      <w:r>
+        <w:rPr>
+          <w:b w:val="0"/>
+        </w:rPr>
         <w:t>Cover the result before checking it. Say what is given, choose the procedure, and follow one step at a time. Then uncover the result and explain your first mismatch. Ask why a step is allowed, not only what number it produces.</w:t>
       </w:r>
     </w:p>
@@ -846,8 +1406,26 @@
       </w:r>
     </w:p>
     <w:p>
-      <w:r>
-        <w:t>Transfer a fixed feature extractor while identifying what is actually refitted.</w:t>
+      <w:pPr>
+        <w:spacing w:line="336" w:lineRule="auto" w:after="180"/>
+      </w:pPr>
+      <w:r>
+        <w:rPr>
+          <w:b w:val="0"/>
+        </w:rPr>
+        <w:t xml:space="preserve">Transfer a fixed </w:t>
+      </w:r>
+      <w:r>
+        <w:rPr>
+          <w:b/>
+        </w:rPr>
+        <w:t>feature extractor</w:t>
+      </w:r>
+      <w:r>
+        <w:rPr>
+          <w:b w:val="0"/>
+        </w:rPr>
+        <w:t xml:space="preserve"> while identifying what is actually refitted.</w:t>
       </w:r>
     </w:p>
     <w:p>
@@ -859,13 +1437,79 @@
       </w:r>
     </w:p>
     <w:p>
-      <w:r>
-        <w:t>Frozen extractorh=left+2right. New-task training inputs [1, 0]label0,[2, 1]label0,[1, 3]label1. Class1 whenh&gt;=threshold; candidates3 or5.</w:t>
-      </w:r>
-    </w:p>
-    <w:p>
-      <w:r>
-        <w:t>All inputs and outcomes in this worked example are invented classroom data; no real model run is claimed.</w:t>
+      <w:pPr>
+        <w:pStyle w:val="Heading3"/>
+      </w:pPr>
+      <w:r>
+        <w:t>Supplied facts</w:t>
+      </w:r>
+    </w:p>
+    <w:p>
+      <w:pPr>
+        <w:spacing w:line="336" w:lineRule="auto" w:after="180"/>
+        <w:shd w:fill="F1F6FC"/>
+      </w:pPr>
+      <w:r>
+        <w:rPr>
+          <w:b w:val="0"/>
+        </w:rPr>
+        <w:t xml:space="preserve">Frozen extractorh=left+2right. New-task </w:t>
+      </w:r>
+      <w:r>
+        <w:rPr>
+          <w:b/>
+        </w:rPr>
+        <w:t>training</w:t>
+      </w:r>
+      <w:r>
+        <w:rPr>
+          <w:b w:val="0"/>
+        </w:rPr>
+        <w:t xml:space="preserve"> </w:t>
+      </w:r>
+      <w:r>
+        <w:rPr>
+          <w:b/>
+        </w:rPr>
+        <w:t>input</w:t>
+      </w:r>
+      <w:r>
+        <w:rPr>
+          <w:b w:val="0"/>
+        </w:rPr>
+        <w:t>s [1, 0]label0,[2, 1]label0,[1, 3]label1. Class1 whenh&gt;=threshold; candidates3 or5.</w:t>
+      </w:r>
+    </w:p>
+    <w:p>
+      <w:pPr>
+        <w:pStyle w:val="Heading3"/>
+      </w:pPr>
+      <w:r>
+        <w:t>Supplied facts</w:t>
+      </w:r>
+    </w:p>
+    <w:p>
+      <w:pPr>
+        <w:spacing w:line="336" w:lineRule="auto" w:after="180"/>
+        <w:shd w:fill="F1F6FC"/>
+      </w:pPr>
+      <w:r>
+        <w:rPr>
+          <w:b w:val="0"/>
+        </w:rPr>
+        <w:t xml:space="preserve">All </w:t>
+      </w:r>
+      <w:r>
+        <w:rPr>
+          <w:b/>
+        </w:rPr>
+        <w:t>input</w:t>
+      </w:r>
+      <w:r>
+        <w:rPr>
+          <w:b w:val="0"/>
+        </w:rPr>
+        <w:t>s and outcomes in this worked example are invented classroom data; no real model run is claimed.</w:t>
       </w:r>
     </w:p>
     <w:p>
@@ -1028,30 +1672,144 @@
       </w:r>
     </w:p>
     <w:p>
-      <w:r>
-        <w:t>Transfer learning can keep a representation fixed while fitting a smaller output head for a new task. Here the extractor always applies the same weights, while new labels choose the head’s threshold. Applying the chosen head to a query is inference. State which part was frozen and which was fitted; this arithmetic does not establish the extractor is useful for every task.</w:t>
-      </w:r>
-    </w:p>
-    <w:p>
       <w:pPr>
         <w:pStyle w:val="Heading3"/>
       </w:pPr>
       <w:r>
+        <w:t>Why the result follows</w:t>
+      </w:r>
+    </w:p>
+    <w:p>
+      <w:pPr>
+        <w:spacing w:line="336" w:lineRule="auto" w:after="180"/>
+        <w:shd w:fill="F1F6FC"/>
+      </w:pPr>
+      <w:r>
+        <w:rPr>
+          <w:b/>
+        </w:rPr>
+        <w:t>Transfer learning</w:t>
+      </w:r>
+      <w:r>
+        <w:rPr>
+          <w:b w:val="0"/>
+        </w:rPr>
+        <w:t xml:space="preserve"> can keep a representation fixed while </w:t>
+      </w:r>
+      <w:r>
+        <w:rPr>
+          <w:b/>
+        </w:rPr>
+        <w:t>fitting</w:t>
+      </w:r>
+      <w:r>
+        <w:rPr>
+          <w:b w:val="0"/>
+        </w:rPr>
+        <w:t xml:space="preserve"> a smaller </w:t>
+      </w:r>
+      <w:r>
+        <w:rPr>
+          <w:b/>
+        </w:rPr>
+        <w:t>output head</w:t>
+      </w:r>
+      <w:r>
+        <w:rPr>
+          <w:b w:val="0"/>
+        </w:rPr>
+        <w:t xml:space="preserve"> for a new task. Here the extractor always applies the same weights, while new labels choose the head’s threshold.</w:t>
+      </w:r>
+    </w:p>
+    <w:p>
+      <w:pPr>
+        <w:spacing w:line="336" w:lineRule="auto" w:after="180"/>
+        <w:shd w:fill="F1F6FC"/>
+      </w:pPr>
+      <w:r>
+        <w:rPr>
+          <w:b w:val="0"/>
+        </w:rPr>
+        <w:t>Applying the chosen head to a query is inference. State which part was frozen and which was fitted; this arithmetic does not establish the extractor is useful for every task.</w:t>
+      </w:r>
+    </w:p>
+    <w:p>
+      <w:pPr>
+        <w:pStyle w:val="Heading3"/>
+      </w:pPr>
+      <w:r>
         <w:t>What this example does not establish</w:t>
       </w:r>
     </w:p>
     <w:p>
-      <w:r>
+      <w:pPr>
+        <w:pStyle w:val="Heading3"/>
+      </w:pPr>
+      <w:r>
+        <w:t>Keep the stated limit</w:t>
+      </w:r>
+    </w:p>
+    <w:p>
+      <w:pPr>
+        <w:spacing w:line="336" w:lineRule="auto" w:after="180"/>
+        <w:shd w:fill="FFF5E6"/>
+      </w:pPr>
+      <w:r>
+        <w:rPr>
+          <w:b w:val="0"/>
+        </w:rPr>
         <w:t>A frozen extractor can miss task-specific distinctions; transfer is a strategy requiring validation, not a guarantee of useful features.</w:t>
       </w:r>
     </w:p>
     <w:p>
-      <w:r>
-        <w:t>Read the labelled picture: Which part was trained for the new task? Point to the relevant step in the picture, then write the changed result and the rule or evidence that supports it.</w:t>
-      </w:r>
-    </w:p>
-    <w:p>
-      <w:r>
+      <w:pPr>
+        <w:pStyle w:val="Heading3"/>
+      </w:pPr>
+      <w:r>
+        <w:t>Keep the stated limit</w:t>
+      </w:r>
+    </w:p>
+    <w:p>
+      <w:pPr>
+        <w:spacing w:line="336" w:lineRule="auto" w:after="180"/>
+        <w:shd w:fill="FFF5E6"/>
+      </w:pPr>
+      <w:r>
+        <w:rPr>
+          <w:b w:val="0"/>
+        </w:rPr>
+        <w:t xml:space="preserve">Read the labelled picture: Which part was trained for the new task? Point to the relevant step in the picture, then write the changed result and the rule or </w:t>
+      </w:r>
+      <w:r>
+        <w:rPr>
+          <w:b/>
+        </w:rPr>
+        <w:t>evidence</w:t>
+      </w:r>
+      <w:r>
+        <w:rPr>
+          <w:b w:val="0"/>
+        </w:rPr>
+        <w:t xml:space="preserve"> that supports it.</w:t>
+      </w:r>
+    </w:p>
+    <w:p>
+      <w:pPr>
+        <w:pStyle w:val="Heading3"/>
+      </w:pPr>
+      <w:r>
+        <w:t>Keep the stated limit</w:t>
+      </w:r>
+    </w:p>
+    <w:p>
+      <w:pPr>
+        <w:spacing w:line="336" w:lineRule="auto" w:after="180"/>
+        <w:shd w:fill="FFF5E6"/>
+      </w:pPr>
+      <w:r>
+        <w:rPr>
+          <w:b w:val="0"/>
+        </w:rPr>
         <w:t>Change one thing: Query changes to [2, 1]. Predict the result before checking the explanation. What remains the same?</w:t>
       </w:r>
     </w:p>
@@ -1065,17 +1823,7 @@
     </w:p>
     <w:p>
       <w:r>
-        <w:t>Now change the target: predict 1 when the first count is greater than the second, otherwise 0. U [1, 3] has label 0 and V [3, 1] has label 1, but both become h = 4. Every fixed deterministic head receiving only this h must give both the same prediction. At least one of the two will be wrong, regardless of how many extra head parameters we add.</w:t>
-      </w:r>
-    </w:p>
-    <w:p>
-      <w:r>
-        <w:t>Fine tuning could change the extractor to retain relevant distinctions; it does not guarantee success. To see a possible change, hand-set the weights to [1, -1], keep bias 0 and use threshold 1. U then gives ReLU(-2) = 0 and predicts 0; V gives ReLU(2) = 2 and predicts 1. This hand-chosen repair is not a trained result or an independent evaluation.</w:t>
-      </w:r>
-    </w:p>
-    <w:p>
-      <w:r>
-        <w:t>Keeping the original input alongside h is another possible representation change. Any such change needs a new training and evaluation plan. Normalising the inputs also changes the pipeline; last week showed why that can remove useful magnitude information.</w:t>
+        <w:t>Find the unsupported step in the Transfer learning claim and explain a repair using the supplied evidence.</w:t>
       </w:r>
     </w:p>
     <w:p>
@@ -1083,12 +1831,183 @@
         <w:pStyle w:val="Heading3"/>
       </w:pPr>
       <w:r>
+        <w:t>Check the claim against the facts</w:t>
+      </w:r>
+    </w:p>
+    <w:p>
+      <w:pPr>
+        <w:spacing w:line="336" w:lineRule="auto" w:after="180"/>
+        <w:shd w:fill="FFF5E6"/>
+      </w:pPr>
+      <w:r>
+        <w:rPr>
+          <w:b w:val="0"/>
+        </w:rPr>
+        <w:t>Now change the target: predict 1 when the first count is greater than the second, otherwise 0. U [1, 3] has label 0 and V [3, 1] has label 1, but both become h = 4.</w:t>
+      </w:r>
+    </w:p>
+    <w:p>
+      <w:pPr>
+        <w:spacing w:line="336" w:lineRule="auto" w:after="180"/>
+        <w:shd w:fill="FFF5E6"/>
+      </w:pPr>
+      <w:r>
+        <w:rPr>
+          <w:b w:val="0"/>
+        </w:rPr>
+        <w:t xml:space="preserve">Every fixed deterministic head receiving only this h must give both the same </w:t>
+      </w:r>
+      <w:r>
+        <w:rPr>
+          <w:b/>
+        </w:rPr>
+        <w:t>prediction</w:t>
+      </w:r>
+      <w:r>
+        <w:rPr>
+          <w:b w:val="0"/>
+        </w:rPr>
+        <w:t>. At least one of the two will be wrong, regardless of how many extra head parameters we add.</w:t>
+      </w:r>
+    </w:p>
+    <w:p>
+      <w:pPr>
+        <w:pStyle w:val="Heading3"/>
+      </w:pPr>
+      <w:r>
+        <w:t>Check the claim against the facts</w:t>
+      </w:r>
+    </w:p>
+    <w:p>
+      <w:pPr>
+        <w:spacing w:line="336" w:lineRule="auto" w:after="180"/>
+        <w:shd w:fill="FFF5E6"/>
+      </w:pPr>
+      <w:r>
+        <w:rPr>
+          <w:b/>
+        </w:rPr>
+        <w:t>Fine tuning</w:t>
+      </w:r>
+      <w:r>
+        <w:rPr>
+          <w:b w:val="0"/>
+        </w:rPr>
+        <w:t xml:space="preserve"> could change the extractor to retain relevant distinctions; it does not guarantee success. To see a possible change, hand-set the weights to [1, -1], keep bias 0 and use threshold 1.</w:t>
+      </w:r>
+    </w:p>
+    <w:p>
+      <w:pPr>
+        <w:spacing w:line="336" w:lineRule="auto" w:after="180"/>
+        <w:shd w:fill="FFF5E6"/>
+      </w:pPr>
+      <w:r>
+        <w:rPr>
+          <w:b w:val="0"/>
+        </w:rPr>
+        <w:t>U then gives ReLU(-2) = 0 and predicts 0; V gives ReLU(2) = 2 and predicts 1. This hand-chosen repair is not a trained result or an independent evaluation.</w:t>
+      </w:r>
+    </w:p>
+    <w:p>
+      <w:pPr>
+        <w:spacing w:line="336" w:lineRule="auto" w:after="180"/>
+      </w:pPr>
+      <w:r>
+        <w:rPr>
+          <w:b w:val="0"/>
+        </w:rPr>
+        <w:t xml:space="preserve">Keeping the original </w:t>
+      </w:r>
+      <w:r>
+        <w:rPr>
+          <w:b/>
+        </w:rPr>
+        <w:t>input</w:t>
+      </w:r>
+      <w:r>
+        <w:rPr>
+          <w:b w:val="0"/>
+        </w:rPr>
+        <w:t xml:space="preserve"> alongside h is another possible representation change. Any such change needs a new </w:t>
+      </w:r>
+      <w:r>
+        <w:rPr>
+          <w:b/>
+        </w:rPr>
+        <w:t>training</w:t>
+      </w:r>
+      <w:r>
+        <w:rPr>
+          <w:b w:val="0"/>
+        </w:rPr>
+        <w:t xml:space="preserve"> and evaluation plan.</w:t>
+      </w:r>
+    </w:p>
+    <w:p>
+      <w:pPr>
+        <w:spacing w:line="336" w:lineRule="auto" w:after="180"/>
+      </w:pPr>
+      <w:r>
+        <w:rPr>
+          <w:b w:val="0"/>
+        </w:rPr>
+        <w:t xml:space="preserve">Normalising the </w:t>
+      </w:r>
+      <w:r>
+        <w:rPr>
+          <w:b/>
+        </w:rPr>
+        <w:t>input</w:t>
+      </w:r>
+      <w:r>
+        <w:rPr>
+          <w:b w:val="0"/>
+        </w:rPr>
+        <w:t>s also changes the pipeline; last week showed why that can remove useful magnitude information.</w:t>
+      </w:r>
+    </w:p>
+    <w:p>
+      <w:pPr>
+        <w:pStyle w:val="Heading3"/>
+      </w:pPr>
+      <w:r>
         <w:t>Locate the earliest unsupported step</w:t>
       </w:r>
     </w:p>
     <w:p>
-      <w:r>
-        <w:t>For the first-count-greater target, explain why the original extractor cannot distinguish U [1, 3] from V [3, 1]. Trace the hand-chosen [1, -1] extractor and threshold 1. Does this show that fine tuning has been trained and independently validated?</w:t>
+      <w:pPr>
+        <w:spacing w:line="336" w:lineRule="auto" w:after="180"/>
+        <w:shd w:fill="F5F1FB"/>
+      </w:pPr>
+      <w:r>
+        <w:rPr>
+          <w:b w:val="0"/>
+        </w:rPr>
+        <w:t>For the first-count-greater target, explain why the original extractor cannot distinguish U [1, 3] from V [3, 1]. Trace the hand-chosen [1, -1] extractor and threshold 1.</w:t>
+      </w:r>
+    </w:p>
+    <w:p>
+      <w:pPr>
+        <w:spacing w:line="336" w:lineRule="auto" w:after="180"/>
+        <w:shd w:fill="F5F1FB"/>
+      </w:pPr>
+      <w:r>
+        <w:rPr>
+          <w:b w:val="0"/>
+        </w:rPr>
+        <w:t xml:space="preserve">Does this show that </w:t>
+      </w:r>
+      <w:r>
+        <w:rPr>
+          <w:b/>
+        </w:rPr>
+        <w:t>fine tuning</w:t>
+      </w:r>
+      <w:r>
+        <w:rPr>
+          <w:b w:val="0"/>
+        </w:rPr>
+        <w:t xml:space="preserve"> has been trained and independently validated?</w:t>
       </w:r>
     </w:p>
     <w:p>
@@ -1139,7 +2058,30 @@
     </w:p>
     <w:p>
       <w:r>
-        <w:t>For input [4, 2], compute h using the original extractor and the class at threshold 5. Identify the frozen weights and bias, the fitted quantity, and why h is not a probability.</w:t>
+        <w:t>Practise Transfer learning with support, then explain the deciding step in your own words.</w:t>
+      </w:r>
+    </w:p>
+    <w:p>
+      <w:pPr>
+        <w:spacing w:line="336" w:lineRule="auto" w:after="180"/>
+      </w:pPr>
+      <w:r>
+        <w:rPr>
+          <w:b w:val="0"/>
+        </w:rPr>
+        <w:t xml:space="preserve">For </w:t>
+      </w:r>
+      <w:r>
+        <w:rPr>
+          <w:b/>
+        </w:rPr>
+        <w:t>input</w:t>
+      </w:r>
+      <w:r>
+        <w:rPr>
+          <w:b w:val="0"/>
+        </w:rPr>
+        <w:t xml:space="preserve"> [4, 2], compute h using the original extractor and the class at threshold 5. Identify the frozen weights and bias, the fitted quantity, and why h is not a probability.</w:t>
       </w:r>
     </w:p>
     <w:p>
@@ -1207,8 +2149,38 @@
       </w:r>
     </w:p>
     <w:p>
-      <w:r>
-        <w:t>Use workbook W2 for the connected example “Transfer learning”. First fill the input and rule boxes. Try the middle steps before asking for a hint. After a hint, try the next step yourself.</w:t>
+      <w:pPr>
+        <w:spacing w:line="336" w:lineRule="auto" w:after="180"/>
+      </w:pPr>
+      <w:r>
+        <w:rPr>
+          <w:b w:val="0"/>
+        </w:rPr>
+        <w:t>Use workbook W2 for the connected example “</w:t>
+      </w:r>
+      <w:r>
+        <w:rPr>
+          <w:b/>
+        </w:rPr>
+        <w:t>Transfer learning</w:t>
+      </w:r>
+      <w:r>
+        <w:rPr>
+          <w:b w:val="0"/>
+        </w:rPr>
+        <w:t xml:space="preserve">”. First fill the </w:t>
+      </w:r>
+      <w:r>
+        <w:rPr>
+          <w:b/>
+        </w:rPr>
+        <w:t>input</w:t>
+      </w:r>
+      <w:r>
+        <w:rPr>
+          <w:b w:val="0"/>
+        </w:rPr>
+        <w:t xml:space="preserve"> and rule boxes. Try the middle steps before asking for a hint. After a hint, try the next step yourself.</w:t>
       </w:r>
     </w:p>
     <w:tbl>
@@ -1291,7 +2263,13 @@
       </w:tr>
     </w:tbl>
     <w:p>
-      <w:r>
+      <w:pPr>
+        <w:spacing w:line="336" w:lineRule="auto" w:after="180"/>
+      </w:pPr>
+      <w:r>
+        <w:rPr>
+          <w:b w:val="0"/>
+        </w:rPr>
         <w:t>Explain your trace to a partner. Your partner points to one step to check. Swap roles on the next case. Each person writes their own explanation.</w:t>
       </w:r>
     </w:p>
@@ -1304,12 +2282,47 @@
       </w:r>
     </w:p>
     <w:p>
-      <w:r>
-        <w:t>Use the worked case for Transfer learning. Proposed explanation: “Frozen means the whole model cannot learn”. Decide whether this explanation is supported. Point to the step or supplied fact that decides; explain your repair if needed.</w:t>
-      </w:r>
-    </w:p>
-    <w:p>
-      <w:r>
+      <w:pPr>
+        <w:spacing w:line="336" w:lineRule="auto" w:after="180"/>
+      </w:pPr>
+      <w:r>
+        <w:rPr>
+          <w:b w:val="0"/>
+        </w:rPr>
+        <w:t xml:space="preserve">Use the worked case for </w:t>
+      </w:r>
+      <w:r>
+        <w:rPr>
+          <w:b/>
+        </w:rPr>
+        <w:t>Transfer learning</w:t>
+      </w:r>
+      <w:r>
+        <w:rPr>
+          <w:b w:val="0"/>
+        </w:rPr>
+        <w:t>. Proposed explanation: “Frozen means the whole model cannot learn”. Decide whether this explanation is supported.</w:t>
+      </w:r>
+    </w:p>
+    <w:p>
+      <w:pPr>
+        <w:spacing w:line="336" w:lineRule="auto" w:after="180"/>
+      </w:pPr>
+      <w:r>
+        <w:rPr>
+          <w:b w:val="0"/>
+        </w:rPr>
+        <w:t>Point to the step or supplied fact that decides; explain your repair if needed.</w:t>
+      </w:r>
+    </w:p>
+    <w:p>
+      <w:pPr>
+        <w:spacing w:line="336" w:lineRule="auto" w:after="180"/>
+      </w:pPr>
+      <w:r>
+        <w:rPr>
+          <w:b w:val="0"/>
+        </w:rPr>
         <w:t>Answer on your own before discussion. If you are unsure, say which step you need help with.</w:t>
       </w:r>
     </w:p>
@@ -1322,8 +2335,26 @@
       </w:r>
     </w:p>
     <w:p>
-      <w:r>
-        <w:t>Which part was trained for the new task? Point to the relevant step in the picture, then write the changed result and the rule or evidence that supports it.</w:t>
+      <w:pPr>
+        <w:spacing w:line="336" w:lineRule="auto" w:after="180"/>
+      </w:pPr>
+      <w:r>
+        <w:rPr>
+          <w:b w:val="0"/>
+        </w:rPr>
+        <w:t xml:space="preserve">Which part was trained for the new task? Point to the relevant step in the picture, then write the changed result and the rule or </w:t>
+      </w:r>
+      <w:r>
+        <w:rPr>
+          <w:b/>
+        </w:rPr>
+        <w:t>evidence</w:t>
+      </w:r>
+      <w:r>
+        <w:rPr>
+          <w:b w:val="0"/>
+        </w:rPr>
+        <w:t xml:space="preserve"> that supports it.</w:t>
       </w:r>
     </w:p>
     <w:p>
@@ -1355,7 +2386,13 @@
       </w:r>
     </w:p>
     <w:p>
-      <w:r>
+      <w:pPr>
+        <w:spacing w:line="336" w:lineRule="auto" w:after="180"/>
+      </w:pPr>
+      <w:r>
+        <w:rPr>
+          <w:b w:val="0"/>
+        </w:rPr>
         <w:t>This is supported practice. Keep the separately named independent case for an attempt before feedback.</w:t>
       </w:r>
     </w:p>
@@ -1368,6 +2405,11 @@
       </w:r>
     </w:p>
     <w:p>
+      <w:r>
+        <w:t>Investigate Transfer learning. Record the prediction, actual observation or labelled paper trace, explanation and next test separately.</w:t>
+      </w:r>
+    </w:p>
+    <w:p>
       <w:pPr>
         <w:pStyle w:val="Heading3"/>
       </w:pPr>
@@ -1376,8 +2418,37 @@
       </w:r>
     </w:p>
     <w:p>
-      <w:r>
-        <w:t>For the four target training records, give the number of mistakes at thresholds 3, 5 and 7 and choose the fitted threshold. Then score that head and the declared constant baseline on V1 and V2. Explain which data fitted the head.</w:t>
+      <w:pPr>
+        <w:spacing w:line="336" w:lineRule="auto" w:after="180"/>
+      </w:pPr>
+      <w:r>
+        <w:rPr>
+          <w:b w:val="0"/>
+        </w:rPr>
+        <w:t xml:space="preserve">For the four target </w:t>
+      </w:r>
+      <w:r>
+        <w:rPr>
+          <w:b/>
+        </w:rPr>
+        <w:t>training</w:t>
+      </w:r>
+      <w:r>
+        <w:rPr>
+          <w:b w:val="0"/>
+        </w:rPr>
+        <w:t xml:space="preserve"> records, give the number of mistakes at thresholds 3, 5 and 7 and choose the fitted threshold. Then score that head and the declared constant baseline on V1 and V2.</w:t>
+      </w:r>
+    </w:p>
+    <w:p>
+      <w:pPr>
+        <w:spacing w:line="336" w:lineRule="auto" w:after="180"/>
+      </w:pPr>
+      <w:r>
+        <w:rPr>
+          <w:b w:val="0"/>
+        </w:rPr>
+        <w:t>Explain which data fitted the head.</w:t>
       </w:r>
     </w:p>
     <w:p>
@@ -1558,7 +2629,13 @@
       </w:tr>
     </w:tbl>
     <w:p>
-      <w:r>
+      <w:pPr>
+        <w:spacing w:line="336" w:lineRule="auto" w:after="180"/>
+      </w:pPr>
+      <w:r>
+        <w:rPr>
+          <w:b w:val="0"/>
+        </w:rPr>
         <w:t>On paper, trace the supplied procedure. If code is provided, predict before running it in a local practice file. Never write an expected answer as though it were an observed run.</w:t>
       </w:r>
     </w:p>
@@ -1571,7 +2648,13 @@
       </w:r>
     </w:p>
     <w:p>
-      <w:r>
+      <w:pPr>
+        <w:spacing w:line="336" w:lineRule="auto" w:after="180"/>
+      </w:pPr>
+      <w:r>
+        <w:rPr>
+          <w:b w:val="0"/>
+        </w:rPr>
         <w:t>Before trying: what do I expect, and why? While trying: which step could first go wrong? Afterwards: what did I actually observe, and what should change? Keep “not run” if you only traced the procedure.</w:t>
       </w:r>
     </w:p>
@@ -1584,6 +2667,11 @@
       </w:r>
     </w:p>
     <w:p>
+      <w:r>
+        <w:t>Move from recall to tracing, diagnosis and transfer in Transfer learning. Explain why each step is justified.</w:t>
+      </w:r>
+    </w:p>
+    <w:p>
       <w:pPr>
         <w:pStyle w:val="Heading3"/>
       </w:pPr>
@@ -1592,18 +2680,96 @@
       </w:r>
     </w:p>
     <w:p>
-      <w:r>
-        <w:t>For input [4, 2], compute h using the original extractor and the class at threshold 5. Identify the frozen weights and bias, the fitted quantity, and why h is not a probability.</w:t>
-      </w:r>
-    </w:p>
-    <w:p>
-      <w:r>
-        <w:t>For the first-count-greater target, explain why the original extractor cannot distinguish U [1, 3] from V [3, 1]. Trace the hand-chosen [1, -1] extractor and threshold 1. Does this show that fine tuning has been trained and independently validated?</w:t>
-      </w:r>
-    </w:p>
-    <w:p>
-      <w:r>
-        <w:t>A report omits the source checkpoint and preprocessing, claims faster learning without timing, and repeatedly chooses settings using the final evaluation set. Name the missing records and propose a fair comparison with a model trained from scratch.</w:t>
+      <w:pPr>
+        <w:spacing w:line="336" w:lineRule="auto" w:after="180"/>
+      </w:pPr>
+      <w:r>
+        <w:rPr>
+          <w:b w:val="0"/>
+        </w:rPr>
+        <w:t xml:space="preserve">For </w:t>
+      </w:r>
+      <w:r>
+        <w:rPr>
+          <w:b/>
+        </w:rPr>
+        <w:t>input</w:t>
+      </w:r>
+      <w:r>
+        <w:rPr>
+          <w:b w:val="0"/>
+        </w:rPr>
+        <w:t xml:space="preserve"> [4, 2], compute h using the original extractor and the class at threshold 5. Identify the frozen weights and bias, the fitted quantity, and why h is not a probability.</w:t>
+      </w:r>
+    </w:p>
+    <w:p>
+      <w:pPr>
+        <w:spacing w:line="336" w:lineRule="auto" w:after="180"/>
+        <w:shd w:fill="F5F1FB"/>
+      </w:pPr>
+      <w:r>
+        <w:rPr>
+          <w:b w:val="0"/>
+        </w:rPr>
+        <w:t>For the first-count-greater target, explain why the original extractor cannot distinguish U [1, 3] from V [3, 1]. Trace the hand-chosen [1, -1] extractor and threshold 1.</w:t>
+      </w:r>
+    </w:p>
+    <w:p>
+      <w:pPr>
+        <w:spacing w:line="336" w:lineRule="auto" w:after="180"/>
+        <w:shd w:fill="F5F1FB"/>
+      </w:pPr>
+      <w:r>
+        <w:rPr>
+          <w:b w:val="0"/>
+        </w:rPr>
+        <w:t xml:space="preserve">Does this show that </w:t>
+      </w:r>
+      <w:r>
+        <w:rPr>
+          <w:b/>
+        </w:rPr>
+        <w:t>fine tuning</w:t>
+      </w:r>
+      <w:r>
+        <w:rPr>
+          <w:b w:val="0"/>
+        </w:rPr>
+        <w:t xml:space="preserve"> has been trained and independently validated?</w:t>
+      </w:r>
+    </w:p>
+    <w:p>
+      <w:pPr>
+        <w:spacing w:line="336" w:lineRule="auto" w:after="180"/>
+      </w:pPr>
+      <w:r>
+        <w:rPr>
+          <w:b w:val="0"/>
+        </w:rPr>
+        <w:t>A report omits the source checkpoint and pre</w:t>
+      </w:r>
+      <w:r>
+        <w:rPr>
+          <w:b/>
+        </w:rPr>
+        <w:t>process</w:t>
+      </w:r>
+      <w:r>
+        <w:rPr>
+          <w:b w:val="0"/>
+        </w:rPr>
+        <w:t>ing, claims faster learning without timing, and repeatedly chooses settings using the final evaluation set.</w:t>
+      </w:r>
+    </w:p>
+    <w:p>
+      <w:pPr>
+        <w:spacing w:line="336" w:lineRule="auto" w:after="180"/>
+      </w:pPr>
+      <w:r>
+        <w:rPr>
+          <w:b w:val="0"/>
+        </w:rPr>
+        <w:t>Name the missing records and propose a fair comparison with a model trained from scratch.</w:t>
       </w:r>
     </w:p>
     <w:p>
@@ -1649,7 +2815,101 @@
     </w:p>
     <w:p>
       <w:r>
-        <w:t>Add a labelled transfer learning evidence sheet to Image-pattern Network Investigation. Show how you can trace a reused feature extractor and a newly fitted output head. Use the supplied fictional case and keep its inputs, intermediate steps, calculation or prediction, and limitation. Connect this record to last week’s record; a matching answer without a trace is insufficient.</w:t>
+        <w:t>Apply this week’s idea to Image-pattern Network Investigation. Keep an annotated decision and the evidence supporting it.</w:t>
+      </w:r>
+    </w:p>
+    <w:p>
+      <w:pPr>
+        <w:spacing w:line="336" w:lineRule="auto" w:after="180"/>
+      </w:pPr>
+      <w:r>
+        <w:rPr>
+          <w:b w:val="0"/>
+        </w:rPr>
+        <w:t xml:space="preserve">Add a labelled </w:t>
+      </w:r>
+      <w:r>
+        <w:rPr>
+          <w:b/>
+        </w:rPr>
+        <w:t>transfer learning</w:t>
+      </w:r>
+      <w:r>
+        <w:rPr>
+          <w:b w:val="0"/>
+        </w:rPr>
+        <w:t xml:space="preserve"> </w:t>
+      </w:r>
+      <w:r>
+        <w:rPr>
+          <w:b/>
+        </w:rPr>
+        <w:t>evidence</w:t>
+      </w:r>
+      <w:r>
+        <w:rPr>
+          <w:b w:val="0"/>
+        </w:rPr>
+        <w:t xml:space="preserve"> sheet to Image-pattern Network Investigation. Show how you can trace a reused </w:t>
+      </w:r>
+      <w:r>
+        <w:rPr>
+          <w:b/>
+        </w:rPr>
+        <w:t>feature extractor</w:t>
+      </w:r>
+      <w:r>
+        <w:rPr>
+          <w:b w:val="0"/>
+        </w:rPr>
+        <w:t xml:space="preserve"> and a newly fitted </w:t>
+      </w:r>
+      <w:r>
+        <w:rPr>
+          <w:b/>
+        </w:rPr>
+        <w:t>output head</w:t>
+      </w:r>
+      <w:r>
+        <w:rPr>
+          <w:b w:val="0"/>
+        </w:rPr>
+        <w:t>.</w:t>
+      </w:r>
+    </w:p>
+    <w:p>
+      <w:pPr>
+        <w:spacing w:line="336" w:lineRule="auto" w:after="180"/>
+      </w:pPr>
+      <w:r>
+        <w:rPr>
+          <w:b w:val="0"/>
+        </w:rPr>
+        <w:t xml:space="preserve">Use the supplied fictional case and keep its </w:t>
+      </w:r>
+      <w:r>
+        <w:rPr>
+          <w:b/>
+        </w:rPr>
+        <w:t>input</w:t>
+      </w:r>
+      <w:r>
+        <w:rPr>
+          <w:b w:val="0"/>
+        </w:rPr>
+        <w:t xml:space="preserve">s, intermediate steps, calculation or </w:t>
+      </w:r>
+      <w:r>
+        <w:rPr>
+          <w:b/>
+        </w:rPr>
+        <w:t>prediction</w:t>
+      </w:r>
+      <w:r>
+        <w:rPr>
+          <w:b w:val="0"/>
+        </w:rPr>
+        <w:t>, and limitation. Connect this record to last week’s record; a matching answer without a trace is insufficient.</w:t>
       </w:r>
     </w:p>
     <w:tbl>
@@ -1777,8 +3037,37 @@
       </w:r>
     </w:p>
     <w:p>
-      <w:r>
-        <w:t>For your Image-pattern Network Investigation, save the input, procedure, observed result and limitation of this check. Label this worked example as practice; use a different, previously unreviewed case when checking independent understanding.</w:t>
+      <w:pPr>
+        <w:spacing w:line="336" w:lineRule="auto" w:after="180"/>
+      </w:pPr>
+      <w:r>
+        <w:rPr>
+          <w:b w:val="0"/>
+        </w:rPr>
+        <w:t xml:space="preserve">For your Image-pattern Network Investigation, save the </w:t>
+      </w:r>
+      <w:r>
+        <w:rPr>
+          <w:b/>
+        </w:rPr>
+        <w:t>input</w:t>
+      </w:r>
+      <w:r>
+        <w:rPr>
+          <w:b w:val="0"/>
+        </w:rPr>
+        <w:t>, procedure, observed result and limitation of this check.</w:t>
+      </w:r>
+    </w:p>
+    <w:p>
+      <w:pPr>
+        <w:spacing w:line="336" w:lineRule="auto" w:after="180"/>
+      </w:pPr>
+      <w:r>
+        <w:rPr>
+          <w:b w:val="0"/>
+        </w:rPr>
+        <w:t>Label this worked example as practice; use a different, previously unreviewed case when checking independent understanding.</w:t>
       </w:r>
     </w:p>
     <w:p>
@@ -1791,7 +3080,53 @@
     </w:p>
     <w:p>
       <w:r>
-        <w:t>For a real source-trained model, record the checkpoint version, source task and data provenance, permitted use, input order and preprocessing, frozen and trainable parts, target splits, baseline and resource budget. Check for source-data overlap with target evaluation records; a different filename is not proof of independence. If source history is unknown, report that limitation.</w:t>
+        <w:t>Use a genuinely new case for independent evidence. Previously discussed examples remain practice; use the separately named independent case before feedback.</w:t>
+      </w:r>
+    </w:p>
+    <w:p>
+      <w:pPr>
+        <w:spacing w:line="336" w:lineRule="auto" w:after="180"/>
+      </w:pPr>
+      <w:r>
+        <w:rPr>
+          <w:b w:val="0"/>
+        </w:rPr>
+        <w:t xml:space="preserve">For a real source-trained model, record the checkpoint version, source task and data provenance, permitted use, </w:t>
+      </w:r>
+      <w:r>
+        <w:rPr>
+          <w:b/>
+        </w:rPr>
+        <w:t>input</w:t>
+      </w:r>
+      <w:r>
+        <w:rPr>
+          <w:b w:val="0"/>
+        </w:rPr>
+        <w:t xml:space="preserve"> order and pre</w:t>
+      </w:r>
+      <w:r>
+        <w:rPr>
+          <w:b/>
+        </w:rPr>
+        <w:t>process</w:t>
+      </w:r>
+      <w:r>
+        <w:rPr>
+          <w:b w:val="0"/>
+        </w:rPr>
+        <w:t>ing, frozen and trainable parts, target splits, baseline and resource budget.</w:t>
+      </w:r>
+    </w:p>
+    <w:p>
+      <w:pPr>
+        <w:spacing w:line="336" w:lineRule="auto" w:after="180"/>
+      </w:pPr>
+      <w:r>
+        <w:rPr>
+          <w:b w:val="0"/>
+        </w:rPr>
+        <w:t>Check for source-data overlap with target evaluation records; a different filename is not proof of independence. If source history is unknown, report that limitation.</w:t>
       </w:r>
     </w:p>
     <w:p>
@@ -1823,13 +3158,83 @@
       </w:r>
     </w:p>
     <w:p>
-      <w:r>
-        <w:t>Evaluate methods on the same target examples under a declared training budget, with choices made before final evaluation. Record errors as well as totals. Next week examines uncertainty and failure analysis, including confident predictions that can still be wrong.</w:t>
-      </w:r>
-    </w:p>
-    <w:p>
-      <w:r>
-        <w:t>A report omits the source checkpoint and preprocessing, claims faster learning without timing, and repeatedly chooses settings using the final evaluation set. Name the missing records and propose a fair comparison with a model trained from scratch.</w:t>
+      <w:pPr>
+        <w:spacing w:line="336" w:lineRule="auto" w:after="180"/>
+      </w:pPr>
+      <w:r>
+        <w:rPr>
+          <w:b w:val="0"/>
+        </w:rPr>
+        <w:t xml:space="preserve">Evaluate methods on the same target examples under a declared </w:t>
+      </w:r>
+      <w:r>
+        <w:rPr>
+          <w:b/>
+        </w:rPr>
+        <w:t>training</w:t>
+      </w:r>
+      <w:r>
+        <w:rPr>
+          <w:b w:val="0"/>
+        </w:rPr>
+        <w:t xml:space="preserve"> budget, with choices made before final evaluation. Record errors as well as totals.</w:t>
+      </w:r>
+    </w:p>
+    <w:p>
+      <w:pPr>
+        <w:spacing w:line="336" w:lineRule="auto" w:after="180"/>
+      </w:pPr>
+      <w:r>
+        <w:rPr>
+          <w:b w:val="0"/>
+        </w:rPr>
+        <w:t xml:space="preserve">Next week examines uncertainty and failure analysis, including confident </w:t>
+      </w:r>
+      <w:r>
+        <w:rPr>
+          <w:b/>
+        </w:rPr>
+        <w:t>prediction</w:t>
+      </w:r>
+      <w:r>
+        <w:rPr>
+          <w:b w:val="0"/>
+        </w:rPr>
+        <w:t>s that can still be wrong.</w:t>
+      </w:r>
+    </w:p>
+    <w:p>
+      <w:pPr>
+        <w:spacing w:line="336" w:lineRule="auto" w:after="180"/>
+      </w:pPr>
+      <w:r>
+        <w:rPr>
+          <w:b w:val="0"/>
+        </w:rPr>
+        <w:t>A report omits the source checkpoint and pre</w:t>
+      </w:r>
+      <w:r>
+        <w:rPr>
+          <w:b/>
+        </w:rPr>
+        <w:t>process</w:t>
+      </w:r>
+      <w:r>
+        <w:rPr>
+          <w:b w:val="0"/>
+        </w:rPr>
+        <w:t>ing, claims faster learning without timing, and repeatedly chooses settings using the final evaluation set.</w:t>
+      </w:r>
+    </w:p>
+    <w:p>
+      <w:pPr>
+        <w:spacing w:line="336" w:lineRule="auto" w:after="180"/>
+      </w:pPr>
+      <w:r>
+        <w:rPr>
+          <w:b w:val="0"/>
+        </w:rPr>
+        <w:t>Name the missing records and propose a fair comparison with a model trained from scratch.</w:t>
       </w:r>
     </w:p>
     <w:p>
@@ -1866,6 +3271,11 @@
       </w:pPr>
       <w:r>
         <w:t>13. Study a complete case</w:t>
+      </w:r>
+    </w:p>
+    <w:p>
+      <w:r>
+        <w:t>Revisit the complete Transfer learning case for supported practice. Repeated examples do not become fresh assessments.</w:t>
       </w:r>
     </w:p>
     <w:p>
@@ -2001,8 +3411,26 @@
       </w:r>
     </w:p>
     <w:p>
-      <w:r>
-        <w:t>Follow the input through the stated procedure to its result. Cover the result first, predict it, then explain every intermediate step. The text/table accompanies the figure so the example can be read without colour.</w:t>
+      <w:pPr>
+        <w:spacing w:line="336" w:lineRule="auto" w:after="180"/>
+      </w:pPr>
+      <w:r>
+        <w:rPr>
+          <w:b w:val="0"/>
+        </w:rPr>
+        <w:t xml:space="preserve">Follow the </w:t>
+      </w:r>
+      <w:r>
+        <w:rPr>
+          <w:b/>
+        </w:rPr>
+        <w:t>input</w:t>
+      </w:r>
+      <w:r>
+        <w:rPr>
+          <w:b w:val="0"/>
+        </w:rPr>
+        <w:t xml:space="preserve"> through the stated procedure to its result. Cover the result first, predict it, then explain every intermediate step. The text/table accompanies the figure so the example can be read without colour.</w:t>
       </w:r>
     </w:p>
     <w:p>
@@ -2052,6 +3480,11 @@
       </w:r>
     </w:p>
     <w:p>
+      <w:r>
+        <w:t>Attempt the reserved new case before feedback. Record support; the earlier examples below remain additional practice.</w:t>
+      </w:r>
+    </w:p>
+    <w:p>
       <w:pPr>
         <w:pStyle w:val="Heading3"/>
       </w:pPr>
@@ -2060,8 +3493,84 @@
       </w:r>
     </w:p>
     <w:p>
-      <w:r>
-        <w:t>A separate frozen extractor is h = 2*x1 + x2. Training inputs [1, 0], [1, 2], [2, 1], [3, 1] have labels 0, 0, 1, 1. Compare thresholds 2, 4 and 6 using prediction 1 when h &gt;= threshold; choose the fewest mistakes, breaking ties toward the smaller threshold. Score it on validation [2, 0] with label 1 and [0, 2] with label 0. Compare with the training-majority baseline, whose tie rule chooses 0.</w:t>
+      <w:pPr>
+        <w:spacing w:line="336" w:lineRule="auto" w:after="180"/>
+      </w:pPr>
+      <w:r>
+        <w:rPr>
+          <w:b w:val="0"/>
+        </w:rPr>
+        <w:t xml:space="preserve">A separate frozen extractor is h = 2*x1 + x2. </w:t>
+      </w:r>
+      <w:r>
+        <w:rPr>
+          <w:b/>
+        </w:rPr>
+        <w:t>Training</w:t>
+      </w:r>
+      <w:r>
+        <w:rPr>
+          <w:b w:val="0"/>
+        </w:rPr>
+        <w:t xml:space="preserve"> </w:t>
+      </w:r>
+      <w:r>
+        <w:rPr>
+          <w:b/>
+        </w:rPr>
+        <w:t>input</w:t>
+      </w:r>
+      <w:r>
+        <w:rPr>
+          <w:b w:val="0"/>
+        </w:rPr>
+        <w:t>s [1, 0], [1, 2], [2, 1], [3, 1] have labels 0, 0, 1, 1.</w:t>
+      </w:r>
+    </w:p>
+    <w:p>
+      <w:pPr>
+        <w:spacing w:line="336" w:lineRule="auto" w:after="180"/>
+      </w:pPr>
+      <w:r>
+        <w:rPr>
+          <w:b w:val="0"/>
+        </w:rPr>
+        <w:t xml:space="preserve">Compare thresholds 2, 4 and 6 using </w:t>
+      </w:r>
+      <w:r>
+        <w:rPr>
+          <w:b/>
+        </w:rPr>
+        <w:t>prediction</w:t>
+      </w:r>
+      <w:r>
+        <w:rPr>
+          <w:b w:val="0"/>
+        </w:rPr>
+        <w:t xml:space="preserve"> 1 when h &gt;= threshold; choose the fewest mistakes, breaking ties toward the smaller threshold. Score it on validation [2, 0] with label 1 and [0, 2] with label 0.</w:t>
+      </w:r>
+    </w:p>
+    <w:p>
+      <w:pPr>
+        <w:spacing w:line="336" w:lineRule="auto" w:after="180"/>
+      </w:pPr>
+      <w:r>
+        <w:rPr>
+          <w:b w:val="0"/>
+        </w:rPr>
+        <w:t xml:space="preserve">Compare with the </w:t>
+      </w:r>
+      <w:r>
+        <w:rPr>
+          <w:b/>
+        </w:rPr>
+        <w:t>training</w:t>
+      </w:r>
+      <w:r>
+        <w:rPr>
+          <w:b w:val="0"/>
+        </w:rPr>
+        <w:t>-majority baseline, whose tie rule chooses 0.</w:t>
       </w:r>
     </w:p>
     <w:p>
@@ -2108,7 +3617,13 @@
       </w:r>
     </w:p>
     <w:p>
-      <w:r>
+      <w:pPr>
+        <w:spacing w:line="336" w:lineRule="auto" w:after="180"/>
+      </w:pPr>
+      <w:r>
+        <w:rPr>
+          <w:b w:val="0"/>
+        </w:rPr>
         <w:t>Attempt this case before feedback. Record any help. Earlier examples below are further practice; a case already practised with feedback cannot establish fresh transfer.</w:t>
       </w:r>
     </w:p>
@@ -2121,8 +3636,84 @@
       </w:r>
     </w:p>
     <w:p>
-      <w:r>
-        <w:t>A separate frozen extractor is h = 2*x1 + x2. Training inputs [1, 0], [1, 2], [2, 1], [3, 1] have labels 0, 0, 1, 1. Compare thresholds 2, 4 and 6 using prediction 1 when h &gt;= threshold; choose the fewest mistakes, breaking ties toward the smaller threshold. Score it on validation [2, 0] with label 1 and [0, 2] with label 0. Compare with the training-majority baseline, whose tie rule chooses 0.</w:t>
+      <w:pPr>
+        <w:spacing w:line="336" w:lineRule="auto" w:after="180"/>
+      </w:pPr>
+      <w:r>
+        <w:rPr>
+          <w:b w:val="0"/>
+        </w:rPr>
+        <w:t xml:space="preserve">A separate frozen extractor is h = 2*x1 + x2. </w:t>
+      </w:r>
+      <w:r>
+        <w:rPr>
+          <w:b/>
+        </w:rPr>
+        <w:t>Training</w:t>
+      </w:r>
+      <w:r>
+        <w:rPr>
+          <w:b w:val="0"/>
+        </w:rPr>
+        <w:t xml:space="preserve"> </w:t>
+      </w:r>
+      <w:r>
+        <w:rPr>
+          <w:b/>
+        </w:rPr>
+        <w:t>input</w:t>
+      </w:r>
+      <w:r>
+        <w:rPr>
+          <w:b w:val="0"/>
+        </w:rPr>
+        <w:t>s [1, 0], [1, 2], [2, 1], [3, 1] have labels 0, 0, 1, 1.</w:t>
+      </w:r>
+    </w:p>
+    <w:p>
+      <w:pPr>
+        <w:spacing w:line="336" w:lineRule="auto" w:after="180"/>
+      </w:pPr>
+      <w:r>
+        <w:rPr>
+          <w:b w:val="0"/>
+        </w:rPr>
+        <w:t xml:space="preserve">Compare thresholds 2, 4 and 6 using </w:t>
+      </w:r>
+      <w:r>
+        <w:rPr>
+          <w:b/>
+        </w:rPr>
+        <w:t>prediction</w:t>
+      </w:r>
+      <w:r>
+        <w:rPr>
+          <w:b w:val="0"/>
+        </w:rPr>
+        <w:t xml:space="preserve"> 1 when h &gt;= threshold; choose the fewest mistakes, breaking ties toward the smaller threshold. Score it on validation [2, 0] with label 1 and [0, 2] with label 0.</w:t>
+      </w:r>
+    </w:p>
+    <w:p>
+      <w:pPr>
+        <w:spacing w:line="336" w:lineRule="auto" w:after="180"/>
+      </w:pPr>
+      <w:r>
+        <w:rPr>
+          <w:b w:val="0"/>
+        </w:rPr>
+        <w:t xml:space="preserve">Compare with the </w:t>
+      </w:r>
+      <w:r>
+        <w:rPr>
+          <w:b/>
+        </w:rPr>
+        <w:t>training</w:t>
+      </w:r>
+      <w:r>
+        <w:rPr>
+          <w:b w:val="0"/>
+        </w:rPr>
+        <w:t>-majority baseline, whose tie rule chooses 0.</w:t>
       </w:r>
     </w:p>
     <w:p>
@@ -2174,7 +3765,13 @@
       </w:r>
     </w:p>
     <w:p>
-      <w:r>
+      <w:pPr>
+        <w:spacing w:line="336" w:lineRule="auto" w:after="180"/>
+      </w:pPr>
+      <w:r>
+        <w:rPr>
+          <w:b w:val="0"/>
+        </w:rPr>
         <w:t>Record support used: none, hint or teacher explanation. After feedback, a different case is needed to demonstrate independence.</w:t>
       </w:r>
     </w:p>
@@ -2187,8 +3784,25 @@
       </w:r>
     </w:p>
     <w:p>
-      <w:r>
-        <w:t>Attempt the independent case before hints. Record whether you worked alone, used a hint or followed a model. After feedback, fix the first unsupported step and explain why it changed. A later check uses a changed case, not a copied answer.</w:t>
+      <w:pPr>
+        <w:spacing w:line="336" w:lineRule="auto" w:after="180"/>
+      </w:pPr>
+      <w:r>
+        <w:rPr>
+          <w:b w:val="0"/>
+        </w:rPr>
+        <w:t>Attempt the independent case before hints. Record whether you worked alone, used a hint or followed a model. After feedback, fix the first unsupported step and explain why it changed.</w:t>
+      </w:r>
+    </w:p>
+    <w:p>
+      <w:pPr>
+        <w:spacing w:line="336" w:lineRule="auto" w:after="180"/>
+      </w:pPr>
+      <w:r>
+        <w:rPr>
+          <w:b w:val="0"/>
+        </w:rPr>
+        <w:t>A later check uses a changed case, not a copied answer.</w:t>
       </w:r>
     </w:p>
     <w:p>
@@ -2201,7 +3815,30 @@
     </w:p>
     <w:p>
       <w:r>
-        <w:t>Start with this question: Transfer a fixed feature extractor while identifying what is actually refitted.</w:t>
+        <w:t>Use this map to navigate Transfer learning, connect the goals to tasks and keep one evidence record for each attempt.</w:t>
+      </w:r>
+    </w:p>
+    <w:p>
+      <w:pPr>
+        <w:spacing w:line="336" w:lineRule="auto" w:after="180"/>
+      </w:pPr>
+      <w:r>
+        <w:rPr>
+          <w:b w:val="0"/>
+        </w:rPr>
+        <w:t xml:space="preserve">Start with this question: Transfer a fixed </w:t>
+      </w:r>
+      <w:r>
+        <w:rPr>
+          <w:b/>
+        </w:rPr>
+        <w:t>feature extractor</w:t>
+      </w:r>
+      <w:r>
+        <w:rPr>
+          <w:b w:val="0"/>
+        </w:rPr>
+        <w:t xml:space="preserve"> while identifying what is actually refitted.</w:t>
       </w:r>
     </w:p>
     <w:tbl>
@@ -2307,13 +3944,61 @@
       </w:tr>
     </w:tbl>
     <w:p>
-      <w:r>
-        <w:t>Remember → watch and explain → try with help → investigate → try independently → keep project evidence. Your teacher may spread this lesson across several classes.</w:t>
-      </w:r>
-    </w:p>
-    <w:p>
-      <w:r>
-        <w:t>Keep your first prediction. Compare it with what the evidence shows and explain any change.</w:t>
+      <w:pPr>
+        <w:spacing w:line="336" w:lineRule="auto" w:after="180"/>
+      </w:pPr>
+      <w:r>
+        <w:rPr>
+          <w:b w:val="0"/>
+        </w:rPr>
+        <w:t xml:space="preserve">Remember → watch and explain → try with help → investigate → try independently → keep project </w:t>
+      </w:r>
+      <w:r>
+        <w:rPr>
+          <w:b/>
+        </w:rPr>
+        <w:t>evidence</w:t>
+      </w:r>
+      <w:r>
+        <w:rPr>
+          <w:b w:val="0"/>
+        </w:rPr>
+        <w:t>. Your teacher may spread this lesson across several classes.</w:t>
+      </w:r>
+    </w:p>
+    <w:p>
+      <w:pPr>
+        <w:spacing w:line="336" w:lineRule="auto" w:after="180"/>
+      </w:pPr>
+      <w:r>
+        <w:rPr>
+          <w:b w:val="0"/>
+        </w:rPr>
+        <w:t xml:space="preserve">Keep your first </w:t>
+      </w:r>
+      <w:r>
+        <w:rPr>
+          <w:b/>
+        </w:rPr>
+        <w:t>prediction</w:t>
+      </w:r>
+      <w:r>
+        <w:rPr>
+          <w:b w:val="0"/>
+        </w:rPr>
+        <w:t xml:space="preserve">. Compare it with what the </w:t>
+      </w:r>
+      <w:r>
+        <w:rPr>
+          <w:b/>
+        </w:rPr>
+        <w:t>evidence</w:t>
+      </w:r>
+      <w:r>
+        <w:rPr>
+          <w:b w:val="0"/>
+        </w:rPr>
+        <w:t xml:space="preserve"> shows and explain any change.</w:t>
       </w:r>
     </w:p>
     <w:p>
@@ -2326,7 +4011,36 @@
     </w:p>
     <w:p>
       <w:r>
-        <w:t>Close your notes. Explain this goal in your own words: Trace a reused feature extractor and a newly fitted output head</w:t>
+        <w:t>Explain Transfer learning without notes, identify a remaining question and plan a later check with a changed case.</w:t>
+      </w:r>
+    </w:p>
+    <w:p>
+      <w:pPr>
+        <w:spacing w:line="336" w:lineRule="auto" w:after="180"/>
+      </w:pPr>
+      <w:r>
+        <w:rPr>
+          <w:b w:val="0"/>
+        </w:rPr>
+        <w:t xml:space="preserve">Close your notes. Explain this goal in your own words: Trace a reused </w:t>
+      </w:r>
+      <w:r>
+        <w:rPr>
+          <w:b/>
+        </w:rPr>
+        <w:t>feature extractor</w:t>
+      </w:r>
+      <w:r>
+        <w:rPr>
+          <w:b w:val="0"/>
+        </w:rPr>
+        <w:t xml:space="preserve"> and a newly fitted </w:t>
+      </w:r>
+      <w:r>
+        <w:rPr>
+          <w:b/>
+        </w:rPr>
+        <w:t>output head</w:t>
       </w:r>
     </w:p>
     <w:p>
@@ -2363,13 +4077,61 @@
       </w:r>
     </w:p>
     <w:p>
-      <w:r>
-        <w:t>If you are unsure, return to the worked picture and explain one arrow. If you are ready, change an input or assumption and justify your prediction.</w:t>
-      </w:r>
-    </w:p>
-    <w:p>
-      <w:r>
-        <w:t>Save your workbook evidence. At the next review, try a different case before opening your old answer.</w:t>
+      <w:pPr>
+        <w:spacing w:line="336" w:lineRule="auto" w:after="180"/>
+      </w:pPr>
+      <w:r>
+        <w:rPr>
+          <w:b w:val="0"/>
+        </w:rPr>
+        <w:t xml:space="preserve">If you are unsure, return to the worked picture and explain one arrow. If you are ready, change an </w:t>
+      </w:r>
+      <w:r>
+        <w:rPr>
+          <w:b/>
+        </w:rPr>
+        <w:t>input</w:t>
+      </w:r>
+      <w:r>
+        <w:rPr>
+          <w:b w:val="0"/>
+        </w:rPr>
+        <w:t xml:space="preserve"> or assumption and justify your </w:t>
+      </w:r>
+      <w:r>
+        <w:rPr>
+          <w:b/>
+        </w:rPr>
+        <w:t>prediction</w:t>
+      </w:r>
+      <w:r>
+        <w:rPr>
+          <w:b w:val="0"/>
+        </w:rPr>
+        <w:t>.</w:t>
+      </w:r>
+    </w:p>
+    <w:p>
+      <w:pPr>
+        <w:spacing w:line="336" w:lineRule="auto" w:after="180"/>
+      </w:pPr>
+      <w:r>
+        <w:rPr>
+          <w:b w:val="0"/>
+        </w:rPr>
+        <w:t xml:space="preserve">Save your workbook </w:t>
+      </w:r>
+      <w:r>
+        <w:rPr>
+          <w:b/>
+        </w:rPr>
+        <w:t>evidence</w:t>
+      </w:r>
+      <w:r>
+        <w:rPr>
+          <w:b w:val="0"/>
+        </w:rPr>
+        <w:t>. At the next review, try a different case before opening your old answer.</w:t>
       </w:r>
     </w:p>
     <w:p>
@@ -2382,12 +4144,41 @@
     </w:p>
     <w:p>
       <w:r>
+        <w:t>Attempt supported questions before using hints or feedback. Review a missing building block, then keep the completed work.</w:t>
+      </w:r>
+    </w:p>
+    <w:p>
+      <w:pPr>
+        <w:spacing w:line="336" w:lineRule="auto" w:after="180"/>
+      </w:pPr>
+      <w:r>
+        <w:rPr>
+          <w:b w:val="0"/>
+        </w:rPr>
         <w:t>Use this supported practice once, in the browser or on paper. Keep the reserved independent assessment for a separate first attempt before teacher feedback.</w:t>
       </w:r>
     </w:p>
     <w:p>
-      <w:r>
-        <w:t>Transfer a fixed feature extractor while identifying what is actually refitted.</w:t>
+      <w:pPr>
+        <w:spacing w:line="336" w:lineRule="auto" w:after="180"/>
+      </w:pPr>
+      <w:r>
+        <w:rPr>
+          <w:b w:val="0"/>
+        </w:rPr>
+        <w:t xml:space="preserve">Transfer a fixed </w:t>
+      </w:r>
+      <w:r>
+        <w:rPr>
+          <w:b/>
+        </w:rPr>
+        <w:t>feature extractor</w:t>
+      </w:r>
+      <w:r>
+        <w:rPr>
+          <w:b w:val="0"/>
+        </w:rPr>
+        <w:t xml:space="preserve"> while identifying what is actually refitted.</w:t>
       </w:r>
     </w:p>
     <w:p>
@@ -2399,22 +4190,55 @@
       </w:r>
     </w:p>
     <w:p>
-      <w:r>
+      <w:pPr>
+        <w:spacing w:line="336" w:lineRule="auto" w:after="180"/>
+      </w:pPr>
+      <w:r>
+        <w:rPr>
+          <w:b w:val="0"/>
+        </w:rPr>
         <w:t>Which labelled step matches this detail? Query [2, 2]has h = 6, so the head predicts class 1; its reference is not supplied.</w:t>
       </w:r>
     </w:p>
     <w:p>
-      <w:r>
-        <w:t>1. Check held-out input</w:t>
-      </w:r>
-    </w:p>
-    <w:p>
-      <w:r>
+      <w:pPr>
+        <w:spacing w:line="336" w:lineRule="auto" w:after="180"/>
+        <w:shd w:fill="F4F9FC"/>
+      </w:pPr>
+      <w:r>
+        <w:rPr>
+          <w:b w:val="0"/>
+        </w:rPr>
+        <w:t xml:space="preserve">1. Check held-out </w:t>
+      </w:r>
+      <w:r>
+        <w:rPr>
+          <w:b/>
+        </w:rPr>
+        <w:t>input</w:t>
+      </w:r>
+    </w:p>
+    <w:p>
+      <w:pPr>
+        <w:spacing w:line="336" w:lineRule="auto" w:after="180"/>
+        <w:shd w:fill="F4F9FC"/>
+      </w:pPr>
+      <w:r>
+        <w:rPr>
+          <w:b w:val="0"/>
+        </w:rPr>
         <w:t>2. Extract features</w:t>
       </w:r>
     </w:p>
     <w:p>
-      <w:r>
+      <w:pPr>
+        <w:spacing w:line="336" w:lineRule="auto" w:after="180"/>
+        <w:shd w:fill="F4F9FC"/>
+      </w:pPr>
+      <w:r>
+        <w:rPr>
+          <w:b w:val="0"/>
+        </w:rPr>
         <w:t>3. Fit new head</w:t>
       </w:r>
     </w:p>
@@ -2452,40 +4276,196 @@
       </w:r>
     </w:p>
     <w:p>
-      <w:r>
+      <w:pPr>
+        <w:pStyle w:val="Heading3"/>
+      </w:pPr>
+      <w:r>
+        <w:t>Hint · try first</w:t>
+      </w:r>
+    </w:p>
+    <w:p>
+      <w:pPr>
+        <w:spacing w:line="336" w:lineRule="auto" w:after="180"/>
+        <w:shd w:fill="F1F6F8"/>
+      </w:pPr>
+      <w:r>
+        <w:rPr>
+          <w:b w:val="0"/>
+        </w:rPr>
         <w:t>Hint if needed: Read the steps in the pictorial case. Match the supplied detail to the stage that performs or records it.</w:t>
       </w:r>
     </w:p>
     <w:p>
-      <w:r>
-        <w:t>After your attempt, compare with the supported explanation: Check held-out input Query [2, 2]has h = 6, so the head predicts class 1; its reference is not supplied. Transfer learning can keep a representation fixed while fitting a smaller output head for a new task. Here the extractor always applies the same weights, while new labels choose the head’s threshold. Applying the chosen head to a query is inference. State which part was frozen and which was fitted; this arithmetic does not establish the extractor is useful for every task.</w:t>
-      </w:r>
-    </w:p>
-    <w:p>
       <w:pPr>
         <w:pStyle w:val="Heading3"/>
       </w:pPr>
       <w:r>
+        <w:t>Feedback · compare after trying</w:t>
+      </w:r>
+    </w:p>
+    <w:p>
+      <w:pPr>
+        <w:spacing w:line="336" w:lineRule="auto" w:after="180"/>
+        <w:shd w:fill="F1F6FC"/>
+      </w:pPr>
+      <w:r>
+        <w:rPr>
+          <w:b w:val="0"/>
+        </w:rPr>
+        <w:t xml:space="preserve">After your attempt, compare with the supported explanation: Check held-out </w:t>
+      </w:r>
+      <w:r>
+        <w:rPr>
+          <w:b/>
+        </w:rPr>
+        <w:t>input</w:t>
+      </w:r>
+      <w:r>
+        <w:rPr>
+          <w:b w:val="0"/>
+        </w:rPr>
+        <w:t xml:space="preserve"> Query [2, 2]has h = 6, so the head predicts class 1; its reference is not supplied.</w:t>
+      </w:r>
+    </w:p>
+    <w:p>
+      <w:pPr>
+        <w:spacing w:line="336" w:lineRule="auto" w:after="180"/>
+        <w:shd w:fill="F1F6FC"/>
+      </w:pPr>
+      <w:r>
+        <w:rPr>
+          <w:b/>
+        </w:rPr>
+        <w:t>Transfer learning</w:t>
+      </w:r>
+      <w:r>
+        <w:rPr>
+          <w:b w:val="0"/>
+        </w:rPr>
+        <w:t xml:space="preserve"> can keep a representation fixed while </w:t>
+      </w:r>
+      <w:r>
+        <w:rPr>
+          <w:b/>
+        </w:rPr>
+        <w:t>fitting</w:t>
+      </w:r>
+      <w:r>
+        <w:rPr>
+          <w:b w:val="0"/>
+        </w:rPr>
+        <w:t xml:space="preserve"> a smaller </w:t>
+      </w:r>
+      <w:r>
+        <w:rPr>
+          <w:b/>
+        </w:rPr>
+        <w:t>output head</w:t>
+      </w:r>
+      <w:r>
+        <w:rPr>
+          <w:b w:val="0"/>
+        </w:rPr>
+        <w:t xml:space="preserve"> for a new task. Here the extractor always applies the same weights, while new labels choose the head’s threshold.</w:t>
+      </w:r>
+    </w:p>
+    <w:p>
+      <w:pPr>
+        <w:spacing w:line="336" w:lineRule="auto" w:after="180"/>
+        <w:shd w:fill="F1F6FC"/>
+      </w:pPr>
+      <w:r>
+        <w:rPr>
+          <w:b w:val="0"/>
+        </w:rPr>
+        <w:t>Applying the chosen head to a query is inference. State which part was frozen and which was fitted; this arithmetic does not establish the extractor is useful for every task.</w:t>
+      </w:r>
+    </w:p>
+    <w:p>
+      <w:pPr>
+        <w:pStyle w:val="Heading3"/>
+      </w:pPr>
+      <w:r>
         <w:t>Practice 2: explain the deciding evidence</w:t>
       </w:r>
     </w:p>
     <w:p>
-      <w:r>
+      <w:pPr>
+        <w:pStyle w:val="Heading3"/>
+      </w:pPr>
+      <w:r>
+        <w:t>Changed case · predict first</w:t>
+      </w:r>
+    </w:p>
+    <w:p>
+      <w:pPr>
+        <w:spacing w:line="336" w:lineRule="auto" w:after="180"/>
+        <w:shd w:fill="F5F1FB"/>
+      </w:pPr>
+      <w:r>
+        <w:rPr>
+          <w:b w:val="0"/>
+        </w:rPr>
         <w:t>Changed-case practice: Query changes to [2, 1]. Which conclusion is supported by the supplied facts?</w:t>
       </w:r>
     </w:p>
     <w:p>
-      <w:r>
-        <w:t>1. This one example guarantees correct results for every future input.</w:t>
-      </w:r>
-    </w:p>
-    <w:p>
-      <w:r>
-        <w:t>2. We can decide the result without examining the changed input or the procedure.</w:t>
-      </w:r>
-    </w:p>
-    <w:p>
-      <w:r>
+      <w:pPr>
+        <w:spacing w:line="336" w:lineRule="auto" w:after="180"/>
+        <w:shd w:fill="F4F9FC"/>
+      </w:pPr>
+      <w:r>
+        <w:rPr>
+          <w:b w:val="0"/>
+        </w:rPr>
+        <w:t xml:space="preserve">1. This one example guarantees correct results for every future </w:t>
+      </w:r>
+      <w:r>
+        <w:rPr>
+          <w:b/>
+        </w:rPr>
+        <w:t>input</w:t>
+      </w:r>
+      <w:r>
+        <w:rPr>
+          <w:b w:val="0"/>
+        </w:rPr>
+        <w:t>.</w:t>
+      </w:r>
+    </w:p>
+    <w:p>
+      <w:pPr>
+        <w:spacing w:line="336" w:lineRule="auto" w:after="180"/>
+        <w:shd w:fill="F4F9FC"/>
+      </w:pPr>
+      <w:r>
+        <w:rPr>
+          <w:b w:val="0"/>
+        </w:rPr>
+        <w:t xml:space="preserve">2. We can decide the result without examining the changed </w:t>
+      </w:r>
+      <w:r>
+        <w:rPr>
+          <w:b/>
+        </w:rPr>
+        <w:t>input</w:t>
+      </w:r>
+      <w:r>
+        <w:rPr>
+          <w:b w:val="0"/>
+        </w:rPr>
+        <w:t xml:space="preserve"> or the procedure.</w:t>
+      </w:r>
+    </w:p>
+    <w:p>
+      <w:pPr>
+        <w:spacing w:line="336" w:lineRule="auto" w:after="180"/>
+        <w:shd w:fill="F4F9FC"/>
+      </w:pPr>
+      <w:r>
+        <w:rPr>
+          <w:b w:val="0"/>
+        </w:rPr>
         <w:t>3. Its h becomes4 and the fitted head predicts class 0.</w:t>
       </w:r>
     </w:p>
@@ -2523,36 +4503,165 @@
       </w:r>
     </w:p>
     <w:p>
-      <w:r>
+      <w:pPr>
+        <w:pStyle w:val="Heading3"/>
+      </w:pPr>
+      <w:r>
+        <w:t>Hint · try first</w:t>
+      </w:r>
+    </w:p>
+    <w:p>
+      <w:pPr>
+        <w:spacing w:line="336" w:lineRule="auto" w:after="180"/>
+        <w:shd w:fill="F1F6F8"/>
+      </w:pPr>
+      <w:r>
+        <w:rPr>
+          <w:b w:val="0"/>
+        </w:rPr>
         <w:t>Hint if needed: Use the changed condition and the deciding step in the pictorial trace. The answer must say what follows from those facts.</w:t>
       </w:r>
     </w:p>
     <w:p>
-      <w:r>
-        <w:t>After your attempt, compare with the supported explanation: Its h becomes4 and the fitted head predicts class 0. Extractor stays fixed; the changed input crosses the chosen head’s boundary.</w:t>
-      </w:r>
-    </w:p>
-    <w:p>
       <w:pPr>
         <w:pStyle w:val="Heading3"/>
       </w:pPr>
       <w:r>
+        <w:t>Feedback · compare after trying</w:t>
+      </w:r>
+    </w:p>
+    <w:p>
+      <w:pPr>
+        <w:spacing w:line="336" w:lineRule="auto" w:after="180"/>
+        <w:shd w:fill="F1F6FC"/>
+      </w:pPr>
+      <w:r>
+        <w:rPr>
+          <w:b w:val="0"/>
+        </w:rPr>
+        <w:t xml:space="preserve">After your attempt, compare with the supported explanation: Its h becomes4 and the fitted head predicts class 0. Extractor stays fixed; the changed </w:t>
+      </w:r>
+      <w:r>
+        <w:rPr>
+          <w:b/>
+        </w:rPr>
+        <w:t>input</w:t>
+      </w:r>
+      <w:r>
+        <w:rPr>
+          <w:b w:val="0"/>
+        </w:rPr>
+        <w:t xml:space="preserve"> crosses the chosen head’s boundary.</w:t>
+      </w:r>
+    </w:p>
+    <w:p>
+      <w:pPr>
+        <w:pStyle w:val="Heading3"/>
+      </w:pPr>
+      <w:r>
         <w:t>Repair a missing building block</w:t>
       </w:r>
     </w:p>
     <w:p>
-      <w:r>
-        <w:t>Review Similarity and normalisation (ai-5/27). Goal: Calculate vector length and normalise a nonzero vector. Short practice: Why do the original two metrics select different winners? Point to the relevant step in the picture, then write the changed result and the rule or evidence that supports it.. Return to this week and explain what you changed.</w:t>
-      </w:r>
-    </w:p>
-    <w:p>
-      <w:r>
-        <w:t>Review Sequence representations (ai-5/25). Goal: Encode an ordered sequence with an explicit vocabulary. Short practice: Which record lets the program distinguish the first and last zeros? Point to the relevant step in the picture, then write the changed result and the rule or evidence that supports it.. Return to this week and explain what you changed.</w:t>
-      </w:r>
-    </w:p>
-    <w:p>
-      <w:r>
-        <w:t>Review Pooling and spatial information (ai-5/22). Goal: Compute max and mean pooling under an explicit window rule. Short practice: Can the max map reveal where the 4 originally appeared? Point to the relevant step in the picture, then write the changed result and the rule or evidence that supports it.. Return to this week and explain what you changed.</w:t>
+      <w:pPr>
+        <w:spacing w:line="336" w:lineRule="auto" w:after="180"/>
+      </w:pPr>
+      <w:r>
+        <w:rPr>
+          <w:b w:val="0"/>
+        </w:rPr>
+        <w:t>Review Similarity and normalisation (ai-5/27). Goal: Calculate vector length and normalise a nonzero vector. Short practice: Why do the original two metrics select different winners?</w:t>
+      </w:r>
+    </w:p>
+    <w:p>
+      <w:pPr>
+        <w:spacing w:line="336" w:lineRule="auto" w:after="180"/>
+      </w:pPr>
+      <w:r>
+        <w:rPr>
+          <w:b w:val="0"/>
+        </w:rPr>
+        <w:t xml:space="preserve">Point to the relevant step in the picture, then write the changed result and the rule or </w:t>
+      </w:r>
+      <w:r>
+        <w:rPr>
+          <w:b/>
+        </w:rPr>
+        <w:t>evidence</w:t>
+      </w:r>
+      <w:r>
+        <w:rPr>
+          <w:b w:val="0"/>
+        </w:rPr>
+        <w:t xml:space="preserve"> that supports it.. Return to this week and explain what you changed.</w:t>
+      </w:r>
+    </w:p>
+    <w:p>
+      <w:pPr>
+        <w:spacing w:line="336" w:lineRule="auto" w:after="180"/>
+      </w:pPr>
+      <w:r>
+        <w:rPr>
+          <w:b w:val="0"/>
+        </w:rPr>
+        <w:t>Review Sequence representations (ai-5/25). Goal: Encode an ordered sequence with an explicit vocabulary. Short practice: Which record lets the program distinguish the first and last zeros?</w:t>
+      </w:r>
+    </w:p>
+    <w:p>
+      <w:pPr>
+        <w:spacing w:line="336" w:lineRule="auto" w:after="180"/>
+      </w:pPr>
+      <w:r>
+        <w:rPr>
+          <w:b w:val="0"/>
+        </w:rPr>
+        <w:t xml:space="preserve">Point to the relevant step in the picture, then write the changed result and the rule or </w:t>
+      </w:r>
+      <w:r>
+        <w:rPr>
+          <w:b/>
+        </w:rPr>
+        <w:t>evidence</w:t>
+      </w:r>
+      <w:r>
+        <w:rPr>
+          <w:b w:val="0"/>
+        </w:rPr>
+        <w:t xml:space="preserve"> that supports it.. Return to this week and explain what you changed.</w:t>
+      </w:r>
+    </w:p>
+    <w:p>
+      <w:pPr>
+        <w:spacing w:line="336" w:lineRule="auto" w:after="180"/>
+      </w:pPr>
+      <w:r>
+        <w:rPr>
+          <w:b w:val="0"/>
+        </w:rPr>
+        <w:t>Review Pooling and spatial information (ai-5/22). Goal: Compute max and mean pooling under an explicit window rule. Short practice: Can the max map reveal where the 4 originally appeared?</w:t>
+      </w:r>
+    </w:p>
+    <w:p>
+      <w:pPr>
+        <w:spacing w:line="336" w:lineRule="auto" w:after="180"/>
+      </w:pPr>
+      <w:r>
+        <w:rPr>
+          <w:b w:val="0"/>
+        </w:rPr>
+        <w:t xml:space="preserve">Point to the relevant step in the picture, then write the changed result and the rule or </w:t>
+      </w:r>
+      <w:r>
+        <w:rPr>
+          <w:b/>
+        </w:rPr>
+        <w:t>evidence</w:t>
+      </w:r>
+      <w:r>
+        <w:rPr>
+          <w:b w:val="0"/>
+        </w:rPr>
+        <w:t xml:space="preserve"> that supports it.. Return to this week and explain what you changed.</w:t>
       </w:r>
     </w:p>
     <w:p>
@@ -2564,8 +4673,61 @@
       </w:r>
     </w:p>
     <w:p>
-      <w:r>
-        <w:t>The browser lab lets you edit the supported Python examples already included in this lesson. Predict first, run, inspect the actual output or error, change one input, then run again. Keep code, predictions, actual results and a reasoned revision together. On paper, label your result as a trace rather than an execution.</w:t>
+      <w:pPr>
+        <w:spacing w:line="336" w:lineRule="auto" w:after="180"/>
+      </w:pPr>
+      <w:r>
+        <w:rPr>
+          <w:b w:val="0"/>
+        </w:rPr>
+        <w:t xml:space="preserve">The browser lab lets you edit the supported Python examples already included in this lesson. Predict first, run, inspect the actual </w:t>
+      </w:r>
+      <w:r>
+        <w:rPr>
+          <w:b/>
+        </w:rPr>
+        <w:t>output</w:t>
+      </w:r>
+      <w:r>
+        <w:rPr>
+          <w:b w:val="0"/>
+        </w:rPr>
+        <w:t xml:space="preserve"> or error, change one </w:t>
+      </w:r>
+      <w:r>
+        <w:rPr>
+          <w:b/>
+        </w:rPr>
+        <w:t>input</w:t>
+      </w:r>
+      <w:r>
+        <w:rPr>
+          <w:b w:val="0"/>
+        </w:rPr>
+        <w:t>, then run again.</w:t>
+      </w:r>
+    </w:p>
+    <w:p>
+      <w:pPr>
+        <w:spacing w:line="336" w:lineRule="auto" w:after="180"/>
+      </w:pPr>
+      <w:r>
+        <w:rPr>
+          <w:b w:val="0"/>
+        </w:rPr>
+        <w:t xml:space="preserve">Keep code, </w:t>
+      </w:r>
+      <w:r>
+        <w:rPr>
+          <w:b/>
+        </w:rPr>
+        <w:t>prediction</w:t>
+      </w:r>
+      <w:r>
+        <w:rPr>
+          <w:b w:val="0"/>
+        </w:rPr>
+        <w:t>s, actual results and a reasoned revision together. On paper, label your result as a trace rather than an execution.</w:t>
       </w:r>
     </w:p>
     <w:p>
@@ -2577,8 +4739,692 @@
       </w:r>
     </w:p>
     <w:p>
-      <w:r>
-        <w:t>Use Download completed work in the hosted lesson to export your answers, reflections, practice feedback and code-run evidence. Open the HTML copy to read or print it. Drafts stay in this browser when storage is available; clear drafts on a shared device.</w:t>
+      <w:pPr>
+        <w:spacing w:line="336" w:lineRule="auto" w:after="180"/>
+      </w:pPr>
+      <w:r>
+        <w:rPr>
+          <w:b w:val="0"/>
+        </w:rPr>
+        <w:t xml:space="preserve">Use Download completed work in the hosted lesson to export your answers, reflections, practice feedback and code-run </w:t>
+      </w:r>
+      <w:r>
+        <w:rPr>
+          <w:b/>
+        </w:rPr>
+        <w:t>evidence</w:t>
+      </w:r>
+      <w:r>
+        <w:rPr>
+          <w:b w:val="0"/>
+        </w:rPr>
+        <w:t>. Open the HTML copy to read or print it.</w:t>
+      </w:r>
+    </w:p>
+    <w:p>
+      <w:pPr>
+        <w:spacing w:line="336" w:lineRule="auto" w:after="180"/>
+      </w:pPr>
+      <w:r>
+        <w:rPr>
+          <w:b w:val="0"/>
+        </w:rPr>
+        <w:t>Drafts stay in this browser when storage is available; clear drafts on a shared device.</w:t>
+      </w:r>
+    </w:p>
+    <w:p>
+      <w:pPr>
+        <w:pStyle w:val="Heading1"/>
+      </w:pPr>
+      <w:r>
+        <w:t>18. Visual concept journey</w:t>
+      </w:r>
+    </w:p>
+    <w:p>
+      <w:r>
+        <w:t>Explain each Transfer learning graphic using its labels, deciding evidence and relevant limitation.</w:t>
+      </w:r>
+    </w:p>
+    <w:p>
+      <w:pPr>
+        <w:pStyle w:val="Heading3"/>
+      </w:pPr>
+      <w:r>
+        <w:t>01. Transfer learning: the case</w:t>
+      </w:r>
+    </w:p>
+    <w:p>
+      <w:r>
+        <w:drawing>
+          <wp:inline xmlns:a="http://schemas.openxmlformats.org/drawingml/2006/main" xmlns:pic="http://schemas.openxmlformats.org/drawingml/2006/picture">
+            <wp:extent cx="5486400" cy="3142488"/>
+            <wp:docPr id="2" name="Picture 2" descr="Transfer a fixed feature extractor while identifying what is actually refitted. Supplied facts: Frozen extractorh=left+2right. New-task training inputs [1, 0]label0,[2, 1]label0,[1, 3]label1. Class1 whenh&gt;=threshold; candidates3 or5. All inputs and outcomes in this worked example are invented classroom data; no real model run is claimed."/>
+            <wp:cNvGraphicFramePr>
+              <a:graphicFrameLocks noChangeAspect="1"/>
+            </wp:cNvGraphicFramePr>
+            <a:graphic>
+              <a:graphicData uri="http://schemas.openxmlformats.org/drawingml/2006/picture">
+                <pic:pic>
+                  <pic:nvPicPr>
+                    <pic:cNvPr id="0" name="academy-story-ai-5-28-01.png"/>
+                    <pic:cNvPicPr/>
+                  </pic:nvPicPr>
+                  <pic:blipFill>
+                    <a:blip r:embed="rId10"/>
+                    <a:stretch>
+                      <a:fillRect/>
+                    </a:stretch>
+                  </pic:blipFill>
+                  <pic:spPr>
+                    <a:xfrm>
+                      <a:off x="0" y="0"/>
+                      <a:ext cx="5486400" cy="3142488"/>
+                    </a:xfrm>
+                    <a:prstGeom prst="rect"/>
+                  </pic:spPr>
+                </pic:pic>
+              </a:graphicData>
+            </a:graphic>
+          </wp:inline>
+        </w:drawing>
+      </w:r>
+    </w:p>
+    <w:p>
+      <w:pPr>
+        <w:spacing w:line="336" w:lineRule="auto" w:after="180"/>
+      </w:pPr>
+      <w:r>
+        <w:rPr>
+          <w:b w:val="0"/>
+        </w:rPr>
+        <w:t xml:space="preserve">Transfer a fixed </w:t>
+      </w:r>
+      <w:r>
+        <w:rPr>
+          <w:b/>
+        </w:rPr>
+        <w:t>feature extractor</w:t>
+      </w:r>
+      <w:r>
+        <w:rPr>
+          <w:b w:val="0"/>
+        </w:rPr>
+        <w:t xml:space="preserve"> while identifying what is actually refitted. Supplied facts: Frozen extractorh=left+2right. New-task </w:t>
+      </w:r>
+      <w:r>
+        <w:rPr>
+          <w:b/>
+        </w:rPr>
+        <w:t>training</w:t>
+      </w:r>
+      <w:r>
+        <w:rPr>
+          <w:b w:val="0"/>
+        </w:rPr>
+        <w:t xml:space="preserve"> </w:t>
+      </w:r>
+      <w:r>
+        <w:rPr>
+          <w:b/>
+        </w:rPr>
+        <w:t>input</w:t>
+      </w:r>
+      <w:r>
+        <w:rPr>
+          <w:b w:val="0"/>
+        </w:rPr>
+        <w:t>s [1, 0]label0,[2, 1]label0,[1, 3]label1.</w:t>
+      </w:r>
+    </w:p>
+    <w:p>
+      <w:pPr>
+        <w:spacing w:line="336" w:lineRule="auto" w:after="180"/>
+      </w:pPr>
+      <w:r>
+        <w:rPr>
+          <w:b w:val="0"/>
+        </w:rPr>
+        <w:t xml:space="preserve">Class1 whenh&gt;=threshold; candidates3 or5. All </w:t>
+      </w:r>
+      <w:r>
+        <w:rPr>
+          <w:b/>
+        </w:rPr>
+        <w:t>input</w:t>
+      </w:r>
+      <w:r>
+        <w:rPr>
+          <w:b w:val="0"/>
+        </w:rPr>
+        <w:t>s and outcomes in this worked example are invented classroom data; no real model run is claimed.</w:t>
+      </w:r>
+    </w:p>
+    <w:p>
+      <w:pPr>
+        <w:spacing w:line="336" w:lineRule="auto" w:after="180"/>
+        <w:shd w:fill="F5F1FB"/>
+      </w:pPr>
+      <w:r>
+        <w:rPr>
+          <w:b w:val="0"/>
+        </w:rPr>
+        <w:t>Point to the given fact that matters most. Explain why it matters.</w:t>
+      </w:r>
+    </w:p>
+    <w:p>
+      <w:pPr>
+        <w:pStyle w:val="Heading3"/>
+      </w:pPr>
+      <w:r>
+        <w:t>02. Follow the deciding steps</w:t>
+      </w:r>
+    </w:p>
+    <w:p>
+      <w:r>
+        <w:drawing>
+          <wp:inline xmlns:a="http://schemas.openxmlformats.org/drawingml/2006/main" xmlns:pic="http://schemas.openxmlformats.org/drawingml/2006/picture">
+            <wp:extent cx="5486400" cy="3182112"/>
+            <wp:docPr id="3" name="Picture 3" descr="Extract features: Trainingh values are1, 4, 7. → Fit new head: Threshold3 makes1 mistake; threshold 5 makes0, so choose 5. → Check held-out input: Query [2, 2]has h = 6, so the head predicts class 1; its reference is not supplied."/>
+            <wp:cNvGraphicFramePr>
+              <a:graphicFrameLocks noChangeAspect="1"/>
+            </wp:cNvGraphicFramePr>
+            <a:graphic>
+              <a:graphicData uri="http://schemas.openxmlformats.org/drawingml/2006/picture">
+                <pic:pic>
+                  <pic:nvPicPr>
+                    <pic:cNvPr id="0" name="academy-story-ai-5-28-02.png"/>
+                    <pic:cNvPicPr/>
+                  </pic:nvPicPr>
+                  <pic:blipFill>
+                    <a:blip r:embed="rId11"/>
+                    <a:stretch>
+                      <a:fillRect/>
+                    </a:stretch>
+                  </pic:blipFill>
+                  <pic:spPr>
+                    <a:xfrm>
+                      <a:off x="0" y="0"/>
+                      <a:ext cx="5486400" cy="3182112"/>
+                    </a:xfrm>
+                    <a:prstGeom prst="rect"/>
+                  </pic:spPr>
+                </pic:pic>
+              </a:graphicData>
+            </a:graphic>
+          </wp:inline>
+        </w:drawing>
+      </w:r>
+    </w:p>
+    <w:p>
+      <w:pPr>
+        <w:spacing w:line="336" w:lineRule="auto" w:after="180"/>
+      </w:pPr>
+      <w:r>
+        <w:rPr>
+          <w:b w:val="0"/>
+        </w:rPr>
+        <w:t xml:space="preserve">Extract features: </w:t>
+      </w:r>
+      <w:r>
+        <w:rPr>
+          <w:b/>
+        </w:rPr>
+        <w:t>Training</w:t>
+      </w:r>
+      <w:r>
+        <w:rPr>
+          <w:b w:val="0"/>
+        </w:rPr>
+        <w:t xml:space="preserve">h values are1, 4, 7. → Fit new head: Threshold3 makes1 mistake; threshold 5 makes0, so choose 5. → Check held-out </w:t>
+      </w:r>
+      <w:r>
+        <w:rPr>
+          <w:b/>
+        </w:rPr>
+        <w:t>input</w:t>
+      </w:r>
+      <w:r>
+        <w:rPr>
+          <w:b w:val="0"/>
+        </w:rPr>
+        <w:t>: Query [2, 2]has h = 6, so the head predicts class 1; its reference is not supplied.</w:t>
+      </w:r>
+    </w:p>
+    <w:p>
+      <w:pPr>
+        <w:spacing w:line="336" w:lineRule="auto" w:after="180"/>
+        <w:shd w:fill="F5F1FB"/>
+      </w:pPr>
+      <w:r>
+        <w:rPr>
+          <w:b w:val="0"/>
+        </w:rPr>
+        <w:t xml:space="preserve">Point to each numbered stage and explain which recorded </w:t>
+      </w:r>
+      <w:r>
+        <w:rPr>
+          <w:b/>
+        </w:rPr>
+        <w:t>input</w:t>
+      </w:r>
+      <w:r>
+        <w:rPr>
+          <w:b w:val="0"/>
+        </w:rPr>
+        <w:t xml:space="preserve"> it uses.</w:t>
+      </w:r>
+    </w:p>
+    <w:p>
+      <w:pPr>
+        <w:pStyle w:val="Heading3"/>
+      </w:pPr>
+      <w:r>
+        <w:t>03. Freeze the fitted head before validation</w:t>
+      </w:r>
+    </w:p>
+    <w:p>
+      <w:r>
+        <w:drawing>
+          <wp:inline xmlns:a="http://schemas.openxmlformats.org/drawingml/2006/main" xmlns:pic="http://schemas.openxmlformats.org/drawingml/2006/picture">
+            <wp:extent cx="5486400" cy="2834640"/>
+            <wp:docPr id="4" name="Picture 4" descr="Freeze the fitted head before validation. V1 [2, 1], label 0 | h = 3 | Predict 0, correct. V2 [3, 4], label 1 | h = 7 | Predict 1, correct"/>
+            <wp:cNvGraphicFramePr>
+              <a:graphicFrameLocks noChangeAspect="1"/>
+            </wp:cNvGraphicFramePr>
+            <a:graphic>
+              <a:graphicData uri="http://schemas.openxmlformats.org/drawingml/2006/picture">
+                <pic:pic>
+                  <pic:nvPicPr>
+                    <pic:cNvPr id="0" name="academy-story-ai-5-28-03.png"/>
+                    <pic:cNvPicPr/>
+                  </pic:nvPicPr>
+                  <pic:blipFill>
+                    <a:blip r:embed="rId12"/>
+                    <a:stretch>
+                      <a:fillRect/>
+                    </a:stretch>
+                  </pic:blipFill>
+                  <pic:spPr>
+                    <a:xfrm>
+                      <a:off x="0" y="0"/>
+                      <a:ext cx="5486400" cy="2834640"/>
+                    </a:xfrm>
+                    <a:prstGeom prst="rect"/>
+                  </pic:spPr>
+                </pic:pic>
+              </a:graphicData>
+            </a:graphic>
+          </wp:inline>
+        </w:drawing>
+      </w:r>
+    </w:p>
+    <w:p>
+      <w:pPr>
+        <w:spacing w:line="336" w:lineRule="auto" w:after="180"/>
+      </w:pPr>
+      <w:r>
+        <w:rPr>
+          <w:b w:val="0"/>
+        </w:rPr>
+        <w:t>Freeze the fitted head before validation. V1 [2, 1], label 0 | h = 3 | Predict 0, correct. V2 [3, 4], label 1 | h = 7 | Predict 1, correct</w:t>
+      </w:r>
+    </w:p>
+    <w:p>
+      <w:pPr>
+        <w:spacing w:line="336" w:lineRule="auto" w:after="180"/>
+        <w:shd w:fill="F5F1FB"/>
+      </w:pPr>
+      <w:r>
+        <w:rPr>
+          <w:b w:val="0"/>
+        </w:rPr>
+        <w:t>Read the labels and values. Explain the relationship the model shows.</w:t>
+      </w:r>
+    </w:p>
+    <w:p>
+      <w:pPr>
+        <w:pStyle w:val="Heading3"/>
+      </w:pPr>
+      <w:r>
+        <w:t>04. Change one thing. Trace what follows.</w:t>
+      </w:r>
+    </w:p>
+    <w:p>
+      <w:r>
+        <w:drawing>
+          <wp:inline xmlns:a="http://schemas.openxmlformats.org/drawingml/2006/main" xmlns:pic="http://schemas.openxmlformats.org/drawingml/2006/picture">
+            <wp:extent cx="5486400" cy="3026664"/>
+            <wp:docPr id="5" name="Picture 5" descr="Original case: Query [2, 2]has h = 6, so the head predicts class 1; its reference is not supplied. Changed condition: Query changes to [2, 1]. Expected result: Its h becomes4 and the fitted head predicts class 0. Reason: Extractor stays fixed; the changed input crosses the chosen head’s boundary."/>
+            <wp:cNvGraphicFramePr>
+              <a:graphicFrameLocks noChangeAspect="1"/>
+            </wp:cNvGraphicFramePr>
+            <a:graphic>
+              <a:graphicData uri="http://schemas.openxmlformats.org/drawingml/2006/picture">
+                <pic:pic>
+                  <pic:nvPicPr>
+                    <pic:cNvPr id="0" name="academy-story-ai-5-28-04.png"/>
+                    <pic:cNvPicPr/>
+                  </pic:nvPicPr>
+                  <pic:blipFill>
+                    <a:blip r:embed="rId13"/>
+                    <a:stretch>
+                      <a:fillRect/>
+                    </a:stretch>
+                  </pic:blipFill>
+                  <pic:spPr>
+                    <a:xfrm>
+                      <a:off x="0" y="0"/>
+                      <a:ext cx="5486400" cy="3026664"/>
+                    </a:xfrm>
+                    <a:prstGeom prst="rect"/>
+                  </pic:spPr>
+                </pic:pic>
+              </a:graphicData>
+            </a:graphic>
+          </wp:inline>
+        </w:drawing>
+      </w:r>
+    </w:p>
+    <w:p>
+      <w:pPr>
+        <w:spacing w:line="336" w:lineRule="auto" w:after="180"/>
+      </w:pPr>
+      <w:r>
+        <w:rPr>
+          <w:b w:val="0"/>
+        </w:rPr>
+        <w:t>Original case: Query [2, 2]has h = 6, so the head predicts class 1; its reference is not supplied. Changed condition: Query changes to [2, 1]. Expected result: Its h becomes4 and the fitted head predicts class 0.</w:t>
+      </w:r>
+    </w:p>
+    <w:p>
+      <w:pPr>
+        <w:spacing w:line="336" w:lineRule="auto" w:after="180"/>
+      </w:pPr>
+      <w:r>
+        <w:rPr>
+          <w:b w:val="0"/>
+        </w:rPr>
+        <w:t xml:space="preserve">Reason: Extractor stays fixed; the changed </w:t>
+      </w:r>
+      <w:r>
+        <w:rPr>
+          <w:b/>
+        </w:rPr>
+        <w:t>input</w:t>
+      </w:r>
+      <w:r>
+        <w:rPr>
+          <w:b w:val="0"/>
+        </w:rPr>
+        <w:t xml:space="preserve"> crosses the chosen head’s boundary.</w:t>
+      </w:r>
+    </w:p>
+    <w:p>
+      <w:pPr>
+        <w:spacing w:line="336" w:lineRule="auto" w:after="180"/>
+        <w:shd w:fill="F5F1FB"/>
+      </w:pPr>
+      <w:r>
+        <w:rPr>
+          <w:b w:val="0"/>
+        </w:rPr>
+        <w:t>Predict before checking the worked changed-case result. Name what changed and what the supplied facts allow you to conclude.</w:t>
+      </w:r>
+    </w:p>
+    <w:p>
+      <w:pPr>
+        <w:pStyle w:val="Heading3"/>
+      </w:pPr>
+      <w:r>
+        <w:t>05. Connect the explanation to its limit</w:t>
+      </w:r>
+    </w:p>
+    <w:p>
+      <w:r>
+        <w:drawing>
+          <wp:inline xmlns:a="http://schemas.openxmlformats.org/drawingml/2006/main" xmlns:pic="http://schemas.openxmlformats.org/drawingml/2006/picture">
+            <wp:extent cx="5486400" cy="2834640"/>
+            <wp:docPr id="6" name="Picture 6" descr="Transfer learning can keep a representation fixed while fitting a smaller output head for a new task. Here the extractor always applies the same weights, while new labels choose the head’s threshold. Applying the chosen head to a query is inference. State which part was frozen and which was fitted; this arithmetic does not establish the extractor is useful for every task. Limit: A frozen extractor can miss task-specific distinctions; transfer is a strategy requiring validation, not a guarantee of useful features."/>
+            <wp:cNvGraphicFramePr>
+              <a:graphicFrameLocks noChangeAspect="1"/>
+            </wp:cNvGraphicFramePr>
+            <a:graphic>
+              <a:graphicData uri="http://schemas.openxmlformats.org/drawingml/2006/picture">
+                <pic:pic>
+                  <pic:nvPicPr>
+                    <pic:cNvPr id="0" name="academy-story-ai-5-28-05.png"/>
+                    <pic:cNvPicPr/>
+                  </pic:nvPicPr>
+                  <pic:blipFill>
+                    <a:blip r:embed="rId14"/>
+                    <a:stretch>
+                      <a:fillRect/>
+                    </a:stretch>
+                  </pic:blipFill>
+                  <pic:spPr>
+                    <a:xfrm>
+                      <a:off x="0" y="0"/>
+                      <a:ext cx="5486400" cy="2834640"/>
+                    </a:xfrm>
+                    <a:prstGeom prst="rect"/>
+                  </pic:spPr>
+                </pic:pic>
+              </a:graphicData>
+            </a:graphic>
+          </wp:inline>
+        </w:drawing>
+      </w:r>
+    </w:p>
+    <w:p>
+      <w:pPr>
+        <w:spacing w:line="336" w:lineRule="auto" w:after="180"/>
+      </w:pPr>
+      <w:r>
+        <w:rPr>
+          <w:b/>
+        </w:rPr>
+        <w:t>Transfer learning</w:t>
+      </w:r>
+      <w:r>
+        <w:rPr>
+          <w:b w:val="0"/>
+        </w:rPr>
+        <w:t xml:space="preserve"> can keep a representation fixed while </w:t>
+      </w:r>
+      <w:r>
+        <w:rPr>
+          <w:b/>
+        </w:rPr>
+        <w:t>fitting</w:t>
+      </w:r>
+      <w:r>
+        <w:rPr>
+          <w:b w:val="0"/>
+        </w:rPr>
+        <w:t xml:space="preserve"> a smaller </w:t>
+      </w:r>
+      <w:r>
+        <w:rPr>
+          <w:b/>
+        </w:rPr>
+        <w:t>output head</w:t>
+      </w:r>
+      <w:r>
+        <w:rPr>
+          <w:b w:val="0"/>
+        </w:rPr>
+        <w:t xml:space="preserve"> for a new task. Here the extractor always applies the same weights, while new labels choose the head’s threshold.</w:t>
+      </w:r>
+    </w:p>
+    <w:p>
+      <w:pPr>
+        <w:spacing w:line="336" w:lineRule="auto" w:after="180"/>
+      </w:pPr>
+      <w:r>
+        <w:rPr>
+          <w:b w:val="0"/>
+        </w:rPr>
+        <w:t>Applying the chosen head to a query is inference. State which part was frozen and which was fitted; this arithmetic does not establish the extractor is useful for every task.</w:t>
+      </w:r>
+    </w:p>
+    <w:p>
+      <w:pPr>
+        <w:spacing w:line="336" w:lineRule="auto" w:after="180"/>
+      </w:pPr>
+      <w:r>
+        <w:rPr>
+          <w:b w:val="0"/>
+        </w:rPr>
+        <w:t>Limit: A frozen extractor can miss task-specific distinctions; transfer is a strategy requiring validation, not a guarantee of useful features.</w:t>
+      </w:r>
+    </w:p>
+    <w:p>
+      <w:pPr>
+        <w:spacing w:line="336" w:lineRule="auto" w:after="180"/>
+        <w:shd w:fill="F5F1FB"/>
+      </w:pPr>
+      <w:r>
+        <w:rPr>
+          <w:b w:val="0"/>
+        </w:rPr>
+        <w:t>Explain the case, then point to a limit on the claim.</w:t>
+      </w:r>
+    </w:p>
+    <w:p>
+      <w:pPr>
+        <w:pStyle w:val="Heading3"/>
+      </w:pPr>
+      <w:r>
+        <w:t>06. Make the idea visible in your project</w:t>
+      </w:r>
+    </w:p>
+    <w:p>
+      <w:r>
+        <w:drawing>
+          <wp:inline xmlns:a="http://schemas.openxmlformats.org/drawingml/2006/main" xmlns:pic="http://schemas.openxmlformats.org/drawingml/2006/picture">
+            <wp:extent cx="5486400" cy="3681984"/>
+            <wp:docPr id="7" name="Picture 7" descr="For your Image-pattern Network Investigation, save the input, procedure, observed result and limitation of this check. Label this worked example as practice; use a different, previously unreviewed case when checking independent understanding. Draw your input, deciding step, result and limit. Supported question: Which part was trained for the new task? Point to the relevant step in the picture, then write the changed result and the rule or evidence that supports it."/>
+            <wp:cNvGraphicFramePr>
+              <a:graphicFrameLocks noChangeAspect="1"/>
+            </wp:cNvGraphicFramePr>
+            <a:graphic>
+              <a:graphicData uri="http://schemas.openxmlformats.org/drawingml/2006/picture">
+                <pic:pic>
+                  <pic:nvPicPr>
+                    <pic:cNvPr id="0" name="academy-story-ai-5-28-06.png"/>
+                    <pic:cNvPicPr/>
+                  </pic:nvPicPr>
+                  <pic:blipFill>
+                    <a:blip r:embed="rId15"/>
+                    <a:stretch>
+                      <a:fillRect/>
+                    </a:stretch>
+                  </pic:blipFill>
+                  <pic:spPr>
+                    <a:xfrm>
+                      <a:off x="0" y="0"/>
+                      <a:ext cx="5486400" cy="3681984"/>
+                    </a:xfrm>
+                    <a:prstGeom prst="rect"/>
+                  </pic:spPr>
+                </pic:pic>
+              </a:graphicData>
+            </a:graphic>
+          </wp:inline>
+        </w:drawing>
+      </w:r>
+    </w:p>
+    <w:p>
+      <w:pPr>
+        <w:spacing w:line="336" w:lineRule="auto" w:after="180"/>
+      </w:pPr>
+      <w:r>
+        <w:rPr>
+          <w:b w:val="0"/>
+        </w:rPr>
+        <w:t xml:space="preserve">For your Image-pattern Network Investigation, save the </w:t>
+      </w:r>
+      <w:r>
+        <w:rPr>
+          <w:b/>
+        </w:rPr>
+        <w:t>input</w:t>
+      </w:r>
+      <w:r>
+        <w:rPr>
+          <w:b w:val="0"/>
+        </w:rPr>
+        <w:t>, procedure, observed result and limitation of this check.</w:t>
+      </w:r>
+    </w:p>
+    <w:p>
+      <w:pPr>
+        <w:spacing w:line="336" w:lineRule="auto" w:after="180"/>
+      </w:pPr>
+      <w:r>
+        <w:rPr>
+          <w:b w:val="0"/>
+        </w:rPr>
+        <w:t xml:space="preserve">Label this worked example as practice; use a different, previously unreviewed case when checking independent understanding. Draw your </w:t>
+      </w:r>
+      <w:r>
+        <w:rPr>
+          <w:b/>
+        </w:rPr>
+        <w:t>input</w:t>
+      </w:r>
+      <w:r>
+        <w:rPr>
+          <w:b w:val="0"/>
+        </w:rPr>
+        <w:t>, deciding step, result and limit.</w:t>
+      </w:r>
+    </w:p>
+    <w:p>
+      <w:pPr>
+        <w:spacing w:line="336" w:lineRule="auto" w:after="180"/>
+      </w:pPr>
+      <w:r>
+        <w:rPr>
+          <w:b w:val="0"/>
+        </w:rPr>
+        <w:t xml:space="preserve">Supported question: Which part was trained for the new task? Point to the relevant step in the picture, then write the changed result and the rule or </w:t>
+      </w:r>
+      <w:r>
+        <w:rPr>
+          <w:b/>
+        </w:rPr>
+        <w:t>evidence</w:t>
+      </w:r>
+      <w:r>
+        <w:rPr>
+          <w:b w:val="0"/>
+        </w:rPr>
+        <w:t xml:space="preserve"> that supports it.</w:t>
+      </w:r>
+    </w:p>
+    <w:p>
+      <w:pPr>
+        <w:spacing w:line="336" w:lineRule="auto" w:after="180"/>
+        <w:shd w:fill="F5F1FB"/>
+      </w:pPr>
+      <w:r>
+        <w:rPr>
+          <w:b w:val="0"/>
+        </w:rPr>
+        <w:t xml:space="preserve">Draw your project trace and justify the deciding step using </w:t>
+      </w:r>
+      <w:r>
+        <w:rPr>
+          <w:b/>
+        </w:rPr>
+        <w:t>evidence</w:t>
+      </w:r>
+      <w:r>
+        <w:rPr>
+          <w:b w:val="0"/>
+        </w:rPr>
+        <w:t>.</w:t>
       </w:r>
     </w:p>
     <w:sectPr>

--- a/downloads/student/ai-5-week-28.docx
+++ b/downloads/student/ai-5-week-28.docx
@@ -974,7 +974,7 @@
         <w:rPr>
           <w:b w:val="0"/>
         </w:rPr>
-        <w:t>: Its h becomes4 and the fitted head predicts class 0.</w:t>
+        <w:t>: Its h becomes 4 and the fitted head predicts class 0.</w:t>
       </w:r>
     </w:p>
     <w:p>
@@ -1303,7 +1303,7 @@
     </w:tbl>
     <w:p>
       <w:r>
-        <w:t>The fitted head is correct on 2 of 2 validation records; the constant-0 baseline is correct on 1 of 2. This tiny constructed comparison is not evidence of general transfer performance.</w:t>
+        <w:t>The fitted head is correct on 2 of 2 validation records; the constant -0 baseline is correct on 1 of 2. This tiny constructed comparison is not evidence of general transfer performance.</w:t>
       </w:r>
     </w:p>
     <w:p>
@@ -1453,7 +1453,7 @@
         <w:rPr>
           <w:b w:val="0"/>
         </w:rPr>
-        <w:t xml:space="preserve">Frozen extractorh=left+2right. New-task </w:t>
+        <w:t xml:space="preserve">Frozen extractor h =left+2right. New-task </w:t>
       </w:r>
       <w:r>
         <w:rPr>
@@ -1477,7 +1477,7 @@
         <w:rPr>
           <w:b w:val="0"/>
         </w:rPr>
-        <w:t>s [1, 0]label0,[2, 1]label0,[1, 3]label1. Class1 whenh&gt;=threshold; candidates3 or5.</w:t>
+        <w:t>s [1, 0]label 0,[2, 1]label 0,[1, 3]label 1. Class 1 when h &gt;=threshold; candidates 3 or5.</w:t>
       </w:r>
     </w:p>
     <w:p>
@@ -1517,7 +1517,7 @@
         <w:drawing>
           <wp:inline xmlns:a="http://schemas.openxmlformats.org/drawingml/2006/main" xmlns:pic="http://schemas.openxmlformats.org/drawingml/2006/picture">
             <wp:extent cx="5486400" cy="5225143"/>
-            <wp:docPr id="1" name="Picture 1" descr="Transfer learning. Extract features: Trainingh values are1, 4, 7.. Fit new head: Threshold3 makes1 mistake; threshold 5 makes0, so choose 5.. Check held-out input: Query [2, 2]has h = 6, so the head predicts class 1; its reference is not supplied."/>
+            <wp:docPr id="1" name="Picture 1" descr="Transfer learning. Extract features: Training h values are 1, 4, 7.. Fit new head: Threshold 3 makes 1 mistake; threshold 5 makes 0, so choose 5.. Check held-out input: Query [2, 2]has h = 6, so the head predicts class 1; its reference is not supplied."/>
             <wp:cNvGraphicFramePr>
               <a:graphicFrameLocks noChangeAspect="1"/>
             </wp:cNvGraphicFramePr>
@@ -1608,7 +1608,7 @@
           </w:tcPr>
           <w:p>
             <w:r>
-              <w:t>Trainingh values are1, 4, 7.</w:t>
+              <w:t>Training h values are 1, 4, 7.</w:t>
             </w:r>
           </w:p>
         </w:tc>
@@ -1630,7 +1630,7 @@
           </w:tcPr>
           <w:p>
             <w:r>
-              <w:t>Threshold3 makes1 mistake; threshold 5 makes0, so choose 5.</w:t>
+              <w:t>Threshold 3 makes 1 mistake; threshold 5 makes 0, so choose 5.</w:t>
             </w:r>
           </w:p>
         </w:tc>
@@ -3407,7 +3407,7 @@
     </w:tbl>
     <w:p>
       <w:r>
-        <w:t>The fitted head is correct on 2 of 2 validation records; the constant-0 baseline is correct on 1 of 2. This tiny constructed comparison is not evidence of general transfer performance.</w:t>
+        <w:t>The fitted head is correct on 2 of 2 validation records; the constant -0 baseline is correct on 1 of 2. This tiny constructed comparison is not evidence of general transfer performance.</w:t>
       </w:r>
     </w:p>
     <w:p>
@@ -4466,7 +4466,7 @@
         <w:rPr>
           <w:b w:val="0"/>
         </w:rPr>
-        <w:t>3. Its h becomes4 and the fitted head predicts class 0.</w:t>
+        <w:t>3. Its h becomes 4 and the fitted head predicts class 0.</w:t>
       </w:r>
     </w:p>
     <w:p>
@@ -4539,7 +4539,7 @@
         <w:rPr>
           <w:b w:val="0"/>
         </w:rPr>
-        <w:t xml:space="preserve">After your attempt, compare with the supported explanation: Its h becomes4 and the fitted head predicts class 0. Extractor stays fixed; the changed </w:t>
+        <w:t xml:space="preserve">After your attempt, compare with the supported explanation: Its h becomes 4 and the fitted head predicts class 0. Extractor stays fixed; the changed </w:t>
       </w:r>
       <w:r>
         <w:rPr>
@@ -4798,7 +4798,7 @@
         <w:drawing>
           <wp:inline xmlns:a="http://schemas.openxmlformats.org/drawingml/2006/main" xmlns:pic="http://schemas.openxmlformats.org/drawingml/2006/picture">
             <wp:extent cx="5486400" cy="3142488"/>
-            <wp:docPr id="2" name="Picture 2" descr="Transfer a fixed feature extractor while identifying what is actually refitted. Supplied facts: Frozen extractorh=left+2right. New-task training inputs [1, 0]label0,[2, 1]label0,[1, 3]label1. Class1 whenh&gt;=threshold; candidates3 or5. All inputs and outcomes in this worked example are invented classroom data; no real model run is claimed."/>
+            <wp:docPr id="2" name="Picture 2" descr="Transfer a fixed feature extractor while identifying what is actually refitted. Supplied facts: Frozen extractor h =left+2right. New-task training inputs [1, 0]label 0,[2, 1]label 0,[1, 3]label 1. Class 1 when h &gt;=threshold; candidates 3 or5. All inputs and outcomes in this worked example are invented classroom data; no real model run is claimed."/>
             <wp:cNvGraphicFramePr>
               <a:graphicFrameLocks noChangeAspect="1"/>
             </wp:cNvGraphicFramePr>
@@ -4849,7 +4849,7 @@
         <w:rPr>
           <w:b w:val="0"/>
         </w:rPr>
-        <w:t xml:space="preserve"> while identifying what is actually refitted. Supplied facts: Frozen extractorh=left+2right. New-task </w:t>
+        <w:t xml:space="preserve"> while identifying what is actually refitted. Supplied facts: Frozen extractor h =left+2right. New-task </w:t>
       </w:r>
       <w:r>
         <w:rPr>
@@ -4873,7 +4873,7 @@
         <w:rPr>
           <w:b w:val="0"/>
         </w:rPr>
-        <w:t>s [1, 0]label0,[2, 1]label0,[1, 3]label1.</w:t>
+        <w:t>s [1, 0]label 0,[2, 1]label 0,[1, 3]label 1.</w:t>
       </w:r>
     </w:p>
     <w:p>
@@ -4884,7 +4884,7 @@
         <w:rPr>
           <w:b w:val="0"/>
         </w:rPr>
-        <w:t xml:space="preserve">Class1 whenh&gt;=threshold; candidates3 or5. All </w:t>
+        <w:t xml:space="preserve">Class 1 when h &gt;=threshold; candidates 3 or5. All </w:t>
       </w:r>
       <w:r>
         <w:rPr>
@@ -4924,7 +4924,7 @@
         <w:drawing>
           <wp:inline xmlns:a="http://schemas.openxmlformats.org/drawingml/2006/main" xmlns:pic="http://schemas.openxmlformats.org/drawingml/2006/picture">
             <wp:extent cx="5486400" cy="3182112"/>
-            <wp:docPr id="3" name="Picture 3" descr="Extract features: Trainingh values are1, 4, 7. → Fit new head: Threshold3 makes1 mistake; threshold 5 makes0, so choose 5. → Check held-out input: Query [2, 2]has h = 6, so the head predicts class 1; its reference is not supplied."/>
+            <wp:docPr id="3" name="Picture 3" descr="Extract features: Training h values are 1, 4, 7. → Fit new head: Threshold 3 makes 1 mistake; threshold 5 makes 0, so choose 5. → Check held-out input: Query [2, 2]has h = 6, so the head predicts class 1; its reference is not supplied."/>
             <wp:cNvGraphicFramePr>
               <a:graphicFrameLocks noChangeAspect="1"/>
             </wp:cNvGraphicFramePr>
@@ -4975,7 +4975,7 @@
         <w:rPr>
           <w:b w:val="0"/>
         </w:rPr>
-        <w:t xml:space="preserve">h values are1, 4, 7. → Fit new head: Threshold3 makes1 mistake; threshold 5 makes0, so choose 5. → Check held-out </w:t>
+        <w:t xml:space="preserve"> h values are 1, 4, 7. → Fit new head: Threshold 3 makes 1 mistake; threshold 5 makes 0, so choose 5. → Check held-out </w:t>
       </w:r>
       <w:r>
         <w:rPr>
@@ -5094,7 +5094,7 @@
         <w:drawing>
           <wp:inline xmlns:a="http://schemas.openxmlformats.org/drawingml/2006/main" xmlns:pic="http://schemas.openxmlformats.org/drawingml/2006/picture">
             <wp:extent cx="5486400" cy="3026664"/>
-            <wp:docPr id="5" name="Picture 5" descr="Original case: Query [2, 2]has h = 6, so the head predicts class 1; its reference is not supplied. Changed condition: Query changes to [2, 1]. Expected result: Its h becomes4 and the fitted head predicts class 0. Reason: Extractor stays fixed; the changed input crosses the chosen head’s boundary."/>
+            <wp:docPr id="5" name="Picture 5" descr="Original case: Query [2, 2]has h = 6, so the head predicts class 1; its reference is not supplied. Changed condition: Query changes to [2, 1]. Expected result: Its h becomes 4 and the fitted head predicts class 0. Reason: Extractor stays fixed; the changed input crosses the chosen head’s boundary."/>
             <wp:cNvGraphicFramePr>
               <a:graphicFrameLocks noChangeAspect="1"/>
             </wp:cNvGraphicFramePr>
@@ -5133,7 +5133,7 @@
         <w:rPr>
           <w:b w:val="0"/>
         </w:rPr>
-        <w:t>Original case: Query [2, 2]has h = 6, so the head predicts class 1; its reference is not supplied. Changed condition: Query changes to [2, 1]. Expected result: Its h becomes4 and the fitted head predicts class 0.</w:t>
+        <w:t>Original case: Query [2, 2]has h = 6, so the head predicts class 1; its reference is not supplied. Changed condition: Query changes to [2, 1]. Expected result: Its h becomes 4 and the fitted head predicts class 0.</w:t>
       </w:r>
     </w:p>
     <w:p>

--- a/downloads/student/ai-5-week-28.docx
+++ b/downloads/student/ai-5-week-28.docx
@@ -25,12 +25,17 @@
         <w:pStyle w:val="Heading1"/>
       </w:pPr>
       <w:r>
-        <w:t>Before you start</w:t>
-      </w:r>
-    </w:p>
-    <w:p>
-      <w:r>
-        <w:t>If two different records become the same feature vector, can a deterministic output head receiving only that vector distinguish them?</w:t>
+        <w:t>Freeze the extractor. Fit the head. Check the evidence.</w:t>
+      </w:r>
+    </w:p>
+    <w:p>
+      <w:r>
+        <w:t>Trace a supplied representation and a training-fitted threshold, then compare both methods on identical validation rows.</w:t>
+      </w:r>
+    </w:p>
+    <w:p>
+      <w:r>
+        <w:t>Parameter map → complete training table → executable audit → validation → separate picture → collision → independent extractor.</w:t>
       </w:r>
     </w:p>
     <w:p>
@@ -38,20 +43,20 @@
         <w:pStyle w:val="Heading1"/>
       </w:pPr>
       <w:r>
-        <w:t>01. Your mission</w:t>
-      </w:r>
-    </w:p>
-    <w:p>
-      <w:r>
-        <w:t>Start with the target: Trace a reused feature extractor and a newly fitted output head. Try the recall before opening notes.</w:t>
-      </w:r>
-    </w:p>
-    <w:p>
-      <w:pPr>
-        <w:pStyle w:val="Heading3"/>
-      </w:pPr>
-      <w:r>
-        <w:t>Your learning target</w:t>
+        <w:t>01. Reuse a representation, fit a new decision rule</w:t>
+      </w:r>
+    </w:p>
+    <w:p>
+      <w:r>
+        <w:t>Track exactly which parameters stay frozen and which are fitted.</w:t>
+      </w:r>
+    </w:p>
+    <w:p>
+      <w:pPr>
+        <w:pStyle w:val="Heading2"/>
+      </w:pPr>
+      <w:r>
+        <w:t>Learning goals</w:t>
       </w:r>
     </w:p>
     <w:p>
@@ -125,10 +130,10 @@
     </w:p>
     <w:p>
       <w:pPr>
-        <w:pStyle w:val="Heading3"/>
-      </w:pPr>
-      <w:r>
-        <w:t>Remember before reading</w:t>
+        <w:pStyle w:val="Heading2"/>
+      </w:pPr>
+      <w:r>
+        <w:t>Retrieve representation and comparison</w:t>
       </w:r>
     </w:p>
     <w:p>
@@ -200,6 +205,100 @@
     </w:p>
     <w:p>
       <w:pPr>
+        <w:pStyle w:val="Heading2"/>
+      </w:pPr>
+      <w:r>
+        <w:t>Prerequisite and response</w:t>
+      </w:r>
+    </w:p>
+    <w:p>
+      <w:pPr>
+        <w:pStyle w:val="ListBullet"/>
+      </w:pPr>
+      <w:r>
+        <w:t>If two different records become the same feature vector, can a deterministic output head receiving only that vector distinguish them?</w:t>
+      </w:r>
+    </w:p>
+    <w:p>
+      <w:pPr>
+        <w:pStyle w:val="Heading3"/>
+      </w:pPr>
+      <w:r>
+        <w:t>My starting explanation</w:t>
+      </w:r>
+    </w:p>
+    <w:p>
+      <w:r>
+        <w:t>________________________________________________________________</w:t>
+      </w:r>
+    </w:p>
+    <w:p>
+      <w:r>
+        <w:t>________________________________________________________________</w:t>
+      </w:r>
+    </w:p>
+    <w:p>
+      <w:r>
+        <w:t>________________________________________________________________</w:t>
+      </w:r>
+    </w:p>
+    <w:p>
+      <w:pPr>
+        <w:pStyle w:val="Heading2"/>
+      </w:pPr>
+      <w:r>
+        <w:t>End goal</w:t>
+      </w:r>
+    </w:p>
+    <w:p>
+      <w:pPr>
+        <w:spacing w:line="336" w:lineRule="auto" w:after="180"/>
+      </w:pPr>
+      <w:r>
+        <w:rPr>
+          <w:b w:val="0"/>
+        </w:rPr>
+        <w:t xml:space="preserve">By the end, I can explain </w:t>
+      </w:r>
+      <w:r>
+        <w:rPr>
+          <w:b/>
+        </w:rPr>
+        <w:t>transfer learning</w:t>
+      </w:r>
+      <w:r>
+        <w:rPr>
+          <w:b w:val="0"/>
+        </w:rPr>
+        <w:t xml:space="preserve"> using a traced example and a stated limitation.</w:t>
+      </w:r>
+    </w:p>
+    <w:p>
+      <w:pPr>
+        <w:pStyle w:val="Heading2"/>
+      </w:pPr>
+      <w:r>
+        <w:t>Earlier wording, alternatives and picture transcripts · reference / check after trying</w:t>
+      </w:r>
+    </w:p>
+    <w:p>
+      <w:pPr>
+        <w:pStyle w:val="Heading3"/>
+      </w:pPr>
+      <w:r>
+        <w:t>Your learning target</w:t>
+      </w:r>
+    </w:p>
+    <w:p>
+      <w:pPr>
+        <w:pStyle w:val="Heading3"/>
+      </w:pPr>
+      <w:r>
+        <w:t>Remember before reading</w:t>
+      </w:r>
+    </w:p>
+    <w:p>
+      <w:pPr>
         <w:spacing w:line="336" w:lineRule="auto" w:after="180"/>
       </w:pPr>
       <w:r>
@@ -282,14 +381,66 @@
     </w:p>
     <w:p>
       <w:pPr>
+        <w:pStyle w:val="Heading3"/>
+      </w:pPr>
+      <w:r>
+        <w:t>This week’s end goal</w:t>
+      </w:r>
+    </w:p>
+    <w:p>
+      <w:pPr>
+        <w:pStyle w:val="Heading1"/>
+      </w:pPr>
+      <w:r>
+        <w:t>02. Separate the frozen extractor from the fitted head</w:t>
+      </w:r>
+    </w:p>
+    <w:p>
+      <w:r>
+        <w:t>Our supplied extractor demonstrates reuse mechanics; it has no source-training history.</w:t>
+      </w:r>
+    </w:p>
+    <w:p>
+      <w:pPr>
+        <w:pStyle w:val="Heading2"/>
+      </w:pPr>
+      <w:r>
+        <w:t>Transfer learning and the transparent stand-in</w:t>
+      </w:r>
+    </w:p>
+    <w:p>
+      <w:pPr>
         <w:spacing w:line="336" w:lineRule="auto" w:after="180"/>
-        <w:shd w:fill="F5F1FB"/>
       </w:pPr>
       <w:r>
         <w:rPr>
           <w:b w:val="0"/>
         </w:rPr>
-        <w:t xml:space="preserve">If two different records become the same feature vector, can a deterministic </w:t>
+        <w:t xml:space="preserve">A source model may learn useful features before we have many labels for a new target task. </w:t>
+      </w:r>
+      <w:r>
+        <w:rPr>
+          <w:b/>
+        </w:rPr>
+        <w:t>Transfer learning</w:t>
+      </w:r>
+      <w:r>
+        <w:rPr>
+          <w:b w:val="0"/>
+        </w:rPr>
+        <w:t xml:space="preserve"> reuses those learned features or parameters. One approach freezes the </w:t>
+      </w:r>
+      <w:r>
+        <w:rPr>
+          <w:b/>
+        </w:rPr>
+        <w:t>feature extractor</w:t>
+      </w:r>
+      <w:r>
+        <w:rPr>
+          <w:b w:val="0"/>
+        </w:rPr>
+        <w:t xml:space="preserve"> and fits a new </w:t>
       </w:r>
       <w:r>
         <w:rPr>
@@ -301,120 +452,6 @@
         <w:rPr>
           <w:b w:val="0"/>
         </w:rPr>
-        <w:t xml:space="preserve"> receiving only that vector distinguish them?</w:t>
-      </w:r>
-    </w:p>
-    <w:p>
-      <w:pPr>
-        <w:pStyle w:val="Heading3"/>
-      </w:pPr>
-      <w:r>
-        <w:t>My starting explanation</w:t>
-      </w:r>
-    </w:p>
-    <w:p>
-      <w:r>
-        <w:t>________________________________________________________________</w:t>
-      </w:r>
-    </w:p>
-    <w:p>
-      <w:r>
-        <w:t>________________________________________________________________</w:t>
-      </w:r>
-    </w:p>
-    <w:p>
-      <w:r>
-        <w:t>________________________________________________________________</w:t>
-      </w:r>
-    </w:p>
-    <w:p>
-      <w:pPr>
-        <w:pStyle w:val="Heading3"/>
-      </w:pPr>
-      <w:r>
-        <w:t>This week’s end goal</w:t>
-      </w:r>
-    </w:p>
-    <w:p>
-      <w:pPr>
-        <w:spacing w:line="336" w:lineRule="auto" w:after="180"/>
-      </w:pPr>
-      <w:r>
-        <w:rPr>
-          <w:b w:val="0"/>
-        </w:rPr>
-        <w:t xml:space="preserve">By the end, I can explain </w:t>
-      </w:r>
-      <w:r>
-        <w:rPr>
-          <w:b/>
-        </w:rPr>
-        <w:t>transfer learning</w:t>
-      </w:r>
-      <w:r>
-        <w:rPr>
-          <w:b w:val="0"/>
-        </w:rPr>
-        <w:t xml:space="preserve"> using a traced example and a stated limitation.</w:t>
-      </w:r>
-    </w:p>
-    <w:p>
-      <w:pPr>
-        <w:pStyle w:val="Heading1"/>
-      </w:pPr>
-      <w:r>
-        <w:t>02. Notice the evidence</w:t>
-      </w:r>
-    </w:p>
-    <w:p>
-      <w:r>
-        <w:t>Investigate the supplied Transfer learning case. Separate observations, given facts and assumptions before choosing an explanation.</w:t>
-      </w:r>
-    </w:p>
-    <w:p>
-      <w:pPr>
-        <w:spacing w:line="336" w:lineRule="auto" w:after="180"/>
-      </w:pPr>
-      <w:r>
-        <w:rPr>
-          <w:b w:val="0"/>
-        </w:rPr>
-        <w:t xml:space="preserve">A source model may learn useful features before we have many labels for a new target task. </w:t>
-      </w:r>
-      <w:r>
-        <w:rPr>
-          <w:b/>
-        </w:rPr>
-        <w:t>Transfer learning</w:t>
-      </w:r>
-      <w:r>
-        <w:rPr>
-          <w:b w:val="0"/>
-        </w:rPr>
-        <w:t xml:space="preserve"> reuses those learned features or parameters. One approach freezes the </w:t>
-      </w:r>
-      <w:r>
-        <w:rPr>
-          <w:b/>
-        </w:rPr>
-        <w:t>feature extractor</w:t>
-      </w:r>
-      <w:r>
-        <w:rPr>
-          <w:b w:val="0"/>
-        </w:rPr>
-        <w:t xml:space="preserve"> and fits a new </w:t>
-      </w:r>
-      <w:r>
-        <w:rPr>
-          <w:b/>
-        </w:rPr>
-        <w:t>output head</w:t>
-      </w:r>
-      <w:r>
-        <w:rPr>
-          <w:b w:val="0"/>
-        </w:rPr>
         <w:t>.</w:t>
       </w:r>
     </w:p>
@@ -455,6 +492,14 @@
           <w:b w:val="0"/>
         </w:rPr>
         <w:t>Here x1 and x2 are nonnegative fictional event counts, so f(x) is their sum. We did not train this extractor on a source dataset; this exercise demonstrates the mechanics of reuse, not measured transfer benefits.</w:t>
+      </w:r>
+    </w:p>
+    <w:p>
+      <w:pPr>
+        <w:pStyle w:val="Heading2"/>
+      </w:pPr>
+      <w:r>
+        <w:t>Follow input → feature → prediction</w:t>
       </w:r>
     </w:p>
     <w:tbl>
@@ -602,25 +647,18 @@
     </w:tbl>
     <w:p>
       <w:pPr>
-        <w:spacing w:line="336" w:lineRule="auto" w:after="180"/>
-      </w:pPr>
-      <w:r>
-        <w:rPr>
-          <w:b w:val="0"/>
-        </w:rPr>
-        <w:t xml:space="preserve">The target is a high-activity label. The extractor returns a single number h, not a class label or probability. A new head converts h into the target </w:t>
-      </w:r>
-      <w:r>
-        <w:rPr>
-          <w:b/>
-        </w:rPr>
-        <w:t>prediction</w:t>
-      </w:r>
-      <w:r>
-        <w:rPr>
-          <w:b w:val="0"/>
-        </w:rPr>
-        <w:t>.</w:t>
+        <w:pStyle w:val="Heading2"/>
+      </w:pPr>
+      <w:r>
+        <w:t>Interpret the feature and record missing facts</w:t>
+      </w:r>
+    </w:p>
+    <w:p>
+      <w:pPr>
+        <w:pStyle w:val="ListBullet"/>
+      </w:pPr>
+      <w:r>
+        <w:t>The target is a high-activity label. The extractor returns a single number h, not a class label or probability. A new head converts h into the target prediction.</w:t>
       </w:r>
     </w:p>
     <w:p>
@@ -651,12 +689,20 @@
         <w:pStyle w:val="Heading1"/>
       </w:pPr>
       <w:r>
-        <w:t>03. See how it works</w:t>
-      </w:r>
-    </w:p>
-    <w:p>
-      <w:r>
-        <w:t>Follow the mechanism for Transfer learning. Connect each labelled input, deciding step and result.</w:t>
+        <w:t>03. Fit the threshold using four training records</w:t>
+      </w:r>
+    </w:p>
+    <w:p>
+      <w:r>
+        <w:t>Compute each feature once, then compare the three candidate heads.</w:t>
+      </w:r>
+    </w:p>
+    <w:p>
+      <w:pPr>
+        <w:pStyle w:val="Heading2"/>
+      </w:pPr>
+      <w:r>
+        <w:t>Complete training inputs and fitting rule</w:t>
       </w:r>
     </w:p>
     <w:p>
@@ -715,6 +761,526 @@
           <w:b w:val="0"/>
         </w:rPr>
         <w:t xml:space="preserve"> can use a small search; it need not use gradients.</w:t>
+      </w:r>
+    </w:p>
+    <w:p>
+      <w:pPr>
+        <w:pStyle w:val="Heading2"/>
+      </w:pPr>
+      <w:r>
+        <w:t>Trace every training feature and prediction</w:t>
+      </w:r>
+    </w:p>
+    <w:tbl>
+      <w:tblPr>
+        <w:tblStyle w:val="LightShading-Accent1"/>
+        <w:tblW w:type="auto" w:w="0"/>
+        <w:tblLook w:firstColumn="1" w:firstRow="1" w:lastColumn="0" w:lastRow="0" w:noHBand="0" w:noVBand="1" w:val="04A0"/>
+      </w:tblPr>
+      <w:tblGrid>
+        <w:gridCol w:w="2045"/>
+        <w:gridCol w:w="2045"/>
+        <w:gridCol w:w="2045"/>
+        <w:gridCol w:w="2045"/>
+        <w:gridCol w:w="2045"/>
+      </w:tblGrid>
+      <w:tr>
+        <w:trPr>
+          <w:tblHeader/>
+        </w:trPr>
+        <w:tc>
+          <w:tcPr>
+            <w:tcW w:type="dxa" w:w="2045"/>
+          </w:tcPr>
+          <w:p>
+            <w:r>
+              <w:t>Training record</w:t>
+            </w:r>
+          </w:p>
+        </w:tc>
+        <w:tc>
+          <w:tcPr>
+            <w:tcW w:type="dxa" w:w="2045"/>
+          </w:tcPr>
+          <w:p>
+            <w:r>
+              <w:t>Input counts</w:t>
+            </w:r>
+          </w:p>
+        </w:tc>
+        <w:tc>
+          <w:tcPr>
+            <w:tcW w:type="dxa" w:w="2045"/>
+          </w:tcPr>
+          <w:p>
+            <w:r>
+              <w:t>Label</w:t>
+            </w:r>
+          </w:p>
+        </w:tc>
+        <w:tc>
+          <w:tcPr>
+            <w:tcW w:type="dxa" w:w="2045"/>
+          </w:tcPr>
+          <w:p>
+            <w:r>
+              <w:t>Frozen h</w:t>
+            </w:r>
+          </w:p>
+        </w:tc>
+        <w:tc>
+          <w:tcPr>
+            <w:tcW w:type="dxa" w:w="2045"/>
+          </w:tcPr>
+          <w:p>
+            <w:r>
+              <w:t>Prediction at threshold 5</w:t>
+            </w:r>
+          </w:p>
+        </w:tc>
+      </w:tr>
+      <w:tr>
+        <w:tc>
+          <w:tcPr>
+            <w:tcW w:type="dxa" w:w="2045"/>
+          </w:tcPr>
+          <w:p>
+            <w:r>
+              <w:t>T1</w:t>
+            </w:r>
+          </w:p>
+        </w:tc>
+        <w:tc>
+          <w:tcPr>
+            <w:tcW w:type="dxa" w:w="2045"/>
+          </w:tcPr>
+          <w:p>
+            <w:r>
+              <w:t>[1, 1]</w:t>
+            </w:r>
+          </w:p>
+        </w:tc>
+        <w:tc>
+          <w:tcPr>
+            <w:tcW w:type="dxa" w:w="2045"/>
+          </w:tcPr>
+          <w:p>
+            <w:r>
+              <w:t>0</w:t>
+            </w:r>
+          </w:p>
+        </w:tc>
+        <w:tc>
+          <w:tcPr>
+            <w:tcW w:type="dxa" w:w="2045"/>
+          </w:tcPr>
+          <w:p>
+            <w:r>
+              <w:t>2</w:t>
+            </w:r>
+          </w:p>
+        </w:tc>
+        <w:tc>
+          <w:tcPr>
+            <w:tcW w:type="dxa" w:w="2045"/>
+          </w:tcPr>
+          <w:p>
+            <w:r>
+              <w:t>0</w:t>
+            </w:r>
+          </w:p>
+        </w:tc>
+      </w:tr>
+      <w:tr>
+        <w:tc>
+          <w:tcPr>
+            <w:tcW w:type="dxa" w:w="2045"/>
+          </w:tcPr>
+          <w:p>
+            <w:r>
+              <w:t>T2</w:t>
+            </w:r>
+          </w:p>
+        </w:tc>
+        <w:tc>
+          <w:tcPr>
+            <w:tcW w:type="dxa" w:w="2045"/>
+          </w:tcPr>
+          <w:p>
+            <w:r>
+              <w:t>[1, 3]</w:t>
+            </w:r>
+          </w:p>
+        </w:tc>
+        <w:tc>
+          <w:tcPr>
+            <w:tcW w:type="dxa" w:w="2045"/>
+          </w:tcPr>
+          <w:p>
+            <w:r>
+              <w:t>0</w:t>
+            </w:r>
+          </w:p>
+        </w:tc>
+        <w:tc>
+          <w:tcPr>
+            <w:tcW w:type="dxa" w:w="2045"/>
+          </w:tcPr>
+          <w:p>
+            <w:r>
+              <w:t>4</w:t>
+            </w:r>
+          </w:p>
+        </w:tc>
+        <w:tc>
+          <w:tcPr>
+            <w:tcW w:type="dxa" w:w="2045"/>
+          </w:tcPr>
+          <w:p>
+            <w:r>
+              <w:t>0</w:t>
+            </w:r>
+          </w:p>
+        </w:tc>
+      </w:tr>
+      <w:tr>
+        <w:tc>
+          <w:tcPr>
+            <w:tcW w:type="dxa" w:w="2045"/>
+          </w:tcPr>
+          <w:p>
+            <w:r>
+              <w:t>T3</w:t>
+            </w:r>
+          </w:p>
+        </w:tc>
+        <w:tc>
+          <w:tcPr>
+            <w:tcW w:type="dxa" w:w="2045"/>
+          </w:tcPr>
+          <w:p>
+            <w:r>
+              <w:t>[4, 2]</w:t>
+            </w:r>
+          </w:p>
+        </w:tc>
+        <w:tc>
+          <w:tcPr>
+            <w:tcW w:type="dxa" w:w="2045"/>
+          </w:tcPr>
+          <w:p>
+            <w:r>
+              <w:t>1</w:t>
+            </w:r>
+          </w:p>
+        </w:tc>
+        <w:tc>
+          <w:tcPr>
+            <w:tcW w:type="dxa" w:w="2045"/>
+          </w:tcPr>
+          <w:p>
+            <w:r>
+              <w:t>6</w:t>
+            </w:r>
+          </w:p>
+        </w:tc>
+        <w:tc>
+          <w:tcPr>
+            <w:tcW w:type="dxa" w:w="2045"/>
+          </w:tcPr>
+          <w:p>
+            <w:r>
+              <w:t>1</w:t>
+            </w:r>
+          </w:p>
+        </w:tc>
+      </w:tr>
+      <w:tr>
+        <w:tc>
+          <w:tcPr>
+            <w:tcW w:type="dxa" w:w="2045"/>
+          </w:tcPr>
+          <w:p>
+            <w:r>
+              <w:t>T4</w:t>
+            </w:r>
+          </w:p>
+        </w:tc>
+        <w:tc>
+          <w:tcPr>
+            <w:tcW w:type="dxa" w:w="2045"/>
+          </w:tcPr>
+          <w:p>
+            <w:r>
+              <w:t>[5, 3]</w:t>
+            </w:r>
+          </w:p>
+        </w:tc>
+        <w:tc>
+          <w:tcPr>
+            <w:tcW w:type="dxa" w:w="2045"/>
+          </w:tcPr>
+          <w:p>
+            <w:r>
+              <w:t>1</w:t>
+            </w:r>
+          </w:p>
+        </w:tc>
+        <w:tc>
+          <w:tcPr>
+            <w:tcW w:type="dxa" w:w="2045"/>
+          </w:tcPr>
+          <w:p>
+            <w:r>
+              <w:t>8</w:t>
+            </w:r>
+          </w:p>
+        </w:tc>
+        <w:tc>
+          <w:tcPr>
+            <w:tcW w:type="dxa" w:w="2045"/>
+          </w:tcPr>
+          <w:p>
+            <w:r>
+              <w:t>1</w:t>
+            </w:r>
+          </w:p>
+        </w:tc>
+      </w:tr>
+      <w:tr>
+        <w:tc>
+          <w:tcPr>
+            <w:tcW w:type="dxa" w:w="2045"/>
+          </w:tcPr>
+          <w:p>
+            <w:r>
+              <w:t>Candidate threshold 3</w:t>
+            </w:r>
+          </w:p>
+        </w:tc>
+        <w:tc>
+          <w:tcPr>
+            <w:tcW w:type="dxa" w:w="2045"/>
+          </w:tcPr>
+          <w:p>
+            <w:r>
+              <w:t>Training mistakes</w:t>
+            </w:r>
+          </w:p>
+        </w:tc>
+        <w:tc>
+          <w:tcPr>
+            <w:tcW w:type="dxa" w:w="2045"/>
+          </w:tcPr>
+          <w:p>
+            <w:r>
+              <w:t>1</w:t>
+            </w:r>
+          </w:p>
+        </w:tc>
+        <w:tc>
+          <w:tcPr>
+            <w:tcW w:type="dxa" w:w="2045"/>
+          </w:tcPr>
+          <w:p>
+            <w:r>
+              <w:t>Threshold 5: 0</w:t>
+            </w:r>
+          </w:p>
+        </w:tc>
+        <w:tc>
+          <w:tcPr>
+            <w:tcW w:type="dxa" w:w="2045"/>
+          </w:tcPr>
+          <w:p>
+            <w:r>
+              <w:t>Threshold 7: 1</w:t>
+            </w:r>
+          </w:p>
+        </w:tc>
+      </w:tr>
+    </w:tbl>
+    <w:p>
+      <w:pPr>
+        <w:pStyle w:val="Heading2"/>
+      </w:pPr>
+      <w:r>
+        <w:t>Training tie rule and baseline rule</w:t>
+      </w:r>
+    </w:p>
+    <w:p>
+      <w:pPr>
+        <w:spacing w:line="336" w:lineRule="auto" w:after="180"/>
+      </w:pPr>
+      <w:r>
+        <w:rPr>
+          <w:b w:val="0"/>
+        </w:rPr>
+        <w:t xml:space="preserve">The tie rule prefers the smaller threshold if </w:t>
+      </w:r>
+      <w:r>
+        <w:rPr>
+          <w:b/>
+        </w:rPr>
+        <w:t>training</w:t>
+      </w:r>
+      <w:r>
+        <w:rPr>
+          <w:b w:val="0"/>
+        </w:rPr>
+        <w:t xml:space="preserve"> mistake counts match; there is no tie here. The extractor remains unchanged. The code assumes finite numeric counts and valid binary labels.</w:t>
+      </w:r>
+    </w:p>
+    <w:p>
+      <w:pPr>
+        <w:spacing w:line="336" w:lineRule="auto" w:after="180"/>
+      </w:pPr>
+      <w:r>
+        <w:rPr>
+          <w:b w:val="0"/>
+        </w:rPr>
+        <w:t xml:space="preserve">A constant baseline predicts the most frequent </w:t>
+      </w:r>
+      <w:r>
+        <w:rPr>
+          <w:b/>
+        </w:rPr>
+        <w:t>training</w:t>
+      </w:r>
+      <w:r>
+        <w:rPr>
+          <w:b w:val="0"/>
+        </w:rPr>
+        <w:t xml:space="preserve"> label; with two of each, our declared tie rule chooses 0.</w:t>
+      </w:r>
+    </w:p>
+    <w:p>
+      <w:pPr>
+        <w:pStyle w:val="Heading2"/>
+      </w:pPr>
+      <w:r>
+        <w:t>Run the complete fit and validation audit</w:t>
+      </w:r>
+    </w:p>
+    <w:p>
+      <w:r>
+        <w:rPr>
+          <w:rFonts w:ascii="Courier New" w:hAnsi="Courier New"/>
+          <w:sz w:val="18"/>
+        </w:rPr>
+        <w:t>"""Supplied frozen extractor; fit only the target threshold on training rows."""</w:t>
+        <w:br/>
+        <w:t>from math import isfinite</w:t>
+        <w:br/>
+        <w:t>train = [('T1', [1, 1], 0), ('T2', [1, 3], 0),</w:t>
+        <w:br/>
+        <w:t xml:space="preserve">         ('T3', [4, 2], 1), ('T4', [5, 3], 1)]</w:t>
+        <w:br/>
+        <w:t>validation = [('V1', [2, 1], 0), ('V2', [3, 4], 1)]</w:t>
+        <w:br/>
+        <w:t>def feature(x):</w:t>
+        <w:br/>
+        <w:t xml:space="preserve">    if len(x) != 2 or any(not isfinite(v) or v &lt; 0 for v in x):</w:t>
+        <w:br/>
+        <w:t xml:space="preserve">        raise ValueError('Need two finite nonnegative counts')</w:t>
+        <w:br/>
+        <w:t xml:space="preserve">    return max(0, x[0] + x[1])</w:t>
+        <w:br/>
+        <w:t>def predict(x, threshold):</w:t>
+        <w:br/>
+        <w:t xml:space="preserve">    return int(feature(x) &gt;= threshold)</w:t>
+        <w:br/>
+        <w:t>def errors(threshold):</w:t>
+        <w:br/>
+        <w:t xml:space="preserve">    return sum(predict(x, threshold) != y for _, x, y in train)</w:t>
+        <w:br/>
+        <w:t>candidates = [3, 5, 7]</w:t>
+        <w:br/>
+        <w:t>best = min(candidates, key=lambda t: (errors(t), t))</w:t>
+        <w:br/>
+        <w:t>counts = {y: sum(label == y for _, _, label in train) for y in (0, 1)}</w:t>
+        <w:br/>
+        <w:t>baseline = min(counts, key=lambda y: (-counts[y], y))</w:t>
+        <w:br/>
+        <w:t>ledger = [(name, feature(x), y, predict(x, best), baseline)</w:t>
+        <w:br/>
+        <w:t xml:space="preserve">          for name, x, y in validation]</w:t>
+        <w:br/>
+        <w:t>head_correct = sum(pred == y for _, _, y, pred, _ in ledger)</w:t>
+        <w:br/>
+        <w:t>baseline_correct = sum(base == y for _, _, y, _, base in ledger)</w:t>
+        <w:br/>
+        <w:t>assert [errors(t) for t in candidates] == [1, 0, 1]</w:t>
+        <w:br/>
+        <w:t>assert (best, baseline, head_correct, baseline_correct) == (5, 0, 2, 1)</w:t>
+        <w:br/>
+        <w:t>assert predict([2, 3], best) == 1  # equality belongs to class 1</w:t>
+        <w:br/>
+        <w:t>print('Threshold mistakes:', [(t, errors(t)) for t in candidates])</w:t>
+        <w:br/>
+        <w:t>print('Training label counts:', counts, 'baseline:', baseline)</w:t>
+        <w:br/>
+        <w:t>print('Validation: name, h, label, head, baseline', ledger)</w:t>
+        <w:br/>
+        <w:t>print('Correct on same two rows:', head_correct, baseline_correct)</w:t>
+        <w:br/>
+        <w:t># Different target: first count exceeds second. Both original features collide.</w:t>
+        <w:br/>
+        <w:t>u, v = [1, 3], [3, 1]</w:t>
+        <w:br/>
+        <w:t>assert feature(u) == feature(v) == 4</w:t>
+        <w:br/>
+        <w:t># This repair is hand supplied, not trained or independently evaluated.</w:t>
+        <w:br/>
+        <w:t>def supplied_repair(x):</w:t>
+        <w:br/>
+        <w:t xml:space="preserve">    return int(max(0, x[0] - x[1]) &gt;= 1)</w:t>
+        <w:br/>
+        <w:t>assert (supplied_repair(u), supplied_repair(v)) == (0, 1)</w:t>
+        <w:br/>
+        <w:t>print('Collision h:', feature(u), feature(v), 'supplied repair:',</w:t>
+        <w:br/>
+        <w:t xml:space="preserve">      supplied_repair(u), supplied_repair(v))</w:t>
+        <w:br/>
+      </w:r>
+    </w:p>
+    <w:p>
+      <w:pPr>
+        <w:pStyle w:val="Heading2"/>
+      </w:pPr>
+      <w:r>
+        <w:t>Explain each visual step</w:t>
+      </w:r>
+    </w:p>
+    <w:p>
+      <w:pPr>
+        <w:spacing w:line="336" w:lineRule="auto" w:after="180"/>
+      </w:pPr>
+      <w:r>
+        <w:rPr>
+          <w:b w:val="0"/>
+        </w:rPr>
+        <w:t xml:space="preserve">Point to the </w:t>
+      </w:r>
+      <w:r>
+        <w:rPr>
+          <w:b/>
+        </w:rPr>
+        <w:t>input</w:t>
+      </w:r>
+      <w:r>
+        <w:rPr>
+          <w:b w:val="0"/>
+        </w:rPr>
+        <w:t>, the deciding step and the result in this week’s visual. Explain the same step in ordinary words. A picture helps when you can say what each part represents.</w:t>
+      </w:r>
+    </w:p>
+    <w:p>
+      <w:pPr>
+        <w:pStyle w:val="Heading2"/>
+      </w:pPr>
+      <w:r>
+        <w:t>Reference: original compact fitting code · reference / check after trying</w:t>
       </w:r>
     </w:p>
     <w:p>
@@ -760,67 +1326,132 @@
     </w:p>
     <w:p>
       <w:pPr>
+        <w:pStyle w:val="Heading2"/>
+      </w:pPr>
+      <w:r>
+        <w:t>Earlier wording, alternatives and picture transcripts · reference / check after trying</w:t>
+      </w:r>
+    </w:p>
+    <w:p>
+      <w:pPr>
+        <w:pStyle w:val="Heading3"/>
+      </w:pPr>
+      <w:r>
+        <w:t>Connect the picture and the explanation</w:t>
+      </w:r>
+    </w:p>
+    <w:p>
+      <w:pPr>
+        <w:pStyle w:val="Heading1"/>
+      </w:pPr>
+      <w:r>
+        <w:t>04. Change one input while keeping fitted parameters fixed</w:t>
+      </w:r>
+    </w:p>
+    <w:p>
+      <w:r>
+        <w:t>Predict first; inference does not refit the head.</w:t>
+      </w:r>
+    </w:p>
+    <w:p>
+      <w:pPr>
+        <w:pStyle w:val="Heading2"/>
+      </w:pPr>
+      <w:r>
+        <w:t>Current task and response</w:t>
+      </w:r>
+    </w:p>
+    <w:p>
+      <w:pPr>
+        <w:pStyle w:val="ListBullet"/>
+      </w:pPr>
+      <w:r>
+        <w:t>For the four target training records, give the number of mistakes at thresholds 3, 5 and 7 and choose the fitted threshold. Then score that head and the declared constant baseline on V1 and V2. Explain which data fitted the head.</w:t>
+      </w:r>
+    </w:p>
+    <w:p>
+      <w:pPr>
+        <w:pStyle w:val="Heading3"/>
+      </w:pPr>
+      <w:r>
+        <w:t>Keep the procedure fixed. Explain what changed in the inputs and result.</w:t>
+      </w:r>
+    </w:p>
+    <w:p>
+      <w:r>
+        <w:t>________________________________________________________________</w:t>
+      </w:r>
+    </w:p>
+    <w:p>
+      <w:r>
+        <w:t>________________________________________________________________</w:t>
+      </w:r>
+    </w:p>
+    <w:p>
+      <w:r>
+        <w:t>________________________________________________________________</w:t>
+      </w:r>
+    </w:p>
+    <w:p>
+      <w:r>
+        <w:t>________________________________________________________________</w:t>
+      </w:r>
+    </w:p>
+    <w:p>
+      <w:r>
+        <w:t>________________________________________________________________</w:t>
+      </w:r>
+    </w:p>
+    <w:p>
+      <w:pPr>
+        <w:pStyle w:val="Heading2"/>
+      </w:pPr>
+      <w:r>
+        <w:t>Predict the changed picture</w:t>
+      </w:r>
+    </w:p>
+    <w:p>
+      <w:pPr>
+        <w:pStyle w:val="ListBullet"/>
+      </w:pPr>
+      <w:r>
+        <w:t>Change: Query changes to [2, 1].</w:t>
+      </w:r>
+    </w:p>
+    <w:p>
+      <w:pPr>
+        <w:pStyle w:val="Heading2"/>
+      </w:pPr>
+      <w:r>
+        <w:t>Check after predicting · reference / check after trying</w:t>
+      </w:r>
+    </w:p>
+    <w:p>
+      <w:pPr>
         <w:spacing w:line="336" w:lineRule="auto" w:after="180"/>
       </w:pPr>
+      <w:r>
+        <w:rPr>
+          <w:b/>
+        </w:rPr>
+        <w:t>Prediction</w:t>
+      </w:r>
       <w:r>
         <w:rPr>
           <w:b w:val="0"/>
         </w:rPr>
-        <w:t xml:space="preserve">The tie rule prefers the smaller threshold if </w:t>
-      </w:r>
-      <w:r>
-        <w:rPr>
-          <w:b/>
-        </w:rPr>
-        <w:t>training</w:t>
-      </w:r>
+        <w:t>: Its h becomes 4 and the fitted head predicts class 0.</w:t>
+      </w:r>
+    </w:p>
+    <w:p>
+      <w:pPr>
+        <w:spacing w:line="336" w:lineRule="auto" w:after="180"/>
+      </w:pPr>
       <w:r>
         <w:rPr>
           <w:b w:val="0"/>
         </w:rPr>
-        <w:t xml:space="preserve"> mistake counts match; there is no tie here. The extractor remains unchanged. The code assumes finite numeric counts and valid binary labels.</w:t>
-      </w:r>
-    </w:p>
-    <w:p>
-      <w:pPr>
-        <w:spacing w:line="336" w:lineRule="auto" w:after="180"/>
-      </w:pPr>
-      <w:r>
-        <w:rPr>
-          <w:b w:val="0"/>
-        </w:rPr>
-        <w:t xml:space="preserve">A constant baseline predicts the most frequent </w:t>
-      </w:r>
-      <w:r>
-        <w:rPr>
-          <w:b/>
-        </w:rPr>
-        <w:t>training</w:t>
-      </w:r>
-      <w:r>
-        <w:rPr>
-          <w:b w:val="0"/>
-        </w:rPr>
-        <w:t xml:space="preserve"> label; with two of each, our declared tie rule chooses 0.</w:t>
-      </w:r>
-    </w:p>
-    <w:p>
-      <w:pPr>
-        <w:pStyle w:val="Heading3"/>
-      </w:pPr>
-      <w:r>
-        <w:t>Connect the picture and the explanation</w:t>
-      </w:r>
-    </w:p>
-    <w:p>
-      <w:pPr>
-        <w:spacing w:line="336" w:lineRule="auto" w:after="180"/>
-      </w:pPr>
-      <w:r>
-        <w:rPr>
-          <w:b w:val="0"/>
-        </w:rPr>
-        <w:t xml:space="preserve">Point to the </w:t>
+        <w:t xml:space="preserve">Reason: Extractor stays fixed; the changed </w:t>
       </w:r>
       <w:r>
         <w:rPr>
@@ -832,7 +1463,31 @@
         <w:rPr>
           <w:b w:val="0"/>
         </w:rPr>
-        <w:t>, the deciding step and the result in this week’s visual. Explain the same step in ordinary words. A picture helps when you can say what each part represents.</w:t>
+        <w:t xml:space="preserve"> crosses the chosen head’s boundary.</w:t>
+      </w:r>
+    </w:p>
+    <w:p>
+      <w:pPr>
+        <w:pStyle w:val="Heading2"/>
+      </w:pPr>
+      <w:r>
+        <w:t>Earlier wording, alternatives and picture transcripts · reference / check after trying</w:t>
+      </w:r>
+    </w:p>
+    <w:p>
+      <w:pPr>
+        <w:pStyle w:val="Heading3"/>
+      </w:pPr>
+      <w:r>
+        <w:t>Compare a familiar case with a changed case</w:t>
+      </w:r>
+    </w:p>
+    <w:p>
+      <w:pPr>
+        <w:pStyle w:val="Heading3"/>
+      </w:pPr>
+      <w:r>
+        <w:t>Change one thing in the pictured case</w:t>
       </w:r>
     </w:p>
     <w:p>
@@ -840,346 +1495,20 @@
         <w:pStyle w:val="Heading1"/>
       </w:pPr>
       <w:r>
-        <w:t>04. Compare the cases</w:t>
-      </w:r>
-    </w:p>
-    <w:p>
-      <w:r>
-        <w:t>Compare the supplied cases for Transfer learning. Identify the detail that changes the conclusion.</w:t>
-      </w:r>
-    </w:p>
-    <w:p>
-      <w:pPr>
-        <w:pStyle w:val="Heading3"/>
-      </w:pPr>
-      <w:r>
-        <w:t>Compare a familiar case with a changed case</w:t>
-      </w:r>
-    </w:p>
-    <w:p>
-      <w:pPr>
-        <w:spacing w:line="336" w:lineRule="auto" w:after="180"/>
-      </w:pPr>
-      <w:r>
-        <w:rPr>
-          <w:b w:val="0"/>
-        </w:rPr>
-        <w:t xml:space="preserve">For the four target </w:t>
-      </w:r>
-      <w:r>
-        <w:rPr>
-          <w:b/>
-        </w:rPr>
-        <w:t>training</w:t>
-      </w:r>
-      <w:r>
-        <w:rPr>
-          <w:b w:val="0"/>
-        </w:rPr>
-        <w:t xml:space="preserve"> records, give the number of mistakes at thresholds 3, 5 and 7 and choose the fitted threshold. Then score that head and the declared constant baseline on V1 and V2.</w:t>
-      </w:r>
-    </w:p>
-    <w:p>
-      <w:pPr>
-        <w:spacing w:line="336" w:lineRule="auto" w:after="180"/>
-      </w:pPr>
-      <w:r>
-        <w:rPr>
-          <w:b w:val="0"/>
-        </w:rPr>
-        <w:t>Explain which data fitted the head.</w:t>
-      </w:r>
-    </w:p>
-    <w:p>
-      <w:pPr>
-        <w:pStyle w:val="Heading3"/>
-      </w:pPr>
-      <w:r>
-        <w:t>Keep the procedure fixed. Explain what changed in the inputs and result.</w:t>
-      </w:r>
-    </w:p>
-    <w:p>
-      <w:r>
-        <w:t>________________________________________________________________</w:t>
-      </w:r>
-    </w:p>
-    <w:p>
-      <w:r>
-        <w:t>________________________________________________________________</w:t>
-      </w:r>
-    </w:p>
-    <w:p>
-      <w:r>
-        <w:t>________________________________________________________________</w:t>
-      </w:r>
-    </w:p>
-    <w:p>
-      <w:r>
-        <w:t>________________________________________________________________</w:t>
-      </w:r>
-    </w:p>
-    <w:p>
-      <w:r>
-        <w:t>________________________________________________________________</w:t>
-      </w:r>
-    </w:p>
-    <w:p>
-      <w:pPr>
-        <w:pStyle w:val="Heading3"/>
-      </w:pPr>
-      <w:r>
-        <w:t>Change one thing in the pictured case</w:t>
-      </w:r>
-    </w:p>
-    <w:p>
-      <w:pPr>
-        <w:pStyle w:val="Heading3"/>
-      </w:pPr>
-      <w:r>
-        <w:t>Change one thing</w:t>
-      </w:r>
-    </w:p>
-    <w:p>
-      <w:pPr>
-        <w:spacing w:line="336" w:lineRule="auto" w:after="180"/>
-        <w:shd w:fill="F5F1FB"/>
-      </w:pPr>
-      <w:r>
-        <w:rPr>
-          <w:b w:val="0"/>
-        </w:rPr>
-        <w:t>Change: Query changes to [2, 1].</w:t>
-      </w:r>
-    </w:p>
-    <w:p>
-      <w:pPr>
-        <w:pStyle w:val="Heading3"/>
-      </w:pPr>
-      <w:r>
-        <w:t>Predicted result</w:t>
-      </w:r>
-    </w:p>
-    <w:p>
-      <w:pPr>
-        <w:spacing w:line="336" w:lineRule="auto" w:after="180"/>
-        <w:shd w:fill="F1F6FC"/>
-      </w:pPr>
-      <w:r>
-        <w:rPr>
-          <w:b/>
-        </w:rPr>
-        <w:t>Prediction</w:t>
-      </w:r>
-      <w:r>
-        <w:rPr>
-          <w:b w:val="0"/>
-        </w:rPr>
-        <w:t>: Its h becomes 4 and the fitted head predicts class 0.</w:t>
-      </w:r>
-    </w:p>
-    <w:p>
-      <w:pPr>
-        <w:pStyle w:val="Heading3"/>
-      </w:pPr>
-      <w:r>
-        <w:t>Why the result follows</w:t>
-      </w:r>
-    </w:p>
-    <w:p>
-      <w:pPr>
-        <w:spacing w:line="336" w:lineRule="auto" w:after="180"/>
-        <w:shd w:fill="F1F6FC"/>
-      </w:pPr>
-      <w:r>
-        <w:rPr>
-          <w:b w:val="0"/>
-        </w:rPr>
-        <w:t xml:space="preserve">Reason: Extractor stays fixed; the changed </w:t>
-      </w:r>
-      <w:r>
-        <w:rPr>
-          <w:b/>
-        </w:rPr>
-        <w:t>input</w:t>
-      </w:r>
-      <w:r>
-        <w:rPr>
-          <w:b w:val="0"/>
-        </w:rPr>
-        <w:t xml:space="preserve"> crosses the chosen head’s boundary.</w:t>
-      </w:r>
-    </w:p>
-    <w:p>
-      <w:pPr>
-        <w:pStyle w:val="Heading1"/>
-      </w:pPr>
-      <w:r>
-        <w:t>05. Words that unlock the idea</w:t>
-      </w:r>
-    </w:p>
-    <w:p>
-      <w:r>
-        <w:t>Use the vocabulary of Transfer learning to explain a concrete decision, rather than only memorising definitions.</w:t>
-      </w:r>
-    </w:p>
-    <w:tbl>
-      <w:tblPr>
-        <w:tblStyle w:val="LightShading-Accent1"/>
-        <w:tblW w:type="auto" w:w="0"/>
-        <w:tblLook w:firstColumn="1" w:firstRow="1" w:lastColumn="0" w:lastRow="0" w:noHBand="0" w:noVBand="1" w:val="04A0"/>
-      </w:tblPr>
-      <w:tblGrid>
-        <w:gridCol w:w="5112"/>
-        <w:gridCol w:w="5112"/>
-      </w:tblGrid>
-      <w:tr>
-        <w:trPr>
-          <w:tblHeader/>
-        </w:trPr>
-        <w:tc>
-          <w:tcPr>
-            <w:tcW w:type="dxa" w:w="5112"/>
-          </w:tcPr>
-          <w:p>
-            <w:r>
-              <w:t>Word</w:t>
-            </w:r>
-          </w:p>
-        </w:tc>
-        <w:tc>
-          <w:tcPr>
-            <w:tcW w:type="dxa" w:w="5112"/>
-          </w:tcPr>
-          <w:p>
-            <w:r>
-              <w:t>Meaning</w:t>
-            </w:r>
-          </w:p>
-        </w:tc>
-      </w:tr>
-      <w:tr>
-        <w:tc>
-          <w:tcPr>
-            <w:tcW w:type="dxa" w:w="5112"/>
-          </w:tcPr>
-          <w:p>
-            <w:r>
-              <w:t>Transfer learning</w:t>
-            </w:r>
-          </w:p>
-        </w:tc>
-        <w:tc>
-          <w:tcPr>
-            <w:tcW w:type="dxa" w:w="5112"/>
-          </w:tcPr>
-          <w:p>
-            <w:r>
-              <w:t>Reusing knowledge learned on a source task or dataset to help a target task</w:t>
-            </w:r>
-          </w:p>
-        </w:tc>
-      </w:tr>
-      <w:tr>
-        <w:tc>
-          <w:tcPr>
-            <w:tcW w:type="dxa" w:w="5112"/>
-          </w:tcPr>
-          <w:p>
-            <w:r>
-              <w:t>Feature extractor</w:t>
-            </w:r>
-          </w:p>
-        </w:tc>
-        <w:tc>
-          <w:tcPr>
-            <w:tcW w:type="dxa" w:w="5112"/>
-          </w:tcPr>
-          <w:p>
-            <w:r>
-              <w:t>The part of a model that maps an input to a representation</w:t>
-            </w:r>
-          </w:p>
-        </w:tc>
-      </w:tr>
-      <w:tr>
-        <w:tc>
-          <w:tcPr>
-            <w:tcW w:type="dxa" w:w="5112"/>
-          </w:tcPr>
-          <w:p>
-            <w:r>
-              <w:t>Output head</w:t>
-            </w:r>
-          </w:p>
-        </w:tc>
-        <w:tc>
-          <w:tcPr>
-            <w:tcW w:type="dxa" w:w="5112"/>
-          </w:tcPr>
-          <w:p>
-            <w:r>
-              <w:t>The part that maps a representation to the current task’s output</w:t>
-            </w:r>
-          </w:p>
-        </w:tc>
-      </w:tr>
-      <w:tr>
-        <w:tc>
-          <w:tcPr>
-            <w:tcW w:type="dxa" w:w="5112"/>
-          </w:tcPr>
-          <w:p>
-            <w:r>
-              <w:t>Fine tuning</w:t>
-            </w:r>
-          </w:p>
-        </w:tc>
-        <w:tc>
-          <w:tcPr>
-            <w:tcW w:type="dxa" w:w="5112"/>
-          </w:tcPr>
-          <w:p>
-            <w:r>
-              <w:t>Training some or all previously learned parameters on the target task</w:t>
-            </w:r>
-          </w:p>
-        </w:tc>
-      </w:tr>
-    </w:tbl>
-    <w:p>
-      <w:pPr>
-        <w:pStyle w:val="Heading3"/>
-      </w:pPr>
-      <w:r>
-        <w:t>Use two terms to explain a step in this week’s example.</w:t>
-      </w:r>
-    </w:p>
-    <w:p>
-      <w:r>
-        <w:t>________________________________________________________________</w:t>
-      </w:r>
-    </w:p>
-    <w:p>
-      <w:r>
-        <w:t>________________________________________________________________</w:t>
-      </w:r>
-    </w:p>
-    <w:p>
-      <w:r>
-        <w:t>________________________________________________________________</w:t>
-      </w:r>
-    </w:p>
-    <w:p>
-      <w:pPr>
-        <w:pStyle w:val="Heading1"/>
-      </w:pPr>
-      <w:r>
-        <w:t>06. Follow a worked example</w:t>
-      </w:r>
-    </w:p>
-    <w:p>
-      <w:r>
-        <w:t>Follow the worked trace for Transfer learning, predict a step, then compare with its explanation.</w:t>
+        <w:t>06. Validate the fitted head, then interpret a separate picture</w:t>
+      </w:r>
+    </w:p>
+    <w:p>
+      <w:r>
+        <w:t>Use the same validation rows for the head and training-majority baseline.</w:t>
+      </w:r>
+    </w:p>
+    <w:p>
+      <w:pPr>
+        <w:pStyle w:val="Heading2"/>
+      </w:pPr>
+      <w:r>
+        <w:t>Main validation results and evidence limits</w:t>
       </w:r>
     </w:p>
     <w:p>
@@ -1303,21 +1632,12 @@
     </w:tbl>
     <w:p>
       <w:r>
-        <w:t>The fitted head is correct on 2 of 2 validation records; the constant -0 baseline is correct on 1 of 2. This tiny constructed comparison is not evidence of general transfer performance.</w:t>
-      </w:r>
-    </w:p>
-    <w:p>
-      <w:pPr>
-        <w:pStyle w:val="Heading3"/>
-      </w:pPr>
-      <w:r>
-        <w:t>Worked explanation · Transfer learning</w:t>
+        <w:t>The fitted head is correct on 2 of 2 validation records; the constant class 0 baseline is correct on 1 of 2. This tiny constructed comparison is not evidence of general transfer performance.</w:t>
       </w:r>
     </w:p>
     <w:p>
       <w:pPr>
         <w:spacing w:line="336" w:lineRule="auto" w:after="180"/>
-        <w:shd w:fill="F1F6FC"/>
       </w:pPr>
       <w:r>
         <w:rPr>
@@ -1329,7 +1649,6 @@
     <w:p>
       <w:pPr>
         <w:spacing w:line="336" w:lineRule="auto" w:after="180"/>
-        <w:shd w:fill="F1F6FC"/>
       </w:pPr>
       <w:r>
         <w:rPr>
@@ -1352,6 +1671,14 @@
     </w:p>
     <w:p>
       <w:pPr>
+        <w:pStyle w:val="Heading2"/>
+      </w:pPr>
+      <w:r>
+        <w:t>Try the equality case before checking</w:t>
+      </w:r>
+    </w:p>
+    <w:p>
+      <w:pPr>
         <w:pStyle w:val="Heading3"/>
       </w:pPr>
       <w:r>
@@ -1380,29 +1707,10 @@
     </w:p>
     <w:p>
       <w:pPr>
-        <w:pStyle w:val="Heading3"/>
-      </w:pPr>
-      <w:r>
-        <w:t>Learn from the worked case</w:t>
-      </w:r>
-    </w:p>
-    <w:p>
-      <w:pPr>
-        <w:spacing w:line="336" w:lineRule="auto" w:after="180"/>
-      </w:pPr>
-      <w:r>
-        <w:rPr>
-          <w:b w:val="0"/>
-        </w:rPr>
-        <w:t>Cover the result before checking it. Say what is given, choose the procedure, and follow one step at a time. Then uncover the result and explain your first mismatch. Ask why a step is allowed, not only what number it produces.</w:t>
-      </w:r>
-    </w:p>
-    <w:p>
-      <w:pPr>
-        <w:pStyle w:val="Heading3"/>
-      </w:pPr>
-      <w:r>
-        <w:t>A pictorial worked case: Transfer learning</w:t>
+        <w:pStyle w:val="Heading2"/>
+      </w:pPr>
+      <w:r>
+        <w:t>Separate pictured extractor and complete givens</w:t>
       </w:r>
     </w:p>
     <w:p>
@@ -1430,24 +1738,7 @@
     </w:p>
     <w:p>
       <w:pPr>
-        <w:pStyle w:val="Heading3"/>
-      </w:pPr>
-      <w:r>
-        <w:t>The facts we will use</w:t>
-      </w:r>
-    </w:p>
-    <w:p>
-      <w:pPr>
-        <w:pStyle w:val="Heading3"/>
-      </w:pPr>
-      <w:r>
-        <w:t>Supplied facts</w:t>
-      </w:r>
-    </w:p>
-    <w:p>
-      <w:pPr>
         <w:spacing w:line="336" w:lineRule="auto" w:after="180"/>
-        <w:shd w:fill="F1F6FC"/>
       </w:pPr>
       <w:r>
         <w:rPr>
@@ -1482,16 +1773,7 @@
     </w:p>
     <w:p>
       <w:pPr>
-        <w:pStyle w:val="Heading3"/>
-      </w:pPr>
-      <w:r>
-        <w:t>Supplied facts</w:t>
-      </w:r>
-    </w:p>
-    <w:p>
-      <w:pPr>
         <w:spacing w:line="336" w:lineRule="auto" w:after="180"/>
-        <w:shd w:fill="F1F6FC"/>
       </w:pPr>
       <w:r>
         <w:rPr>
@@ -1513,11 +1795,30 @@
       </w:r>
     </w:p>
     <w:p>
+      <w:pPr>
+        <w:spacing w:line="336" w:lineRule="auto" w:after="180"/>
+      </w:pPr>
+      <w:r>
+        <w:rPr>
+          <w:b w:val="0"/>
+        </w:rPr>
+        <w:t>Keep two extractors separate. The main example freezes h = x1 + x2 and fits threshold 5. Its validation inputs have supplied labels, so correctness can be counted. The picture freezes h = left + 2 × right: training features are 1, 4, 7, and threshold 5 makes zero training mistakes. Its query [2, 2] gives h = 6 and class 1, but has no supplied reference label. A prediction alone cannot be scored as correct.</w:t>
+      </w:r>
+    </w:p>
+    <w:p>
+      <w:pPr>
+        <w:pStyle w:val="Heading2"/>
+      </w:pPr>
+      <w:r>
+        <w:t>Trace the pictured fitting and inference</w:t>
+      </w:r>
+    </w:p>
+    <w:p>
       <w:r>
         <w:drawing>
           <wp:inline xmlns:a="http://schemas.openxmlformats.org/drawingml/2006/main" xmlns:pic="http://schemas.openxmlformats.org/drawingml/2006/picture">
-            <wp:extent cx="5486400" cy="5225143"/>
-            <wp:docPr id="1" name="Picture 1" descr="Transfer learning. Extract features: Training h values are 1, 4, 7.. Fit new head: Threshold 3 makes 1 mistake; threshold 5 makes 0, so choose 5.. Check held-out input: Query [2, 2]has h = 6, so the head predicts class 1; its reference is not supplied."/>
+            <wp:extent cx="5486400" cy="3182112"/>
+            <wp:docPr id="1" name="Picture 1" descr="Extract features: Training h values are 1, 4, 7. → Fit new head: Threshold 3 makes 1 mistake; threshold 5 makes 0, so choose 5. → Check held-out input: Query [2, 2]has h = 6, so the head predicts class 1; its reference is not supplied."/>
             <wp:cNvGraphicFramePr>
               <a:graphicFrameLocks noChangeAspect="1"/>
             </wp:cNvGraphicFramePr>
@@ -1525,7 +1826,7 @@
               <a:graphicData uri="http://schemas.openxmlformats.org/drawingml/2006/picture">
                 <pic:pic>
                   <pic:nvPicPr>
-                    <pic:cNvPr id="0" name="academy-visual-ai-5-28.png"/>
+                    <pic:cNvPr id="0" name="academy-story-ai-5-28-02.png"/>
                     <pic:cNvPicPr/>
                   </pic:nvPicPr>
                   <pic:blipFill>
@@ -1537,7 +1838,7 @@
                   <pic:spPr>
                     <a:xfrm>
                       <a:off x="0" y="0"/>
-                      <a:ext cx="5486400" cy="5225143"/>
+                      <a:ext cx="5486400" cy="3182112"/>
                     </a:xfrm>
                     <a:prstGeom prst="rect"/>
                   </pic:spPr>
@@ -1665,24 +1966,7 @@
     </w:p>
     <w:p>
       <w:pPr>
-        <w:pStyle w:val="Heading3"/>
-      </w:pPr>
-      <w:r>
-        <w:t>Why this result follows</w:t>
-      </w:r>
-    </w:p>
-    <w:p>
-      <w:pPr>
-        <w:pStyle w:val="Heading3"/>
-      </w:pPr>
-      <w:r>
-        <w:t>Why the result follows</w:t>
-      </w:r>
-    </w:p>
-    <w:p>
-      <w:pPr>
         <w:spacing w:line="336" w:lineRule="auto" w:after="180"/>
-        <w:shd w:fill="F1F6FC"/>
       </w:pPr>
       <w:r>
         <w:rPr>
@@ -1724,7 +2008,6 @@
     <w:p>
       <w:pPr>
         <w:spacing w:line="336" w:lineRule="auto" w:after="180"/>
-        <w:shd w:fill="F1F6FC"/>
       </w:pPr>
       <w:r>
         <w:rPr>
@@ -1735,30 +2018,113 @@
     </w:p>
     <w:p>
       <w:pPr>
+        <w:pStyle w:val="Heading2"/>
+      </w:pPr>
+      <w:r>
+        <w:t>Predict the changed query</w:t>
+      </w:r>
+    </w:p>
+    <w:p>
+      <w:pPr>
+        <w:pStyle w:val="ListBullet"/>
+      </w:pPr>
+      <w:r>
+        <w:t>Change one thing: Query changes to [2, 1]. Predict the result before checking the explanation. What remains the same?</w:t>
+      </w:r>
+    </w:p>
+    <w:p>
+      <w:pPr>
+        <w:pStyle w:val="Heading2"/>
+      </w:pPr>
+      <w:r>
+        <w:t>Check after predicting · reference / check after trying</w:t>
+      </w:r>
+    </w:p>
+    <w:p>
+      <w:r>
+        <w:drawing>
+          <wp:inline xmlns:a="http://schemas.openxmlformats.org/drawingml/2006/main" xmlns:pic="http://schemas.openxmlformats.org/drawingml/2006/picture">
+            <wp:extent cx="5486400" cy="3026664"/>
+            <wp:docPr id="2" name="Picture 2" descr="Original case: Query [2, 2]has h = 6, so the head predicts class 1; its reference is not supplied. Changed condition: Query changes to [2, 1]. Expected result: Its h becomes 4 and the fitted head predicts class 0. Reason: Extractor stays fixed; the changed input crosses the chosen head’s boundary."/>
+            <wp:cNvGraphicFramePr>
+              <a:graphicFrameLocks noChangeAspect="1"/>
+            </wp:cNvGraphicFramePr>
+            <a:graphic>
+              <a:graphicData uri="http://schemas.openxmlformats.org/drawingml/2006/picture">
+                <pic:pic>
+                  <pic:nvPicPr>
+                    <pic:cNvPr id="0" name="academy-story-ai-5-28-04.png"/>
+                    <pic:cNvPicPr/>
+                  </pic:nvPicPr>
+                  <pic:blipFill>
+                    <a:blip r:embed="rId10"/>
+                    <a:stretch>
+                      <a:fillRect/>
+                    </a:stretch>
+                  </pic:blipFill>
+                  <pic:spPr>
+                    <a:xfrm>
+                      <a:off x="0" y="0"/>
+                      <a:ext cx="5486400" cy="3026664"/>
+                    </a:xfrm>
+                    <a:prstGeom prst="rect"/>
+                  </pic:spPr>
+                </pic:pic>
+              </a:graphicData>
+            </a:graphic>
+          </wp:inline>
+        </w:drawing>
+      </w:r>
+    </w:p>
+    <w:p>
+      <w:pPr>
+        <w:pStyle w:val="Heading2"/>
+      </w:pPr>
+      <w:r>
+        <w:t>Explain what was fitted and what remains unknown</w:t>
+      </w:r>
+    </w:p>
+    <w:p>
+      <w:pPr>
+        <w:pStyle w:val="ListBullet"/>
+      </w:pPr>
+      <w:r>
+        <w:t>A frozen extractor can miss task-specific distinctions; transfer is a strategy requiring validation, not a guarantee of useful features.</w:t>
+      </w:r>
+    </w:p>
+    <w:p>
+      <w:pPr>
+        <w:pStyle w:val="ListBullet"/>
+      </w:pPr>
+      <w:r>
+        <w:t>Read the labelled picture: Which part was trained for the new task? Point to the relevant step in the picture, then write the changed result and the rule or evidence that supports it.</w:t>
+      </w:r>
+    </w:p>
+    <w:p>
+      <w:pPr>
+        <w:pStyle w:val="Heading2"/>
+      </w:pPr>
+      <w:r>
+        <w:t>Earlier wording, alternatives and picture transcripts · reference / check after trying</w:t>
+      </w:r>
+    </w:p>
+    <w:p>
+      <w:pPr>
         <w:pStyle w:val="Heading3"/>
       </w:pPr>
       <w:r>
-        <w:t>What this example does not establish</w:t>
-      </w:r>
-    </w:p>
-    <w:p>
-      <w:pPr>
-        <w:pStyle w:val="Heading3"/>
-      </w:pPr>
-      <w:r>
-        <w:t>Keep the stated limit</w:t>
+        <w:t>Learn from the worked case</w:t>
       </w:r>
     </w:p>
     <w:p>
       <w:pPr>
         <w:spacing w:line="336" w:lineRule="auto" w:after="180"/>
-        <w:shd w:fill="FFF5E6"/>
       </w:pPr>
       <w:r>
         <w:rPr>
           <w:b w:val="0"/>
         </w:rPr>
-        <w:t>A frozen extractor can miss task-specific distinctions; transfer is a strategy requiring validation, not a guarantee of useful features.</w:t>
+        <w:t>Cover the result before checking it. Say what is given, choose the procedure, and follow one step at a time. Then uncover the result and explain your first mismatch. Ask why a step is allowed, not only what number it produces.</w:t>
       </w:r>
     </w:p>
     <w:p>
@@ -1766,78 +2132,93 @@
         <w:pStyle w:val="Heading3"/>
       </w:pPr>
       <w:r>
-        <w:t>Keep the stated limit</w:t>
+        <w:t>A pictorial worked case: Transfer learning</w:t>
+      </w:r>
+    </w:p>
+    <w:p>
+      <w:pPr>
+        <w:pStyle w:val="Heading3"/>
+      </w:pPr>
+      <w:r>
+        <w:t>The facts we will use</w:t>
+      </w:r>
+    </w:p>
+    <w:p>
+      <w:r>
+        <w:drawing>
+          <wp:inline xmlns:a="http://schemas.openxmlformats.org/drawingml/2006/main" xmlns:pic="http://schemas.openxmlformats.org/drawingml/2006/picture">
+            <wp:extent cx="5486400" cy="5225143"/>
+            <wp:docPr id="3" name="Picture 3" descr="Transfer learning. Extract features: Training h values are 1, 4, 7.. Fit new head: Threshold 3 makes 1 mistake; threshold 5 makes 0, so choose 5.. Check held-out input: Query [2, 2]has h = 6, so the head predicts class 1; its reference is not supplied."/>
+            <wp:cNvGraphicFramePr>
+              <a:graphicFrameLocks noChangeAspect="1"/>
+            </wp:cNvGraphicFramePr>
+            <a:graphic>
+              <a:graphicData uri="http://schemas.openxmlformats.org/drawingml/2006/picture">
+                <pic:pic>
+                  <pic:nvPicPr>
+                    <pic:cNvPr id="0" name="academy-visual-ai-5-28.png"/>
+                    <pic:cNvPicPr/>
+                  </pic:nvPicPr>
+                  <pic:blipFill>
+                    <a:blip r:embed="rId11"/>
+                    <a:stretch>
+                      <a:fillRect/>
+                    </a:stretch>
+                  </pic:blipFill>
+                  <pic:spPr>
+                    <a:xfrm>
+                      <a:off x="0" y="0"/>
+                      <a:ext cx="5486400" cy="5225143"/>
+                    </a:xfrm>
+                    <a:prstGeom prst="rect"/>
+                  </pic:spPr>
+                </pic:pic>
+              </a:graphicData>
+            </a:graphic>
+          </wp:inline>
+        </w:drawing>
+      </w:r>
+    </w:p>
+    <w:p>
+      <w:pPr>
+        <w:pStyle w:val="Heading3"/>
+      </w:pPr>
+      <w:r>
+        <w:t>Why this result follows</w:t>
+      </w:r>
+    </w:p>
+    <w:p>
+      <w:pPr>
+        <w:pStyle w:val="Heading3"/>
+      </w:pPr>
+      <w:r>
+        <w:t>What this example does not establish</w:t>
+      </w:r>
+    </w:p>
+    <w:p>
+      <w:pPr>
+        <w:pStyle w:val="Heading1"/>
+      </w:pPr>
+      <w:r>
+        <w:t>07. Check whether the frozen representation keeps the needed distinction</w:t>
+      </w:r>
+    </w:p>
+    <w:p>
+      <w:r>
+        <w:t>A better head cannot recover information that the feature already discarded.</w:t>
+      </w:r>
+    </w:p>
+    <w:p>
+      <w:pPr>
+        <w:pStyle w:val="Heading2"/>
+      </w:pPr>
+      <w:r>
+        <w:t>Reason about a changed target</w:t>
       </w:r>
     </w:p>
     <w:p>
       <w:pPr>
         <w:spacing w:line="336" w:lineRule="auto" w:after="180"/>
-        <w:shd w:fill="FFF5E6"/>
-      </w:pPr>
-      <w:r>
-        <w:rPr>
-          <w:b w:val="0"/>
-        </w:rPr>
-        <w:t xml:space="preserve">Read the labelled picture: Which part was trained for the new task? Point to the relevant step in the picture, then write the changed result and the rule or </w:t>
-      </w:r>
-      <w:r>
-        <w:rPr>
-          <w:b/>
-        </w:rPr>
-        <w:t>evidence</w:t>
-      </w:r>
-      <w:r>
-        <w:rPr>
-          <w:b w:val="0"/>
-        </w:rPr>
-        <w:t xml:space="preserve"> that supports it.</w:t>
-      </w:r>
-    </w:p>
-    <w:p>
-      <w:pPr>
-        <w:pStyle w:val="Heading3"/>
-      </w:pPr>
-      <w:r>
-        <w:t>Keep the stated limit</w:t>
-      </w:r>
-    </w:p>
-    <w:p>
-      <w:pPr>
-        <w:spacing w:line="336" w:lineRule="auto" w:after="180"/>
-        <w:shd w:fill="FFF5E6"/>
-      </w:pPr>
-      <w:r>
-        <w:rPr>
-          <w:b w:val="0"/>
-        </w:rPr>
-        <w:t>Change one thing: Query changes to [2, 1]. Predict the result before checking the explanation. What remains the same?</w:t>
-      </w:r>
-    </w:p>
-    <w:p>
-      <w:pPr>
-        <w:pStyle w:val="Heading1"/>
-      </w:pPr>
-      <w:r>
-        <w:t>07. Find and repair a mistake</w:t>
-      </w:r>
-    </w:p>
-    <w:p>
-      <w:r>
-        <w:t>Find the unsupported step in the Transfer learning claim and explain a repair using the supplied evidence.</w:t>
-      </w:r>
-    </w:p>
-    <w:p>
-      <w:pPr>
-        <w:pStyle w:val="Heading3"/>
-      </w:pPr>
-      <w:r>
-        <w:t>Check the claim against the facts</w:t>
-      </w:r>
-    </w:p>
-    <w:p>
-      <w:pPr>
-        <w:spacing w:line="336" w:lineRule="auto" w:after="180"/>
-        <w:shd w:fill="FFF5E6"/>
       </w:pPr>
       <w:r>
         <w:rPr>
@@ -1849,7 +2230,6 @@
     <w:p>
       <w:pPr>
         <w:spacing w:line="336" w:lineRule="auto" w:after="180"/>
-        <w:shd w:fill="FFF5E6"/>
       </w:pPr>
       <w:r>
         <w:rPr>
@@ -1872,16 +2252,7 @@
     </w:p>
     <w:p>
       <w:pPr>
-        <w:pStyle w:val="Heading3"/>
-      </w:pPr>
-      <w:r>
-        <w:t>Check the claim against the facts</w:t>
-      </w:r>
-    </w:p>
-    <w:p>
-      <w:pPr>
         <w:spacing w:line="336" w:lineRule="auto" w:after="180"/>
-        <w:shd w:fill="FFF5E6"/>
       </w:pPr>
       <w:r>
         <w:rPr>
@@ -1899,7 +2270,6 @@
     <w:p>
       <w:pPr>
         <w:spacing w:line="336" w:lineRule="auto" w:after="180"/>
-        <w:shd w:fill="FFF5E6"/>
       </w:pPr>
       <w:r>
         <w:rPr>
@@ -1968,46 +2338,335 @@
     </w:p>
     <w:p>
       <w:pPr>
+        <w:pStyle w:val="Heading2"/>
+      </w:pPr>
+      <w:r>
+        <w:t>Complete collision and explicitly supplied repair</w:t>
+      </w:r>
+    </w:p>
+    <w:tbl>
+      <w:tblPr>
+        <w:tblStyle w:val="LightShading-Accent1"/>
+        <w:tblW w:type="auto" w:w="0"/>
+        <w:tblLook w:firstColumn="1" w:firstRow="1" w:lastColumn="0" w:lastRow="0" w:noHBand="0" w:noVBand="1" w:val="04A0"/>
+      </w:tblPr>
+      <w:tblGrid>
+        <w:gridCol w:w="2556"/>
+        <w:gridCol w:w="2556"/>
+        <w:gridCol w:w="2556"/>
+        <w:gridCol w:w="2556"/>
+      </w:tblGrid>
+      <w:tr>
+        <w:trPr>
+          <w:tblHeader/>
+        </w:trPr>
+        <w:tc>
+          <w:tcPr>
+            <w:tcW w:type="dxa" w:w="2556"/>
+          </w:tcPr>
+          <w:p>
+            <w:r>
+              <w:t>New target: first count exceeds second</w:t>
+            </w:r>
+          </w:p>
+        </w:tc>
+        <w:tc>
+          <w:tcPr>
+            <w:tcW w:type="dxa" w:w="2556"/>
+          </w:tcPr>
+          <w:p>
+            <w:r>
+              <w:t>Supplied input</w:t>
+            </w:r>
+          </w:p>
+        </w:tc>
+        <w:tc>
+          <w:tcPr>
+            <w:tcW w:type="dxa" w:w="2556"/>
+          </w:tcPr>
+          <w:p>
+            <w:r>
+              <w:t>Correct label</w:t>
+            </w:r>
+          </w:p>
+        </w:tc>
+        <w:tc>
+          <w:tcPr>
+            <w:tcW w:type="dxa" w:w="2556"/>
+          </w:tcPr>
+          <w:p>
+            <w:r>
+              <w:t>Original frozen h</w:t>
+            </w:r>
+          </w:p>
+        </w:tc>
+      </w:tr>
+      <w:tr>
+        <w:tc>
+          <w:tcPr>
+            <w:tcW w:type="dxa" w:w="2556"/>
+          </w:tcPr>
+          <w:p>
+            <w:r>
+              <w:t>U</w:t>
+            </w:r>
+          </w:p>
+        </w:tc>
+        <w:tc>
+          <w:tcPr>
+            <w:tcW w:type="dxa" w:w="2556"/>
+          </w:tcPr>
+          <w:p>
+            <w:r>
+              <w:t>[1, 3]</w:t>
+            </w:r>
+          </w:p>
+        </w:tc>
+        <w:tc>
+          <w:tcPr>
+            <w:tcW w:type="dxa" w:w="2556"/>
+          </w:tcPr>
+          <w:p>
+            <w:r>
+              <w:t>0</w:t>
+            </w:r>
+          </w:p>
+        </w:tc>
+        <w:tc>
+          <w:tcPr>
+            <w:tcW w:type="dxa" w:w="2556"/>
+          </w:tcPr>
+          <w:p>
+            <w:r>
+              <w:t>4</w:t>
+            </w:r>
+          </w:p>
+        </w:tc>
+      </w:tr>
+      <w:tr>
+        <w:tc>
+          <w:tcPr>
+            <w:tcW w:type="dxa" w:w="2556"/>
+          </w:tcPr>
+          <w:p>
+            <w:r>
+              <w:t>V</w:t>
+            </w:r>
+          </w:p>
+        </w:tc>
+        <w:tc>
+          <w:tcPr>
+            <w:tcW w:type="dxa" w:w="2556"/>
+          </w:tcPr>
+          <w:p>
+            <w:r>
+              <w:t>[3, 1]</w:t>
+            </w:r>
+          </w:p>
+        </w:tc>
+        <w:tc>
+          <w:tcPr>
+            <w:tcW w:type="dxa" w:w="2556"/>
+          </w:tcPr>
+          <w:p>
+            <w:r>
+              <w:t>1</w:t>
+            </w:r>
+          </w:p>
+        </w:tc>
+        <w:tc>
+          <w:tcPr>
+            <w:tcW w:type="dxa" w:w="2556"/>
+          </w:tcPr>
+          <w:p>
+            <w:r>
+              <w:t>4</w:t>
+            </w:r>
+          </w:p>
+        </w:tc>
+      </w:tr>
+      <w:tr>
+        <w:tc>
+          <w:tcPr>
+            <w:tcW w:type="dxa" w:w="2556"/>
+          </w:tcPr>
+          <w:p>
+            <w:r>
+              <w:t>Collision</w:t>
+            </w:r>
+          </w:p>
+        </w:tc>
+        <w:tc>
+          <w:tcPr>
+            <w:tcW w:type="dxa" w:w="2556"/>
+          </w:tcPr>
+          <w:p>
+            <w:r>
+              <w:t>Same h, conflicting labels</w:t>
+            </w:r>
+          </w:p>
+        </w:tc>
+        <w:tc>
+          <w:tcPr>
+            <w:tcW w:type="dxa" w:w="2556"/>
+          </w:tcPr>
+          <w:p>
+            <w:r>
+              <w:t>Any deterministic h-only head gives the same output</w:t>
+            </w:r>
+          </w:p>
+        </w:tc>
+        <w:tc>
+          <w:tcPr>
+            <w:tcW w:type="dxa" w:w="2556"/>
+          </w:tcPr>
+          <w:p>
+            <w:r>
+              <w:t>Cannot classify both correctly</w:t>
+            </w:r>
+          </w:p>
+        </w:tc>
+      </w:tr>
+      <w:tr>
+        <w:tc>
+          <w:tcPr>
+            <w:tcW w:type="dxa" w:w="2556"/>
+          </w:tcPr>
+          <w:p>
+            <w:r>
+              <w:t>Hand-set repair</w:t>
+            </w:r>
+          </w:p>
+        </w:tc>
+        <w:tc>
+          <w:tcPr>
+            <w:tcW w:type="dxa" w:w="2556"/>
+          </w:tcPr>
+          <w:p>
+            <w:r>
+              <w:t>h = ReLU(x1 − x2), threshold 1</w:t>
+            </w:r>
+          </w:p>
+        </w:tc>
+        <w:tc>
+          <w:tcPr>
+            <w:tcW w:type="dxa" w:w="2556"/>
+          </w:tcPr>
+          <w:p>
+            <w:r>
+              <w:t>U → 0; V → 1</w:t>
+            </w:r>
+          </w:p>
+        </w:tc>
+        <w:tc>
+          <w:tcPr>
+            <w:tcW w:type="dxa" w:w="2556"/>
+          </w:tcPr>
+          <w:p>
+            <w:r>
+              <w:t>Representation changed; no training run claimed</w:t>
+            </w:r>
+          </w:p>
+        </w:tc>
+      </w:tr>
+    </w:tbl>
+    <w:p>
+      <w:pPr>
+        <w:pStyle w:val="Heading2"/>
+      </w:pPr>
+      <w:r>
+        <w:t>Try the misconception check</w:t>
+      </w:r>
+    </w:p>
+    <w:p>
+      <w:pPr>
+        <w:pStyle w:val="ListBullet"/>
+      </w:pPr>
+      <w:r>
+        <w:t>For the first-count-greater target, explain why the original extractor cannot distinguish U [1, 3] from V [3, 1]. Trace the hand-chosen [1, -1] extractor and threshold 1. Does this show that fine tuning has been trained and independently validated?</w:t>
+      </w:r>
+    </w:p>
+    <w:p>
+      <w:pPr>
         <w:pStyle w:val="Heading3"/>
       </w:pPr>
       <w:r>
+        <w:t>State one repair and the checks you would rerun.</w:t>
+      </w:r>
+    </w:p>
+    <w:p>
+      <w:r>
+        <w:t>________________________________________________________________</w:t>
+      </w:r>
+    </w:p>
+    <w:p>
+      <w:r>
+        <w:t>________________________________________________________________</w:t>
+      </w:r>
+    </w:p>
+    <w:p>
+      <w:r>
+        <w:t>________________________________________________________________</w:t>
+      </w:r>
+    </w:p>
+    <w:p>
+      <w:r>
+        <w:t>________________________________________________________________</w:t>
+      </w:r>
+    </w:p>
+    <w:p>
+      <w:r>
+        <w:t>________________________________________________________________</w:t>
+      </w:r>
+    </w:p>
+    <w:p>
+      <w:r>
+        <w:t>________________________________________________________________</w:t>
+      </w:r>
+    </w:p>
+    <w:p>
+      <w:pPr>
+        <w:pStyle w:val="Heading2"/>
+      </w:pPr>
+      <w:r>
+        <w:t>Earlier wording, alternatives and picture transcripts · reference / check after trying</w:t>
+      </w:r>
+    </w:p>
+    <w:p>
+      <w:pPr>
+        <w:pStyle w:val="Heading3"/>
+      </w:pPr>
+      <w:r>
         <w:t>Locate the earliest unsupported step</w:t>
       </w:r>
     </w:p>
     <w:p>
       <w:pPr>
-        <w:spacing w:line="336" w:lineRule="auto" w:after="180"/>
-        <w:shd w:fill="F5F1FB"/>
-      </w:pPr>
-      <w:r>
-        <w:rPr>
-          <w:b w:val="0"/>
-        </w:rPr>
-        <w:t>For the first-count-greater target, explain why the original extractor cannot distinguish U [1, 3] from V [3, 1]. Trace the hand-chosen [1, -1] extractor and threshold 1.</w:t>
-      </w:r>
-    </w:p>
-    <w:p>
-      <w:pPr>
-        <w:spacing w:line="336" w:lineRule="auto" w:after="180"/>
-        <w:shd w:fill="F5F1FB"/>
-      </w:pPr>
-      <w:r>
-        <w:rPr>
-          <w:b w:val="0"/>
-        </w:rPr>
-        <w:t xml:space="preserve">Does this show that </w:t>
-      </w:r>
-      <w:r>
-        <w:rPr>
-          <w:b/>
-        </w:rPr>
-        <w:t>fine tuning</w:t>
-      </w:r>
-      <w:r>
-        <w:rPr>
-          <w:b w:val="0"/>
-        </w:rPr>
-        <w:t xml:space="preserve"> has been trained and independently validated?</w:t>
+        <w:pStyle w:val="Heading1"/>
+      </w:pPr>
+      <w:r>
+        <w:t>08. Practise fitting, scoring and diagnosing separately</w:t>
+      </w:r>
+    </w:p>
+    <w:p>
+      <w:r>
+        <w:t>Use target training labels to fit; use validation labels to compare.</w:t>
+      </w:r>
+    </w:p>
+    <w:p>
+      <w:pPr>
+        <w:pStyle w:val="Heading2"/>
+      </w:pPr>
+      <w:r>
+        <w:t>Current practice and response</w:t>
+      </w:r>
+    </w:p>
+    <w:p>
+      <w:pPr>
+        <w:pStyle w:val="ListBullet"/>
+      </w:pPr>
+      <w:r>
+        <w:t>For input [4, 2], compute h using the original extractor and the class at threshold 5. Identify the frozen weights and bias, the fitted quantity, and why h is not a probability.</w:t>
       </w:r>
     </w:p>
     <w:p>
@@ -2015,7 +2674,7 @@
         <w:pStyle w:val="Heading3"/>
       </w:pPr>
       <w:r>
-        <w:t>State one repair and the checks you would rerun.</w:t>
+        <w:t>A new input [2, 3] uses the fitted threshold 5. Give h and the predicted class, including the equality rule. Which parameters changed during fitting?</w:t>
       </w:r>
     </w:p>
     <w:p>
@@ -2039,6 +2698,14 @@
       </w:r>
     </w:p>
     <w:p>
+      <w:pPr>
+        <w:pStyle w:val="Heading3"/>
+      </w:pPr>
+      <w:r>
+        <w:t>Explain your prediction to a partner before comparing results.</w:t>
+      </w:r>
+    </w:p>
+    <w:p>
       <w:r>
         <w:t>________________________________________________________________</w:t>
       </w:r>
@@ -2049,50 +2716,6 @@
       </w:r>
     </w:p>
     <w:p>
-      <w:pPr>
-        <w:pStyle w:val="Heading1"/>
-      </w:pPr>
-      <w:r>
-        <w:t>08. Practise together</w:t>
-      </w:r>
-    </w:p>
-    <w:p>
-      <w:r>
-        <w:t>Practise Transfer learning with support, then explain the deciding step in your own words.</w:t>
-      </w:r>
-    </w:p>
-    <w:p>
-      <w:pPr>
-        <w:spacing w:line="336" w:lineRule="auto" w:after="180"/>
-      </w:pPr>
-      <w:r>
-        <w:rPr>
-          <w:b w:val="0"/>
-        </w:rPr>
-        <w:t xml:space="preserve">For </w:t>
-      </w:r>
-      <w:r>
-        <w:rPr>
-          <w:b/>
-        </w:rPr>
-        <w:t>input</w:t>
-      </w:r>
-      <w:r>
-        <w:rPr>
-          <w:b w:val="0"/>
-        </w:rPr>
-        <w:t xml:space="preserve"> [4, 2], compute h using the original extractor and the class at threshold 5. Identify the frozen weights and bias, the fitted quantity, and why h is not a probability.</w:t>
-      </w:r>
-    </w:p>
-    <w:p>
-      <w:pPr>
-        <w:pStyle w:val="Heading3"/>
-      </w:pPr>
-      <w:r>
-        <w:t>A new input [2, 3] uses the fitted threshold 5. Give h and the predicted class, including the equality rule. Which parameters changed during fitting?</w:t>
-      </w:r>
-    </w:p>
-    <w:p>
       <w:r>
         <w:t>________________________________________________________________</w:t>
       </w:r>
@@ -2103,49 +2726,11 @@
       </w:r>
     </w:p>
     <w:p>
-      <w:r>
-        <w:t>________________________________________________________________</w:t>
-      </w:r>
-    </w:p>
-    <w:p>
-      <w:r>
-        <w:t>________________________________________________________________</w:t>
-      </w:r>
-    </w:p>
-    <w:p>
-      <w:pPr>
-        <w:pStyle w:val="Heading3"/>
-      </w:pPr>
-      <w:r>
-        <w:t>Explain your prediction to a partner before comparing results.</w:t>
-      </w:r>
-    </w:p>
-    <w:p>
-      <w:r>
-        <w:t>________________________________________________________________</w:t>
-      </w:r>
-    </w:p>
-    <w:p>
-      <w:r>
-        <w:t>________________________________________________________________</w:t>
-      </w:r>
-    </w:p>
-    <w:p>
-      <w:r>
-        <w:t>________________________________________________________________</w:t>
-      </w:r>
-    </w:p>
-    <w:p>
-      <w:r>
-        <w:t>________________________________________________________________</w:t>
-      </w:r>
-    </w:p>
-    <w:p>
-      <w:pPr>
-        <w:pStyle w:val="Heading3"/>
-      </w:pPr>
-      <w:r>
-        <w:t>Practise with less help: Fit and compare</w:t>
+      <w:pPr>
+        <w:pStyle w:val="Heading2"/>
+      </w:pPr>
+      <w:r>
+        <w:t>Supported W2 record</w:t>
       </w:r>
     </w:p>
     <w:p>
@@ -2275,93 +2860,49 @@
     </w:p>
     <w:p>
       <w:pPr>
+        <w:pStyle w:val="Heading2"/>
+      </w:pPr>
+      <w:r>
+        <w:t>Misconception check</w:t>
+      </w:r>
+    </w:p>
+    <w:p>
+      <w:pPr>
+        <w:pStyle w:val="ListBullet"/>
+      </w:pPr>
+      <w:r>
+        <w:t>Use the worked case for Transfer learning. Proposed explanation: “Frozen means the whole model cannot learn”. Decide whether this explanation is supported. Point to the step or supplied fact that decides; explain your repair if needed.</w:t>
+      </w:r>
+    </w:p>
+    <w:p>
+      <w:pPr>
+        <w:pStyle w:val="ListBullet"/>
+      </w:pPr>
+      <w:r>
+        <w:t>Answer on your own before discussion. If you are unsure, say which step you need help with.</w:t>
+      </w:r>
+    </w:p>
+    <w:p>
+      <w:pPr>
+        <w:pStyle w:val="Heading2"/>
+      </w:pPr>
+      <w:r>
+        <w:t>Picture reasoning</w:t>
+      </w:r>
+    </w:p>
+    <w:p>
+      <w:pPr>
+        <w:pStyle w:val="ListBullet"/>
+      </w:pPr>
+      <w:r>
+        <w:t>Which part was trained for the new task? Point to the relevant step in the picture, then write the changed result and the rule or evidence that supports it.</w:t>
+      </w:r>
+    </w:p>
+    <w:p>
+      <w:pPr>
         <w:pStyle w:val="Heading3"/>
       </w:pPr>
       <w:r>
-        <w:t>Check your reasoning</w:t>
-      </w:r>
-    </w:p>
-    <w:p>
-      <w:pPr>
-        <w:spacing w:line="336" w:lineRule="auto" w:after="180"/>
-      </w:pPr>
-      <w:r>
-        <w:rPr>
-          <w:b w:val="0"/>
-        </w:rPr>
-        <w:t xml:space="preserve">Use the worked case for </w:t>
-      </w:r>
-      <w:r>
-        <w:rPr>
-          <w:b/>
-        </w:rPr>
-        <w:t>Transfer learning</w:t>
-      </w:r>
-      <w:r>
-        <w:rPr>
-          <w:b w:val="0"/>
-        </w:rPr>
-        <w:t>. Proposed explanation: “Frozen means the whole model cannot learn”. Decide whether this explanation is supported.</w:t>
-      </w:r>
-    </w:p>
-    <w:p>
-      <w:pPr>
-        <w:spacing w:line="336" w:lineRule="auto" w:after="180"/>
-      </w:pPr>
-      <w:r>
-        <w:rPr>
-          <w:b w:val="0"/>
-        </w:rPr>
-        <w:t>Point to the step or supplied fact that decides; explain your repair if needed.</w:t>
-      </w:r>
-    </w:p>
-    <w:p>
-      <w:pPr>
-        <w:spacing w:line="336" w:lineRule="auto" w:after="180"/>
-      </w:pPr>
-      <w:r>
-        <w:rPr>
-          <w:b w:val="0"/>
-        </w:rPr>
-        <w:t>Answer on your own before discussion. If you are unsure, say which step you need help with.</w:t>
-      </w:r>
-    </w:p>
-    <w:p>
-      <w:pPr>
-        <w:pStyle w:val="Heading3"/>
-      </w:pPr>
-      <w:r>
-        <w:t>Explain the picture</w:t>
-      </w:r>
-    </w:p>
-    <w:p>
-      <w:pPr>
-        <w:spacing w:line="336" w:lineRule="auto" w:after="180"/>
-      </w:pPr>
-      <w:r>
-        <w:rPr>
-          <w:b w:val="0"/>
-        </w:rPr>
-        <w:t xml:space="preserve">Which part was trained for the new task? Point to the relevant step in the picture, then write the changed result and the rule or </w:t>
-      </w:r>
-      <w:r>
-        <w:rPr>
-          <w:b/>
-        </w:rPr>
-        <w:t>evidence</w:t>
-      </w:r>
-      <w:r>
-        <w:rPr>
-          <w:b w:val="0"/>
-        </w:rPr>
-        <w:t xml:space="preserve"> that supports it.</w:t>
-      </w:r>
-    </w:p>
-    <w:p>
-      <w:pPr>
-        <w:pStyle w:val="Heading3"/>
-      </w:pPr>
-      <w:r>
         <w:t>My explanation using a pictured step and the given facts</w:t>
       </w:r>
     </w:p>
@@ -2383,6 +2924,14 @@
     <w:p>
       <w:r>
         <w:t>________________________________________________________________</w:t>
+      </w:r>
+    </w:p>
+    <w:p>
+      <w:pPr>
+        <w:pStyle w:val="Heading2"/>
+      </w:pPr>
+      <w:r>
+        <w:t>Reserve the new independent extractor</w:t>
       </w:r>
     </w:p>
     <w:p>
@@ -2398,23 +2947,55 @@
     </w:p>
     <w:p>
       <w:pPr>
+        <w:pStyle w:val="Heading2"/>
+      </w:pPr>
+      <w:r>
+        <w:t>Earlier wording, alternatives and picture transcripts · reference / check after trying</w:t>
+      </w:r>
+    </w:p>
+    <w:p>
+      <w:pPr>
+        <w:pStyle w:val="Heading3"/>
+      </w:pPr>
+      <w:r>
+        <w:t>Practise with less help: Fit and compare</w:t>
+      </w:r>
+    </w:p>
+    <w:p>
+      <w:pPr>
+        <w:pStyle w:val="Heading3"/>
+      </w:pPr>
+      <w:r>
+        <w:t>Check your reasoning</w:t>
+      </w:r>
+    </w:p>
+    <w:p>
+      <w:pPr>
+        <w:pStyle w:val="Heading3"/>
+      </w:pPr>
+      <w:r>
+        <w:t>Explain the picture</w:t>
+      </w:r>
+    </w:p>
+    <w:p>
+      <w:pPr>
         <w:pStyle w:val="Heading1"/>
       </w:pPr>
       <w:r>
-        <w:t>09. Run the investigation</w:t>
-      </w:r>
-    </w:p>
-    <w:p>
-      <w:r>
-        <w:t>Investigate Transfer learning. Record the prediction, actual observation or labelled paper trace, explanation and next test separately.</w:t>
-      </w:r>
-    </w:p>
-    <w:p>
-      <w:pPr>
-        <w:pStyle w:val="Heading3"/>
-      </w:pPr>
-      <w:r>
-        <w:t>Predict, investigate and preserve the evidence</w:t>
+        <w:t>09. Keep a complete fit-and-compare evidence record</w:t>
+      </w:r>
+    </w:p>
+    <w:p>
+      <w:r>
+        <w:t>The executable audit is in Section 3; record actual runs separately from paper traces.</w:t>
+      </w:r>
+    </w:p>
+    <w:p>
+      <w:pPr>
+        <w:pStyle w:val="Heading2"/>
+      </w:pPr>
+      <w:r>
+        <w:t>Current investigation and original procedure</w:t>
       </w:r>
     </w:p>
     <w:p>
@@ -2490,6 +3071,30 @@
         <w:t>assert best == 5</w:t>
         <w:br/>
         <w:t>print([mistakes(t) for t in candidates])  # [1, 0, 1]</w:t>
+      </w:r>
+    </w:p>
+    <w:p>
+      <w:pPr>
+        <w:pStyle w:val="Heading2"/>
+      </w:pPr>
+      <w:r>
+        <w:t>Expected outputs, input checks and honest limits</w:t>
+      </w:r>
+    </w:p>
+    <w:p>
+      <w:pPr>
+        <w:pStyle w:val="ListNumber"/>
+      </w:pPr>
+      <w:r>
+        <w:t>Predict threshold mistakes [1, 0, 1], then run or paper-trace the complete program in Section 3. Save the chosen threshold 5, training class counts {0:2, 1:2}, baseline class 0 and both validation rows. The fitted head scores 2/2 and the baseline 1/2 on these same constructed rows. Check equality at h = 5 and reject missing, negative or nonfinite inputs under the helper contract. For a new target, trace the U/V collision and label the repair as hand supplied. No source dataset, pretrained checkpoint, from-scratch training, timing or untouched final evaluation is supplied here.</w:t>
+      </w:r>
+    </w:p>
+    <w:p>
+      <w:pPr>
+        <w:pStyle w:val="Heading2"/>
+      </w:pPr>
+      <w:r>
+        <w:t>Evidence ledger and retained explanation</w:t>
       </w:r>
     </w:p>
     <w:tbl>
@@ -2641,14 +3246,6 @@
     </w:p>
     <w:p>
       <w:pPr>
-        <w:pStyle w:val="Heading3"/>
-      </w:pPr>
-      <w:r>
-        <w:t>Plan → try → check</w:t>
-      </w:r>
-    </w:p>
-    <w:p>
-      <w:pPr>
         <w:spacing w:line="336" w:lineRule="auto" w:after="180"/>
       </w:pPr>
       <w:r>
@@ -2660,23 +3257,47 @@
     </w:p>
     <w:p>
       <w:pPr>
+        <w:pStyle w:val="Heading2"/>
+      </w:pPr>
+      <w:r>
+        <w:t>Earlier wording, alternatives and picture transcripts · reference / check after trying</w:t>
+      </w:r>
+    </w:p>
+    <w:p>
+      <w:pPr>
+        <w:pStyle w:val="Heading3"/>
+      </w:pPr>
+      <w:r>
+        <w:t>Predict, investigate and preserve the evidence</w:t>
+      </w:r>
+    </w:p>
+    <w:p>
+      <w:pPr>
+        <w:pStyle w:val="Heading3"/>
+      </w:pPr>
+      <w:r>
+        <w:t>Plan → try → check</w:t>
+      </w:r>
+    </w:p>
+    <w:p>
+      <w:pPr>
         <w:pStyle w:val="Heading1"/>
       </w:pPr>
       <w:r>
-        <w:t>10. Build your understanding</w:t>
-      </w:r>
-    </w:p>
-    <w:p>
-      <w:r>
-        <w:t>Move from recall to tracing, diagnosis and transfer in Transfer learning. Explain why each step is justified.</w:t>
-      </w:r>
-    </w:p>
-    <w:p>
-      <w:pPr>
-        <w:pStyle w:val="Heading3"/>
-      </w:pPr>
-      <w:r>
-        <w:t>Explain → apply → challenge</w:t>
+        <w:t>14. Try alone: fit a head on a different frozen extractor</w:t>
+      </w:r>
+    </w:p>
+    <w:p>
+      <w:r>
+        <w:t>Use the new formula and training-only tie rule before scoring validation.</w:t>
+      </w:r>
+    </w:p>
+    <w:p>
+      <w:pPr>
+        <w:pStyle w:val="Heading2"/>
+      </w:pPr>
+      <w:r>
+        <w:t>Complete independent inputs and task</w:t>
       </w:r>
     </w:p>
     <w:p>
@@ -2687,7 +3308,19 @@
         <w:rPr>
           <w:b w:val="0"/>
         </w:rPr>
-        <w:t xml:space="preserve">For </w:t>
+        <w:t xml:space="preserve">A separate frozen extractor is h = 2*x1 + x2. </w:t>
+      </w:r>
+      <w:r>
+        <w:rPr>
+          <w:b/>
+        </w:rPr>
+        <w:t>Training</w:t>
+      </w:r>
+      <w:r>
+        <w:rPr>
+          <w:b w:val="0"/>
+        </w:rPr>
+        <w:t xml:space="preserve"> </w:t>
       </w:r>
       <w:r>
         <w:rPr>
@@ -2699,43 +3332,104 @@
         <w:rPr>
           <w:b w:val="0"/>
         </w:rPr>
-        <w:t xml:space="preserve"> [4, 2], compute h using the original extractor and the class at threshold 5. Identify the frozen weights and bias, the fitted quantity, and why h is not a probability.</w:t>
+        <w:t>s [1, 0], [1, 2], [2, 1], [3, 1] have labels 0, 0, 1, 1.</w:t>
       </w:r>
     </w:p>
     <w:p>
       <w:pPr>
         <w:spacing w:line="336" w:lineRule="auto" w:after="180"/>
-        <w:shd w:fill="F5F1FB"/>
       </w:pPr>
       <w:r>
         <w:rPr>
           <w:b w:val="0"/>
         </w:rPr>
-        <w:t>For the first-count-greater target, explain why the original extractor cannot distinguish U [1, 3] from V [3, 1]. Trace the hand-chosen [1, -1] extractor and threshold 1.</w:t>
-      </w:r>
-    </w:p>
-    <w:p>
-      <w:pPr>
-        <w:spacing w:line="336" w:lineRule="auto" w:after="180"/>
-        <w:shd w:fill="F5F1FB"/>
-      </w:pPr>
+        <w:t xml:space="preserve">Compare thresholds 2, 4 and 6 using </w:t>
+      </w:r>
+      <w:r>
+        <w:rPr>
+          <w:b/>
+        </w:rPr>
+        <w:t>prediction</w:t>
+      </w:r>
       <w:r>
         <w:rPr>
           <w:b w:val="0"/>
         </w:rPr>
-        <w:t xml:space="preserve">Does this show that </w:t>
+        <w:t xml:space="preserve"> 1 when h &gt;= threshold; choose the fewest mistakes, breaking ties toward the smaller threshold. Score it on validation [2, 0] with label 1 and [0, 2] with label 0.</w:t>
+      </w:r>
+    </w:p>
+    <w:p>
+      <w:pPr>
+        <w:spacing w:line="336" w:lineRule="auto" w:after="180"/>
+      </w:pPr>
+      <w:r>
+        <w:rPr>
+          <w:b w:val="0"/>
+        </w:rPr>
+        <w:t xml:space="preserve">Compare with the </w:t>
       </w:r>
       <w:r>
         <w:rPr>
           <w:b/>
         </w:rPr>
-        <w:t>fine tuning</w:t>
+        <w:t>training</w:t>
       </w:r>
       <w:r>
         <w:rPr>
           <w:b w:val="0"/>
         </w:rPr>
-        <w:t xml:space="preserve"> has been trained and independently validated?</w:t>
+        <w:t>-majority baseline, whose tie rule chooses 0.</w:t>
+      </w:r>
+    </w:p>
+    <w:p>
+      <w:pPr>
+        <w:pStyle w:val="Heading2"/>
+      </w:pPr>
+      <w:r>
+        <w:t>First attempt and support record</w:t>
+      </w:r>
+    </w:p>
+    <w:p>
+      <w:pPr>
+        <w:pStyle w:val="Heading3"/>
+      </w:pPr>
+      <w:r>
+        <w:t>My independent explanation, trace and limits</w:t>
+      </w:r>
+    </w:p>
+    <w:p>
+      <w:r>
+        <w:t>________________________________________________________________</w:t>
+      </w:r>
+    </w:p>
+    <w:p>
+      <w:r>
+        <w:t>________________________________________________________________</w:t>
+      </w:r>
+    </w:p>
+    <w:p>
+      <w:r>
+        <w:t>________________________________________________________________</w:t>
+      </w:r>
+    </w:p>
+    <w:p>
+      <w:r>
+        <w:t>________________________________________________________________</w:t>
+      </w:r>
+    </w:p>
+    <w:p>
+      <w:r>
+        <w:t>________________________________________________________________</w:t>
+      </w:r>
+    </w:p>
+    <w:p>
+      <w:r>
+        <w:t>________________________________________________________________</w:t>
+      </w:r>
+    </w:p>
+    <w:p>
+      <w:r>
+        <w:t>________________________________________________________________</w:t>
       </w:r>
     </w:p>
     <w:p>
@@ -2746,30 +3440,142 @@
         <w:rPr>
           <w:b w:val="0"/>
         </w:rPr>
-        <w:t>A report omits the source checkpoint and pre</w:t>
+        <w:t>Attempt this case before feedback. Record any help. Earlier examples below are further practice; a case already practised with feedback cannot establish fresh transfer.</w:t>
+      </w:r>
+    </w:p>
+    <w:p>
+      <w:pPr>
+        <w:pStyle w:val="Heading2"/>
+      </w:pPr>
+      <w:r>
+        <w:t>Use feedback after trying</w:t>
+      </w:r>
+    </w:p>
+    <w:p>
+      <w:pPr>
+        <w:spacing w:line="336" w:lineRule="auto" w:after="180"/>
+      </w:pPr>
+      <w:r>
+        <w:rPr>
+          <w:b w:val="0"/>
+        </w:rPr>
+        <w:t>Attempt the independent case before hints. Record whether you worked alone, used a hint or followed a model. After feedback, fix the first unsupported step and explain why it changed.</w:t>
+      </w:r>
+    </w:p>
+    <w:p>
+      <w:pPr>
+        <w:spacing w:line="336" w:lineRule="auto" w:after="180"/>
+      </w:pPr>
+      <w:r>
+        <w:rPr>
+          <w:b w:val="0"/>
+        </w:rPr>
+        <w:t>A later check uses a changed case, not a copied answer.</w:t>
+      </w:r>
+    </w:p>
+    <w:p>
+      <w:pPr>
+        <w:pStyle w:val="Heading2"/>
+      </w:pPr>
+      <w:r>
+        <w:t>Earlier wording, alternatives and picture transcripts · reference / check after trying</w:t>
+      </w:r>
+    </w:p>
+    <w:p>
+      <w:pPr>
+        <w:pStyle w:val="Heading3"/>
+      </w:pPr>
+      <w:r>
+        <w:t>Independent case: Fit a new head independently</w:t>
+      </w:r>
+    </w:p>
+    <w:p>
+      <w:pPr>
+        <w:pStyle w:val="Heading3"/>
+      </w:pPr>
+      <w:r>
+        <w:t>Attempt this without hints</w:t>
+      </w:r>
+    </w:p>
+    <w:p>
+      <w:pPr>
+        <w:spacing w:line="336" w:lineRule="auto" w:after="180"/>
+      </w:pPr>
+      <w:r>
+        <w:rPr>
+          <w:b w:val="0"/>
+        </w:rPr>
+        <w:t xml:space="preserve">A separate frozen extractor is h = 2*x1 + x2. </w:t>
       </w:r>
       <w:r>
         <w:rPr>
           <w:b/>
         </w:rPr>
-        <w:t>process</w:t>
+        <w:t>Training</w:t>
       </w:r>
       <w:r>
         <w:rPr>
           <w:b w:val="0"/>
         </w:rPr>
-        <w:t>ing, claims faster learning without timing, and repeatedly chooses settings using the final evaluation set.</w:t>
-      </w:r>
-    </w:p>
-    <w:p>
-      <w:pPr>
-        <w:spacing w:line="336" w:lineRule="auto" w:after="180"/>
-      </w:pPr>
+        <w:t xml:space="preserve"> </w:t>
+      </w:r>
+      <w:r>
+        <w:rPr>
+          <w:b/>
+        </w:rPr>
+        <w:t>input</w:t>
+      </w:r>
       <w:r>
         <w:rPr>
           <w:b w:val="0"/>
         </w:rPr>
-        <w:t>Name the missing records and propose a fair comparison with a model trained from scratch.</w:t>
+        <w:t>s [1, 0], [1, 2], [2, 1], [3, 1] have labels 0, 0, 1, 1.</w:t>
+      </w:r>
+    </w:p>
+    <w:p>
+      <w:pPr>
+        <w:spacing w:line="336" w:lineRule="auto" w:after="180"/>
+      </w:pPr>
+      <w:r>
+        <w:rPr>
+          <w:b w:val="0"/>
+        </w:rPr>
+        <w:t xml:space="preserve">Compare thresholds 2, 4 and 6 using </w:t>
+      </w:r>
+      <w:r>
+        <w:rPr>
+          <w:b/>
+        </w:rPr>
+        <w:t>prediction</w:t>
+      </w:r>
+      <w:r>
+        <w:rPr>
+          <w:b w:val="0"/>
+        </w:rPr>
+        <w:t xml:space="preserve"> 1 when h &gt;= threshold; choose the fewest mistakes, breaking ties toward the smaller threshold. Score it on validation [2, 0] with label 1 and [0, 2] with label 0.</w:t>
+      </w:r>
+    </w:p>
+    <w:p>
+      <w:pPr>
+        <w:spacing w:line="336" w:lineRule="auto" w:after="180"/>
+      </w:pPr>
+      <w:r>
+        <w:rPr>
+          <w:b w:val="0"/>
+        </w:rPr>
+        <w:t xml:space="preserve">Compare with the </w:t>
+      </w:r>
+      <w:r>
+        <w:rPr>
+          <w:b/>
+        </w:rPr>
+        <w:t>training</w:t>
+      </w:r>
+      <w:r>
+        <w:rPr>
+          <w:b w:val="0"/>
+        </w:rPr>
+        <w:t>-majority baseline, whose tie rule chooses 0.</w:t>
       </w:r>
     </w:p>
     <w:p>
@@ -2777,7 +3583,7 @@
         <w:pStyle w:val="Heading3"/>
       </w:pPr>
       <w:r>
-        <w:t>Explain which evidence supports your conclusion and which claim remains unproved.</w:t>
+        <w:t>My independent procedure, result and limitation</w:t>
       </w:r>
     </w:p>
     <w:p>
@@ -2806,16 +3612,58 @@
       </w:r>
     </w:p>
     <w:p>
+      <w:r>
+        <w:t>________________________________________________________________</w:t>
+      </w:r>
+    </w:p>
+    <w:p>
+      <w:r>
+        <w:t>________________________________________________________________</w:t>
+      </w:r>
+    </w:p>
+    <w:p>
+      <w:r>
+        <w:t>________________________________________________________________</w:t>
+      </w:r>
+    </w:p>
+    <w:p>
+      <w:pPr>
+        <w:spacing w:line="336" w:lineRule="auto" w:after="180"/>
+      </w:pPr>
+      <w:r>
+        <w:rPr>
+          <w:b w:val="0"/>
+        </w:rPr>
+        <w:t>Record support used: none, hint or teacher explanation. After feedback, a different case is needed to demonstrate independence.</w:t>
+      </w:r>
+    </w:p>
+    <w:p>
+      <w:pPr>
+        <w:pStyle w:val="Heading3"/>
+      </w:pPr>
+      <w:r>
+        <w:t>Use feedback to improve</w:t>
+      </w:r>
+    </w:p>
+    <w:p>
       <w:pPr>
         <w:pStyle w:val="Heading1"/>
       </w:pPr>
       <w:r>
-        <w:t>11. Connect your project</w:t>
-      </w:r>
-    </w:p>
-    <w:p>
-      <w:r>
-        <w:t>Apply this week’s idea to Image-pattern Network Investigation. Keep an annotated decision and the evidence supporting it.</w:t>
+        <w:t>11. Save the extractor and head as separate project artifacts</w:t>
+      </w:r>
+    </w:p>
+    <w:p>
+      <w:r>
+        <w:t>A reusable record needs feature definition, fitting data, tie policy and evaluation scope.</w:t>
+      </w:r>
+    </w:p>
+    <w:p>
+      <w:pPr>
+        <w:pStyle w:val="Heading2"/>
+      </w:pPr>
+      <w:r>
+        <w:t>Project task and artifact</w:t>
       </w:r>
     </w:p>
     <w:p>
@@ -3030,10 +3878,10 @@
     </w:tbl>
     <w:p>
       <w:pPr>
-        <w:pStyle w:val="Heading3"/>
-      </w:pPr>
-      <w:r>
-        <w:t>Evidence for your project</w:t>
+        <w:pStyle w:val="Heading2"/>
+      </w:pPr>
+      <w:r>
+        <w:t>Actual run or trace and limits</w:t>
       </w:r>
     </w:p>
     <w:p>
@@ -3072,15 +3920,88 @@
     </w:p>
     <w:p>
       <w:pPr>
+        <w:pStyle w:val="Heading2"/>
+      </w:pPr>
+      <w:r>
+        <w:t>Earlier wording, alternatives and picture transcripts · reference / check after trying</w:t>
+      </w:r>
+    </w:p>
+    <w:p>
+      <w:pPr>
+        <w:pStyle w:val="Heading3"/>
+      </w:pPr>
+      <w:r>
+        <w:t>Evidence for your project</w:t>
+      </w:r>
+    </w:p>
+    <w:p>
+      <w:pPr>
         <w:pStyle w:val="Heading1"/>
       </w:pPr>
       <w:r>
-        <w:t>12. Show what you know</w:t>
-      </w:r>
-    </w:p>
-    <w:p>
-      <w:r>
-        <w:t>Use a genuinely new case for independent evidence. Previously discussed examples remain practice; use the separately named independent case before feedback.</w:t>
+        <w:t>16. Explain what was reused, fitted and actually measured</w:t>
+      </w:r>
+    </w:p>
+    <w:p>
+      <w:r>
+        <w:t>Finish with a parameter account and a claim supported by the available evidence.</w:t>
+      </w:r>
+    </w:p>
+    <w:p>
+      <w:pPr>
+        <w:pStyle w:val="Heading2"/>
+      </w:pPr>
+      <w:r>
+        <w:t>Retrieve and explain</w:t>
+      </w:r>
+    </w:p>
+    <w:p>
+      <w:pPr>
+        <w:pStyle w:val="ListBullet"/>
+      </w:pPr>
+      <w:r>
+        <w:t>Close your notes. Explain this goal in your own words: Trace a reused feature extractor and a newly fitted output head</w:t>
+      </w:r>
+    </w:p>
+    <w:p>
+      <w:pPr>
+        <w:pStyle w:val="Heading3"/>
+      </w:pPr>
+      <w:r>
+        <w:t>My deciding step, evidence and one remaining question</w:t>
+      </w:r>
+    </w:p>
+    <w:p>
+      <w:r>
+        <w:t>________________________________________________________________</w:t>
+      </w:r>
+    </w:p>
+    <w:p>
+      <w:r>
+        <w:t>________________________________________________________________</w:t>
+      </w:r>
+    </w:p>
+    <w:p>
+      <w:r>
+        <w:t>________________________________________________________________</w:t>
+      </w:r>
+    </w:p>
+    <w:p>
+      <w:r>
+        <w:t>________________________________________________________________</w:t>
+      </w:r>
+    </w:p>
+    <w:p>
+      <w:r>
+        <w:t>________________________________________________________________</w:t>
+      </w:r>
+    </w:p>
+    <w:p>
+      <w:pPr>
+        <w:pStyle w:val="Heading2"/>
+      </w:pPr>
+      <w:r>
+        <w:t>Plan a changed-case return</w:t>
       </w:r>
     </w:p>
     <w:p>
@@ -3091,7 +4012,7 @@
         <w:rPr>
           <w:b w:val="0"/>
         </w:rPr>
-        <w:t xml:space="preserve">For a real source-trained model, record the checkpoint version, source task and data provenance, permitted use, </w:t>
+        <w:t xml:space="preserve">If you are unsure, return to the worked picture and explain one arrow. If you are ready, change an </w:t>
       </w:r>
       <w:r>
         <w:rPr>
@@ -3103,92 +4024,7 @@
         <w:rPr>
           <w:b w:val="0"/>
         </w:rPr>
-        <w:t xml:space="preserve"> order and pre</w:t>
-      </w:r>
-      <w:r>
-        <w:rPr>
-          <w:b/>
-        </w:rPr>
-        <w:t>process</w:t>
-      </w:r>
-      <w:r>
-        <w:rPr>
-          <w:b w:val="0"/>
-        </w:rPr>
-        <w:t>ing, frozen and trainable parts, target splits, baseline and resource budget.</w:t>
-      </w:r>
-    </w:p>
-    <w:p>
-      <w:pPr>
-        <w:spacing w:line="336" w:lineRule="auto" w:after="180"/>
-      </w:pPr>
-      <w:r>
-        <w:rPr>
-          <w:b w:val="0"/>
-        </w:rPr>
-        <w:t>Check for source-data overlap with target evaluation records; a different filename is not proof of independence. If source history is unknown, report that limitation.</w:t>
-      </w:r>
-    </w:p>
-    <w:p>
-      <w:pPr>
-        <w:pStyle w:val="Heading3"/>
-      </w:pPr>
-      <w:r>
-        <w:t>A team says its reused extractor must outperform training from scratch because it scored 2 of 2 here. Give two reasons this conclusion is unsupported and propose a fair next comparison.</w:t>
-      </w:r>
-    </w:p>
-    <w:p>
-      <w:r>
-        <w:t>________________________________________________________________</w:t>
-      </w:r>
-    </w:p>
-    <w:p>
-      <w:r>
-        <w:t>________________________________________________________________</w:t>
-      </w:r>
-    </w:p>
-    <w:p>
-      <w:r>
-        <w:t>________________________________________________________________</w:t>
-      </w:r>
-    </w:p>
-    <w:p>
-      <w:r>
-        <w:t>________________________________________________________________</w:t>
-      </w:r>
-    </w:p>
-    <w:p>
-      <w:pPr>
-        <w:spacing w:line="336" w:lineRule="auto" w:after="180"/>
-      </w:pPr>
-      <w:r>
-        <w:rPr>
-          <w:b w:val="0"/>
-        </w:rPr>
-        <w:t xml:space="preserve">Evaluate methods on the same target examples under a declared </w:t>
-      </w:r>
-      <w:r>
-        <w:rPr>
-          <w:b/>
-        </w:rPr>
-        <w:t>training</w:t>
-      </w:r>
-      <w:r>
-        <w:rPr>
-          <w:b w:val="0"/>
-        </w:rPr>
-        <w:t xml:space="preserve"> budget, with choices made before final evaluation. Record errors as well as totals.</w:t>
-      </w:r>
-    </w:p>
-    <w:p>
-      <w:pPr>
-        <w:spacing w:line="336" w:lineRule="auto" w:after="180"/>
-      </w:pPr>
-      <w:r>
-        <w:rPr>
-          <w:b w:val="0"/>
-        </w:rPr>
-        <w:t xml:space="preserve">Next week examines uncertainty and failure analysis, including confident </w:t>
+        <w:t xml:space="preserve"> or assumption and justify your </w:t>
       </w:r>
       <w:r>
         <w:rPr>
@@ -3200,7 +4036,7 @@
         <w:rPr>
           <w:b w:val="0"/>
         </w:rPr>
-        <w:t>s that can still be wrong.</w:t>
+        <w:t>.</w:t>
       </w:r>
     </w:p>
     <w:p>
@@ -3211,37 +4047,361 @@
         <w:rPr>
           <w:b w:val="0"/>
         </w:rPr>
-        <w:t>A report omits the source checkpoint and pre</w:t>
+        <w:t xml:space="preserve">Save your workbook </w:t>
       </w:r>
       <w:r>
         <w:rPr>
           <w:b/>
         </w:rPr>
-        <w:t>process</w:t>
+        <w:t>evidence</w:t>
       </w:r>
       <w:r>
         <w:rPr>
           <w:b w:val="0"/>
         </w:rPr>
-        <w:t>ing, claims faster learning without timing, and repeatedly chooses settings using the final evaluation set.</w:t>
-      </w:r>
-    </w:p>
-    <w:p>
-      <w:pPr>
-        <w:spacing w:line="336" w:lineRule="auto" w:after="180"/>
-      </w:pPr>
-      <w:r>
-        <w:rPr>
-          <w:b w:val="0"/>
-        </w:rPr>
-        <w:t>Name the missing records and propose a fair comparison with a model trained from scratch.</w:t>
-      </w:r>
-    </w:p>
+        <w:t>. At the next review, try a different case before opening your old answer.</w:t>
+      </w:r>
+    </w:p>
+    <w:p>
+      <w:pPr>
+        <w:pStyle w:val="Heading1"/>
+      </w:pPr>
+      <w:r>
+        <w:t>Reference bank and extra practice</w:t>
+      </w:r>
+    </w:p>
+    <w:p>
+      <w:pPr>
+        <w:pStyle w:val="Heading1"/>
+      </w:pPr>
+      <w:r>
+        <w:t>05. Reference · Use the mathematical words precisely</w:t>
+      </w:r>
+    </w:p>
+    <w:p>
+      <w:r>
+        <w:t>Connect each term to a value or step in the current example.</w:t>
+      </w:r>
+    </w:p>
+    <w:p>
+      <w:pPr>
+        <w:pStyle w:val="Heading2"/>
+      </w:pPr>
+      <w:r>
+        <w:t>Vocabulary and your explanation</w:t>
+      </w:r>
+    </w:p>
+    <w:tbl>
+      <w:tblPr>
+        <w:tblStyle w:val="LightShading-Accent1"/>
+        <w:tblW w:type="auto" w:w="0"/>
+        <w:tblLook w:firstColumn="1" w:firstRow="1" w:lastColumn="0" w:lastRow="0" w:noHBand="0" w:noVBand="1" w:val="04A0"/>
+      </w:tblPr>
+      <w:tblGrid>
+        <w:gridCol w:w="5112"/>
+        <w:gridCol w:w="5112"/>
+      </w:tblGrid>
+      <w:tr>
+        <w:trPr>
+          <w:tblHeader/>
+        </w:trPr>
+        <w:tc>
+          <w:tcPr>
+            <w:tcW w:type="dxa" w:w="5112"/>
+          </w:tcPr>
+          <w:p>
+            <w:r>
+              <w:t>Word</w:t>
+            </w:r>
+          </w:p>
+        </w:tc>
+        <w:tc>
+          <w:tcPr>
+            <w:tcW w:type="dxa" w:w="5112"/>
+          </w:tcPr>
+          <w:p>
+            <w:r>
+              <w:t>Meaning</w:t>
+            </w:r>
+          </w:p>
+        </w:tc>
+      </w:tr>
+      <w:tr>
+        <w:tc>
+          <w:tcPr>
+            <w:tcW w:type="dxa" w:w="5112"/>
+          </w:tcPr>
+          <w:p>
+            <w:r>
+              <w:t>Transfer learning</w:t>
+            </w:r>
+          </w:p>
+        </w:tc>
+        <w:tc>
+          <w:tcPr>
+            <w:tcW w:type="dxa" w:w="5112"/>
+          </w:tcPr>
+          <w:p>
+            <w:r>
+              <w:t>Reusing knowledge learned on a source task or dataset to help a target task</w:t>
+            </w:r>
+          </w:p>
+        </w:tc>
+      </w:tr>
+      <w:tr>
+        <w:tc>
+          <w:tcPr>
+            <w:tcW w:type="dxa" w:w="5112"/>
+          </w:tcPr>
+          <w:p>
+            <w:r>
+              <w:t>Feature extractor</w:t>
+            </w:r>
+          </w:p>
+        </w:tc>
+        <w:tc>
+          <w:tcPr>
+            <w:tcW w:type="dxa" w:w="5112"/>
+          </w:tcPr>
+          <w:p>
+            <w:r>
+              <w:t>The part of a model that maps an input to a representation</w:t>
+            </w:r>
+          </w:p>
+        </w:tc>
+      </w:tr>
+      <w:tr>
+        <w:tc>
+          <w:tcPr>
+            <w:tcW w:type="dxa" w:w="5112"/>
+          </w:tcPr>
+          <w:p>
+            <w:r>
+              <w:t>Output head</w:t>
+            </w:r>
+          </w:p>
+        </w:tc>
+        <w:tc>
+          <w:tcPr>
+            <w:tcW w:type="dxa" w:w="5112"/>
+          </w:tcPr>
+          <w:p>
+            <w:r>
+              <w:t>The part that maps a representation to the current task’s output</w:t>
+            </w:r>
+          </w:p>
+        </w:tc>
+      </w:tr>
+      <w:tr>
+        <w:tc>
+          <w:tcPr>
+            <w:tcW w:type="dxa" w:w="5112"/>
+          </w:tcPr>
+          <w:p>
+            <w:r>
+              <w:t>Fine tuning</w:t>
+            </w:r>
+          </w:p>
+        </w:tc>
+        <w:tc>
+          <w:tcPr>
+            <w:tcW w:type="dxa" w:w="5112"/>
+          </w:tcPr>
+          <w:p>
+            <w:r>
+              <w:t>Training some or all previously learned parameters on the target task</w:t>
+            </w:r>
+          </w:p>
+        </w:tc>
+      </w:tr>
+    </w:tbl>
     <w:p>
       <w:pPr>
         <w:pStyle w:val="Heading3"/>
       </w:pPr>
       <w:r>
+        <w:t>Use two terms to explain a step in this week’s example.</w:t>
+      </w:r>
+    </w:p>
+    <w:p>
+      <w:r>
+        <w:t>________________________________________________________________</w:t>
+      </w:r>
+    </w:p>
+    <w:p>
+      <w:r>
+        <w:t>________________________________________________________________</w:t>
+      </w:r>
+    </w:p>
+    <w:p>
+      <w:r>
+        <w:t>________________________________________________________________</w:t>
+      </w:r>
+    </w:p>
+    <w:p>
+      <w:pPr>
+        <w:pStyle w:val="Heading1"/>
+      </w:pPr>
+      <w:r>
+        <w:t>10. Extra challenge · Explain a stronger case</w:t>
+      </w:r>
+    </w:p>
+    <w:p>
+      <w:r>
+        <w:t>Choose the next challenge after the main route.</w:t>
+      </w:r>
+    </w:p>
+    <w:p>
+      <w:pPr>
+        <w:pStyle w:val="Heading2"/>
+      </w:pPr>
+      <w:r>
+        <w:t>Explain,repair and extend</w:t>
+      </w:r>
+    </w:p>
+    <w:p>
+      <w:pPr>
+        <w:pStyle w:val="Heading3"/>
+      </w:pPr>
+      <w:r>
+        <w:t>Explain → apply → challenge</w:t>
+      </w:r>
+    </w:p>
+    <w:p>
+      <w:pPr>
+        <w:pStyle w:val="ListBullet"/>
+      </w:pPr>
+      <w:r>
+        <w:t>For input [4, 2], compute h using the original extractor and the class at threshold 5. Identify the frozen weights and bias, the fitted quantity, and why h is not a probability.</w:t>
+      </w:r>
+    </w:p>
+    <w:p>
+      <w:pPr>
+        <w:pStyle w:val="ListBullet"/>
+      </w:pPr>
+      <w:r>
+        <w:t>For the first-count-greater target, explain why the original extractor cannot distinguish U [1, 3] from V [3, 1]. Trace the hand-chosen [1, -1] extractor and threshold 1. Does this show that fine tuning has been trained and independently validated?</w:t>
+      </w:r>
+    </w:p>
+    <w:p>
+      <w:pPr>
+        <w:pStyle w:val="ListBullet"/>
+      </w:pPr>
+      <w:r>
+        <w:t>A report omits the source checkpoint and preprocessing, claims faster learning without timing, and repeatedly chooses settings using the final evaluation set. Name the missing records and propose a fair comparison with a model trained from scratch.</w:t>
+      </w:r>
+    </w:p>
+    <w:p>
+      <w:pPr>
+        <w:pStyle w:val="Heading3"/>
+      </w:pPr>
+      <w:r>
+        <w:t>Explain which evidence supports your conclusion and which claim remains unproved.</w:t>
+      </w:r>
+    </w:p>
+    <w:p>
+      <w:r>
+        <w:t>________________________________________________________________</w:t>
+      </w:r>
+    </w:p>
+    <w:p>
+      <w:r>
+        <w:t>________________________________________________________________</w:t>
+      </w:r>
+    </w:p>
+    <w:p>
+      <w:r>
+        <w:t>________________________________________________________________</w:t>
+      </w:r>
+    </w:p>
+    <w:p>
+      <w:r>
+        <w:t>________________________________________________________________</w:t>
+      </w:r>
+    </w:p>
+    <w:p>
+      <w:r>
+        <w:t>________________________________________________________________</w:t>
+      </w:r>
+    </w:p>
+    <w:p>
+      <w:pPr>
+        <w:pStyle w:val="Heading1"/>
+      </w:pPr>
+      <w:r>
+        <w:t>12. Reference · Check the representation and its limits</w:t>
+      </w:r>
+    </w:p>
+    <w:p>
+      <w:r>
+        <w:t>Use after practice;reserve the independent h = 2*x1 + x2 case for the first individual attempt.</w:t>
+      </w:r>
+    </w:p>
+    <w:p>
+      <w:pPr>
+        <w:pStyle w:val="Heading2"/>
+      </w:pPr>
+      <w:r>
+        <w:t>Current explanation and response</w:t>
+      </w:r>
+    </w:p>
+    <w:p>
+      <w:pPr>
+        <w:pStyle w:val="ListBullet"/>
+      </w:pPr>
+      <w:r>
+        <w:t>For a real source-trained model, record the checkpoint version, source task and data provenance, permitted use, input order and preprocessing, frozen and trainable parts, target splits, baseline and resource budget. Check for source-data overlap with target evaluation records; a different filename is not proof of independence. If source history is unknown, report that limitation.</w:t>
+      </w:r>
+    </w:p>
+    <w:p>
+      <w:pPr>
+        <w:pStyle w:val="Heading3"/>
+      </w:pPr>
+      <w:r>
+        <w:t>A team says its reused extractor must outperform training from scratch because it scored 2 of 2 here. Give two reasons this conclusion is unsupported and propose a fair next comparison.</w:t>
+      </w:r>
+    </w:p>
+    <w:p>
+      <w:r>
+        <w:t>________________________________________________________________</w:t>
+      </w:r>
+    </w:p>
+    <w:p>
+      <w:r>
+        <w:t>________________________________________________________________</w:t>
+      </w:r>
+    </w:p>
+    <w:p>
+      <w:r>
+        <w:t>________________________________________________________________</w:t>
+      </w:r>
+    </w:p>
+    <w:p>
+      <w:r>
+        <w:t>________________________________________________________________</w:t>
+      </w:r>
+    </w:p>
+    <w:p>
+      <w:pPr>
+        <w:pStyle w:val="ListBullet"/>
+      </w:pPr>
+      <w:r>
+        <w:t>Evaluate methods on the same target examples under a declared training budget, with choices made before final evaluation. Record errors as well as totals. Next week examines uncertainty and failure analysis, including confident predictions that can still be wrong.</w:t>
+      </w:r>
+    </w:p>
+    <w:p>
+      <w:pPr>
+        <w:pStyle w:val="ListBullet"/>
+      </w:pPr>
+      <w:r>
+        <w:t>A report omits the source checkpoint and preprocessing, claims faster learning without timing, and repeatedly chooses settings using the final evaluation set. Name the missing records and propose a fair comparison with a model trained from scratch.</w:t>
+      </w:r>
+    </w:p>
+    <w:p>
+      <w:pPr>
+        <w:pStyle w:val="Heading3"/>
+      </w:pPr>
+      <w:r>
         <w:t>My limited claim and a useful next check</w:t>
       </w:r>
     </w:p>
@@ -3270,12 +4430,20 @@
         <w:pStyle w:val="Heading1"/>
       </w:pPr>
       <w:r>
-        <w:t>13. Study a complete case</w:t>
-      </w:r>
-    </w:p>
-    <w:p>
-      <w:r>
-        <w:t>Revisit the complete Transfer learning case for supported practice. Repeated examples do not become fresh assessments.</w:t>
+        <w:t>13. Extra practice · Revisit the complete trace</w:t>
+      </w:r>
+    </w:p>
+    <w:p>
+      <w:r>
+        <w:t>Predict before reading the supplied steps.</w:t>
+      </w:r>
+    </w:p>
+    <w:p>
+      <w:pPr>
+        <w:pStyle w:val="Heading2"/>
+      </w:pPr>
+      <w:r>
+        <w:t>Complete trace and evidence</w:t>
       </w:r>
     </w:p>
     <w:p>
@@ -3407,7 +4575,7 @@
     </w:tbl>
     <w:p>
       <w:r>
-        <w:t>The fitted head is correct on 2 of 2 validation records; the constant -0 baseline is correct on 1 of 2. This tiny constructed comparison is not evidence of general transfer performance.</w:t>
+        <w:t>The fitted head is correct on 2 of 2 validation records; the constant class 0 baseline is correct on 1 of 2. This tiny constructed comparison is not evidence of general transfer performance.</w:t>
       </w:r>
     </w:p>
     <w:p>
@@ -3476,346 +4644,20 @@
         <w:pStyle w:val="Heading1"/>
       </w:pPr>
       <w:r>
-        <w:t>14. Try a new case independently</w:t>
-      </w:r>
-    </w:p>
-    <w:p>
-      <w:r>
-        <w:t>Attempt the reserved new case before feedback. Record support; the earlier examples below remain additional practice.</w:t>
-      </w:r>
-    </w:p>
-    <w:p>
-      <w:pPr>
-        <w:pStyle w:val="Heading3"/>
-      </w:pPr>
-      <w:r>
-        <w:t>Independent case: Fit a new head independently</w:t>
-      </w:r>
-    </w:p>
-    <w:p>
-      <w:pPr>
-        <w:spacing w:line="336" w:lineRule="auto" w:after="180"/>
-      </w:pPr>
-      <w:r>
-        <w:rPr>
-          <w:b w:val="0"/>
-        </w:rPr>
-        <w:t xml:space="preserve">A separate frozen extractor is h = 2*x1 + x2. </w:t>
-      </w:r>
-      <w:r>
-        <w:rPr>
-          <w:b/>
-        </w:rPr>
-        <w:t>Training</w:t>
-      </w:r>
-      <w:r>
-        <w:rPr>
-          <w:b w:val="0"/>
-        </w:rPr>
-        <w:t xml:space="preserve"> </w:t>
-      </w:r>
-      <w:r>
-        <w:rPr>
-          <w:b/>
-        </w:rPr>
-        <w:t>input</w:t>
-      </w:r>
-      <w:r>
-        <w:rPr>
-          <w:b w:val="0"/>
-        </w:rPr>
-        <w:t>s [1, 0], [1, 2], [2, 1], [3, 1] have labels 0, 0, 1, 1.</w:t>
-      </w:r>
-    </w:p>
-    <w:p>
-      <w:pPr>
-        <w:spacing w:line="336" w:lineRule="auto" w:after="180"/>
-      </w:pPr>
-      <w:r>
-        <w:rPr>
-          <w:b w:val="0"/>
-        </w:rPr>
-        <w:t xml:space="preserve">Compare thresholds 2, 4 and 6 using </w:t>
-      </w:r>
-      <w:r>
-        <w:rPr>
-          <w:b/>
-        </w:rPr>
-        <w:t>prediction</w:t>
-      </w:r>
-      <w:r>
-        <w:rPr>
-          <w:b w:val="0"/>
-        </w:rPr>
-        <w:t xml:space="preserve"> 1 when h &gt;= threshold; choose the fewest mistakes, breaking ties toward the smaller threshold. Score it on validation [2, 0] with label 1 and [0, 2] with label 0.</w:t>
-      </w:r>
-    </w:p>
-    <w:p>
-      <w:pPr>
-        <w:spacing w:line="336" w:lineRule="auto" w:after="180"/>
-      </w:pPr>
-      <w:r>
-        <w:rPr>
-          <w:b w:val="0"/>
-        </w:rPr>
-        <w:t xml:space="preserve">Compare with the </w:t>
-      </w:r>
-      <w:r>
-        <w:rPr>
-          <w:b/>
-        </w:rPr>
-        <w:t>training</w:t>
-      </w:r>
-      <w:r>
-        <w:rPr>
-          <w:b w:val="0"/>
-        </w:rPr>
-        <w:t>-majority baseline, whose tie rule chooses 0.</w:t>
-      </w:r>
-    </w:p>
-    <w:p>
-      <w:pPr>
-        <w:pStyle w:val="Heading3"/>
-      </w:pPr>
-      <w:r>
-        <w:t>My independent explanation, trace and limits</w:t>
-      </w:r>
-    </w:p>
-    <w:p>
-      <w:r>
-        <w:t>________________________________________________________________</w:t>
-      </w:r>
-    </w:p>
-    <w:p>
-      <w:r>
-        <w:t>________________________________________________________________</w:t>
-      </w:r>
-    </w:p>
-    <w:p>
-      <w:r>
-        <w:t>________________________________________________________________</w:t>
-      </w:r>
-    </w:p>
-    <w:p>
-      <w:r>
-        <w:t>________________________________________________________________</w:t>
-      </w:r>
-    </w:p>
-    <w:p>
-      <w:r>
-        <w:t>________________________________________________________________</w:t>
-      </w:r>
-    </w:p>
-    <w:p>
-      <w:r>
-        <w:t>________________________________________________________________</w:t>
-      </w:r>
-    </w:p>
-    <w:p>
-      <w:r>
-        <w:t>________________________________________________________________</w:t>
-      </w:r>
-    </w:p>
-    <w:p>
-      <w:pPr>
-        <w:spacing w:line="336" w:lineRule="auto" w:after="180"/>
-      </w:pPr>
-      <w:r>
-        <w:rPr>
-          <w:b w:val="0"/>
-        </w:rPr>
-        <w:t>Attempt this case before feedback. Record any help. Earlier examples below are further practice; a case already practised with feedback cannot establish fresh transfer.</w:t>
-      </w:r>
-    </w:p>
-    <w:p>
-      <w:pPr>
-        <w:pStyle w:val="Heading3"/>
-      </w:pPr>
-      <w:r>
-        <w:t>Attempt this without hints</w:t>
-      </w:r>
-    </w:p>
-    <w:p>
-      <w:pPr>
-        <w:spacing w:line="336" w:lineRule="auto" w:after="180"/>
-      </w:pPr>
-      <w:r>
-        <w:rPr>
-          <w:b w:val="0"/>
-        </w:rPr>
-        <w:t xml:space="preserve">A separate frozen extractor is h = 2*x1 + x2. </w:t>
-      </w:r>
-      <w:r>
-        <w:rPr>
-          <w:b/>
-        </w:rPr>
-        <w:t>Training</w:t>
-      </w:r>
-      <w:r>
-        <w:rPr>
-          <w:b w:val="0"/>
-        </w:rPr>
-        <w:t xml:space="preserve"> </w:t>
-      </w:r>
-      <w:r>
-        <w:rPr>
-          <w:b/>
-        </w:rPr>
-        <w:t>input</w:t>
-      </w:r>
-      <w:r>
-        <w:rPr>
-          <w:b w:val="0"/>
-        </w:rPr>
-        <w:t>s [1, 0], [1, 2], [2, 1], [3, 1] have labels 0, 0, 1, 1.</w:t>
-      </w:r>
-    </w:p>
-    <w:p>
-      <w:pPr>
-        <w:spacing w:line="336" w:lineRule="auto" w:after="180"/>
-      </w:pPr>
-      <w:r>
-        <w:rPr>
-          <w:b w:val="0"/>
-        </w:rPr>
-        <w:t xml:space="preserve">Compare thresholds 2, 4 and 6 using </w:t>
-      </w:r>
-      <w:r>
-        <w:rPr>
-          <w:b/>
-        </w:rPr>
-        <w:t>prediction</w:t>
-      </w:r>
-      <w:r>
-        <w:rPr>
-          <w:b w:val="0"/>
-        </w:rPr>
-        <w:t xml:space="preserve"> 1 when h &gt;= threshold; choose the fewest mistakes, breaking ties toward the smaller threshold. Score it on validation [2, 0] with label 1 and [0, 2] with label 0.</w:t>
-      </w:r>
-    </w:p>
-    <w:p>
-      <w:pPr>
-        <w:spacing w:line="336" w:lineRule="auto" w:after="180"/>
-      </w:pPr>
-      <w:r>
-        <w:rPr>
-          <w:b w:val="0"/>
-        </w:rPr>
-        <w:t xml:space="preserve">Compare with the </w:t>
-      </w:r>
-      <w:r>
-        <w:rPr>
-          <w:b/>
-        </w:rPr>
-        <w:t>training</w:t>
-      </w:r>
-      <w:r>
-        <w:rPr>
-          <w:b w:val="0"/>
-        </w:rPr>
-        <w:t>-majority baseline, whose tie rule chooses 0.</w:t>
-      </w:r>
-    </w:p>
-    <w:p>
-      <w:pPr>
-        <w:pStyle w:val="Heading3"/>
-      </w:pPr>
-      <w:r>
-        <w:t>My independent procedure, result and limitation</w:t>
-      </w:r>
-    </w:p>
-    <w:p>
-      <w:r>
-        <w:t>________________________________________________________________</w:t>
-      </w:r>
-    </w:p>
-    <w:p>
-      <w:r>
-        <w:t>________________________________________________________________</w:t>
-      </w:r>
-    </w:p>
-    <w:p>
-      <w:r>
-        <w:t>________________________________________________________________</w:t>
-      </w:r>
-    </w:p>
-    <w:p>
-      <w:r>
-        <w:t>________________________________________________________________</w:t>
-      </w:r>
-    </w:p>
-    <w:p>
-      <w:r>
-        <w:t>________________________________________________________________</w:t>
-      </w:r>
-    </w:p>
-    <w:p>
-      <w:r>
-        <w:t>________________________________________________________________</w:t>
-      </w:r>
-    </w:p>
-    <w:p>
-      <w:r>
-        <w:t>________________________________________________________________</w:t>
-      </w:r>
-    </w:p>
-    <w:p>
-      <w:r>
-        <w:t>________________________________________________________________</w:t>
-      </w:r>
-    </w:p>
-    <w:p>
-      <w:pPr>
-        <w:spacing w:line="336" w:lineRule="auto" w:after="180"/>
-      </w:pPr>
-      <w:r>
-        <w:rPr>
-          <w:b w:val="0"/>
-        </w:rPr>
-        <w:t>Record support used: none, hint or teacher explanation. After feedback, a different case is needed to demonstrate independence.</w:t>
-      </w:r>
-    </w:p>
-    <w:p>
-      <w:pPr>
-        <w:pStyle w:val="Heading3"/>
-      </w:pPr>
-      <w:r>
-        <w:t>Use feedback to improve</w:t>
-      </w:r>
-    </w:p>
-    <w:p>
-      <w:pPr>
-        <w:spacing w:line="336" w:lineRule="auto" w:after="180"/>
-      </w:pPr>
-      <w:r>
-        <w:rPr>
-          <w:b w:val="0"/>
-        </w:rPr>
-        <w:t>Attempt the independent case before hints. Record whether you worked alone, used a hint or followed a model. After feedback, fix the first unsupported step and explain why it changed.</w:t>
-      </w:r>
-    </w:p>
-    <w:p>
-      <w:pPr>
-        <w:spacing w:line="336" w:lineRule="auto" w:after="180"/>
-      </w:pPr>
-      <w:r>
-        <w:rPr>
-          <w:b w:val="0"/>
-        </w:rPr>
-        <w:t>A later check uses a changed case, not a copied answer.</w:t>
-      </w:r>
-    </w:p>
-    <w:p>
-      <w:pPr>
-        <w:pStyle w:val="Heading1"/>
-      </w:pPr>
-      <w:r>
-        <w:t>15. Your lesson route</w:t>
-      </w:r>
-    </w:p>
-    <w:p>
-      <w:r>
-        <w:t>Use this map to navigate Transfer learning, connect the goals to tasks and keep one evidence record for each attempt.</w:t>
+        <w:t>15. Reference · The earlier route checklist</w:t>
+      </w:r>
+    </w:p>
+    <w:p>
+      <w:r>
+        <w:t>Use one main route rather than repeating the lesson.</w:t>
+      </w:r>
+    </w:p>
+    <w:p>
+      <w:pPr>
+        <w:pStyle w:val="Heading2"/>
+      </w:pPr>
+      <w:r>
+        <w:t>Targets,route and first prediction</w:t>
       </w:r>
     </w:p>
     <w:p>
@@ -4006,12 +4848,117 @@
         <w:pStyle w:val="Heading1"/>
       </w:pPr>
       <w:r>
-        <w:t>16. Finish and return</w:t>
-      </w:r>
-    </w:p>
-    <w:p>
-      <w:r>
-        <w:t>Explain Transfer learning without notes, identify a remaining question and plan a later check with a changed case.</w:t>
+        <w:t>17. Extra practice · Predict,check and repair</w:t>
+      </w:r>
+    </w:p>
+    <w:p>
+      <w:r>
+        <w:t>Keep supported feedback separate from the independent case.</w:t>
+      </w:r>
+    </w:p>
+    <w:p>
+      <w:pPr>
+        <w:pStyle w:val="Heading2"/>
+      </w:pPr>
+      <w:r>
+        <w:t>First supported question and optional hint</w:t>
+      </w:r>
+    </w:p>
+    <w:p>
+      <w:pPr>
+        <w:pStyle w:val="ListBullet"/>
+      </w:pPr>
+      <w:r>
+        <w:t>Transfer a fixed feature extractor while identifying what is actually refitted.</w:t>
+      </w:r>
+    </w:p>
+    <w:p>
+      <w:pPr>
+        <w:pStyle w:val="Heading3"/>
+      </w:pPr>
+      <w:r>
+        <w:t>Practice 1: explain the deciding evidence</w:t>
+      </w:r>
+    </w:p>
+    <w:p>
+      <w:pPr>
+        <w:pStyle w:val="ListBullet"/>
+      </w:pPr>
+      <w:r>
+        <w:t>Which labelled step matches this detail? Query [2, 2]has h = 6, so the head predicts class 1; its reference is not supplied.</w:t>
+      </w:r>
+    </w:p>
+    <w:p>
+      <w:pPr>
+        <w:pStyle w:val="ListBullet"/>
+      </w:pPr>
+      <w:r>
+        <w:t>1. Check held-out input</w:t>
+      </w:r>
+    </w:p>
+    <w:p>
+      <w:pPr>
+        <w:pStyle w:val="ListBullet"/>
+      </w:pPr>
+      <w:r>
+        <w:t>2. Extract features</w:t>
+      </w:r>
+    </w:p>
+    <w:p>
+      <w:pPr>
+        <w:pStyle w:val="ListBullet"/>
+      </w:pPr>
+      <w:r>
+        <w:t>3. Fit new head</w:t>
+      </w:r>
+    </w:p>
+    <w:p>
+      <w:pPr>
+        <w:pStyle w:val="Heading3"/>
+      </w:pPr>
+      <w:r>
+        <w:t>My selected conclusion, deciding fact and explanation</w:t>
+      </w:r>
+    </w:p>
+    <w:p>
+      <w:r>
+        <w:t>________________________________________________________________</w:t>
+      </w:r>
+    </w:p>
+    <w:p>
+      <w:r>
+        <w:t>________________________________________________________________</w:t>
+      </w:r>
+    </w:p>
+    <w:p>
+      <w:r>
+        <w:t>________________________________________________________________</w:t>
+      </w:r>
+    </w:p>
+    <w:p>
+      <w:r>
+        <w:t>________________________________________________________________</w:t>
+      </w:r>
+    </w:p>
+    <w:p>
+      <w:r>
+        <w:t>________________________________________________________________</w:t>
+      </w:r>
+    </w:p>
+    <w:p>
+      <w:pPr>
+        <w:pStyle w:val="ListBullet"/>
+      </w:pPr>
+      <w:r>
+        <w:t>Hint if needed: Read the steps in the pictorial case. Match the supplied detail to the stage that performs or records it.</w:t>
+      </w:r>
+    </w:p>
+    <w:p>
+      <w:pPr>
+        <w:pStyle w:val="Heading2"/>
+      </w:pPr>
+      <w:r>
+        <w:t>Check after the first attempt · reference / check after trying</w:t>
       </w:r>
     </w:p>
     <w:p>
@@ -4022,19 +4969,48 @@
         <w:rPr>
           <w:b w:val="0"/>
         </w:rPr>
-        <w:t xml:space="preserve">Close your notes. Explain this goal in your own words: Trace a reused </w:t>
+        <w:t xml:space="preserve">After your attempt, compare with the supported explanation: Check held-out </w:t>
       </w:r>
       <w:r>
         <w:rPr>
           <w:b/>
         </w:rPr>
-        <w:t>feature extractor</w:t>
+        <w:t>input</w:t>
       </w:r>
       <w:r>
         <w:rPr>
           <w:b w:val="0"/>
         </w:rPr>
-        <w:t xml:space="preserve"> and a newly fitted </w:t>
+        <w:t xml:space="preserve"> Query [2, 2]has h = 6, so the head predicts class 1; its reference is not supplied.</w:t>
+      </w:r>
+    </w:p>
+    <w:p>
+      <w:pPr>
+        <w:spacing w:line="336" w:lineRule="auto" w:after="180"/>
+      </w:pPr>
+      <w:r>
+        <w:rPr>
+          <w:b/>
+        </w:rPr>
+        <w:t>Transfer learning</w:t>
+      </w:r>
+      <w:r>
+        <w:rPr>
+          <w:b w:val="0"/>
+        </w:rPr>
+        <w:t xml:space="preserve"> can keep a representation fixed while </w:t>
+      </w:r>
+      <w:r>
+        <w:rPr>
+          <w:b/>
+        </w:rPr>
+        <w:t>fitting</w:t>
+      </w:r>
+      <w:r>
+        <w:rPr>
+          <w:b w:val="0"/>
+        </w:rPr>
+        <w:t xml:space="preserve"> a smaller </w:t>
       </w:r>
       <w:r>
         <w:rPr>
@@ -4042,49 +5018,130 @@
         </w:rPr>
         <w:t>output head</w:t>
       </w:r>
-    </w:p>
-    <w:p>
-      <w:pPr>
-        <w:pStyle w:val="Heading3"/>
-      </w:pPr>
-      <w:r>
-        <w:t>My deciding step, evidence and one remaining question</w:t>
-      </w:r>
-    </w:p>
-    <w:p>
-      <w:r>
-        <w:t>________________________________________________________________</w:t>
-      </w:r>
-    </w:p>
-    <w:p>
-      <w:r>
-        <w:t>________________________________________________________________</w:t>
-      </w:r>
-    </w:p>
-    <w:p>
-      <w:r>
-        <w:t>________________________________________________________________</w:t>
-      </w:r>
-    </w:p>
-    <w:p>
-      <w:r>
-        <w:t>________________________________________________________________</w:t>
-      </w:r>
-    </w:p>
-    <w:p>
-      <w:r>
-        <w:t>________________________________________________________________</w:t>
-      </w:r>
-    </w:p>
-    <w:p>
-      <w:pPr>
-        <w:spacing w:line="336" w:lineRule="auto" w:after="180"/>
-      </w:pPr>
       <w:r>
         <w:rPr>
           <w:b w:val="0"/>
         </w:rPr>
-        <w:t xml:space="preserve">If you are unsure, return to the worked picture and explain one arrow. If you are ready, change an </w:t>
+        <w:t xml:space="preserve"> for a new task. Here the extractor always applies the same weights, while new labels choose the head’s threshold.</w:t>
+      </w:r>
+    </w:p>
+    <w:p>
+      <w:pPr>
+        <w:spacing w:line="336" w:lineRule="auto" w:after="180"/>
+      </w:pPr>
+      <w:r>
+        <w:rPr>
+          <w:b w:val="0"/>
+        </w:rPr>
+        <w:t>Applying the chosen head to a query is inference. State which part was frozen and which was fitted; this arithmetic does not establish the extractor is useful for every task.</w:t>
+      </w:r>
+    </w:p>
+    <w:p>
+      <w:pPr>
+        <w:pStyle w:val="Heading2"/>
+      </w:pPr>
+      <w:r>
+        <w:t>Changed-case question and optional hint</w:t>
+      </w:r>
+    </w:p>
+    <w:p>
+      <w:pPr>
+        <w:pStyle w:val="Heading3"/>
+      </w:pPr>
+      <w:r>
+        <w:t>Practice 2: explain the deciding evidence</w:t>
+      </w:r>
+    </w:p>
+    <w:p>
+      <w:pPr>
+        <w:pStyle w:val="ListBullet"/>
+      </w:pPr>
+      <w:r>
+        <w:t>Changed-case practice: Query changes to [2, 1]. Which conclusion is supported by the supplied facts?</w:t>
+      </w:r>
+    </w:p>
+    <w:p>
+      <w:pPr>
+        <w:pStyle w:val="ListBullet"/>
+      </w:pPr>
+      <w:r>
+        <w:t>1. This one example guarantees correct results for every future input.</w:t>
+      </w:r>
+    </w:p>
+    <w:p>
+      <w:pPr>
+        <w:pStyle w:val="ListBullet"/>
+      </w:pPr>
+      <w:r>
+        <w:t>2. We can decide the result without examining the changed input or the procedure.</w:t>
+      </w:r>
+    </w:p>
+    <w:p>
+      <w:pPr>
+        <w:pStyle w:val="ListBullet"/>
+      </w:pPr>
+      <w:r>
+        <w:t>3. Its h becomes 4 and the fitted head predicts class 0.</w:t>
+      </w:r>
+    </w:p>
+    <w:p>
+      <w:pPr>
+        <w:pStyle w:val="Heading3"/>
+      </w:pPr>
+      <w:r>
+        <w:t>My selected conclusion, deciding fact and explanation</w:t>
+      </w:r>
+    </w:p>
+    <w:p>
+      <w:r>
+        <w:t>________________________________________________________________</w:t>
+      </w:r>
+    </w:p>
+    <w:p>
+      <w:r>
+        <w:t>________________________________________________________________</w:t>
+      </w:r>
+    </w:p>
+    <w:p>
+      <w:r>
+        <w:t>________________________________________________________________</w:t>
+      </w:r>
+    </w:p>
+    <w:p>
+      <w:r>
+        <w:t>________________________________________________________________</w:t>
+      </w:r>
+    </w:p>
+    <w:p>
+      <w:r>
+        <w:t>________________________________________________________________</w:t>
+      </w:r>
+    </w:p>
+    <w:p>
+      <w:pPr>
+        <w:pStyle w:val="ListBullet"/>
+      </w:pPr>
+      <w:r>
+        <w:t>Hint if needed: Use the changed condition and the deciding step in the pictorial trace. The answer must say what follows from those facts.</w:t>
+      </w:r>
+    </w:p>
+    <w:p>
+      <w:pPr>
+        <w:pStyle w:val="Heading2"/>
+      </w:pPr>
+      <w:r>
+        <w:t>Check after the changed attempt · reference / check after trying</w:t>
+      </w:r>
+    </w:p>
+    <w:p>
+      <w:pPr>
+        <w:spacing w:line="336" w:lineRule="auto" w:after="180"/>
+      </w:pPr>
+      <w:r>
+        <w:rPr>
+          <w:b w:val="0"/>
+        </w:rPr>
+        <w:t xml:space="preserve">After your attempt, compare with the supported explanation: Its h becomes 4 and the fitted head predicts class 0. Extractor stays fixed; the changed </w:t>
       </w:r>
       <w:r>
         <w:rPr>
@@ -4096,7 +5153,163 @@
         <w:rPr>
           <w:b w:val="0"/>
         </w:rPr>
-        <w:t xml:space="preserve"> or assumption and justify your </w:t>
+        <w:t xml:space="preserve"> crosses the chosen head’s boundary.</w:t>
+      </w:r>
+    </w:p>
+    <w:p>
+      <w:pPr>
+        <w:pStyle w:val="Heading2"/>
+      </w:pPr>
+      <w:r>
+        <w:t>Repair and retain the record</w:t>
+      </w:r>
+    </w:p>
+    <w:p>
+      <w:pPr>
+        <w:spacing w:line="336" w:lineRule="auto" w:after="180"/>
+      </w:pPr>
+      <w:r>
+        <w:rPr>
+          <w:b w:val="0"/>
+        </w:rPr>
+        <w:t>Review Similarity and normalisation (ai-5/27). Goal: Calculate vector length and normalise a nonzero vector. Short practice: Why do the original two metrics select different winners?</w:t>
+      </w:r>
+    </w:p>
+    <w:p>
+      <w:pPr>
+        <w:spacing w:line="336" w:lineRule="auto" w:after="180"/>
+      </w:pPr>
+      <w:r>
+        <w:rPr>
+          <w:b w:val="0"/>
+        </w:rPr>
+        <w:t xml:space="preserve">Point to the relevant step in the picture, then write the changed result and the rule or </w:t>
+      </w:r>
+      <w:r>
+        <w:rPr>
+          <w:b/>
+        </w:rPr>
+        <w:t>evidence</w:t>
+      </w:r>
+      <w:r>
+        <w:rPr>
+          <w:b w:val="0"/>
+        </w:rPr>
+        <w:t xml:space="preserve"> that supports it.. Return to this week and explain what you changed.</w:t>
+      </w:r>
+    </w:p>
+    <w:p>
+      <w:pPr>
+        <w:spacing w:line="336" w:lineRule="auto" w:after="180"/>
+      </w:pPr>
+      <w:r>
+        <w:rPr>
+          <w:b w:val="0"/>
+        </w:rPr>
+        <w:t>Review Sequence representations (ai-5/25). Goal: Encode an ordered sequence with an explicit vocabulary. Short practice: Which record lets the program distinguish the first and last zeros?</w:t>
+      </w:r>
+    </w:p>
+    <w:p>
+      <w:pPr>
+        <w:spacing w:line="336" w:lineRule="auto" w:after="180"/>
+      </w:pPr>
+      <w:r>
+        <w:rPr>
+          <w:b w:val="0"/>
+        </w:rPr>
+        <w:t xml:space="preserve">Point to the relevant step in the picture, then write the changed result and the rule or </w:t>
+      </w:r>
+      <w:r>
+        <w:rPr>
+          <w:b/>
+        </w:rPr>
+        <w:t>evidence</w:t>
+      </w:r>
+      <w:r>
+        <w:rPr>
+          <w:b w:val="0"/>
+        </w:rPr>
+        <w:t xml:space="preserve"> that supports it.. Return to this week and explain what you changed.</w:t>
+      </w:r>
+    </w:p>
+    <w:p>
+      <w:pPr>
+        <w:spacing w:line="336" w:lineRule="auto" w:after="180"/>
+      </w:pPr>
+      <w:r>
+        <w:rPr>
+          <w:b w:val="0"/>
+        </w:rPr>
+        <w:t>Review Pooling and spatial information (ai-5/22). Goal: Compute max and mean pooling under an explicit window rule. Short practice: Can the max map reveal where the 4 originally appeared?</w:t>
+      </w:r>
+    </w:p>
+    <w:p>
+      <w:pPr>
+        <w:spacing w:line="336" w:lineRule="auto" w:after="180"/>
+      </w:pPr>
+      <w:r>
+        <w:rPr>
+          <w:b w:val="0"/>
+        </w:rPr>
+        <w:t xml:space="preserve">Point to the relevant step in the picture, then write the changed result and the rule or </w:t>
+      </w:r>
+      <w:r>
+        <w:rPr>
+          <w:b/>
+        </w:rPr>
+        <w:t>evidence</w:t>
+      </w:r>
+      <w:r>
+        <w:rPr>
+          <w:b w:val="0"/>
+        </w:rPr>
+        <w:t xml:space="preserve"> that supports it.. Return to this week and explain what you changed.</w:t>
+      </w:r>
+    </w:p>
+    <w:p>
+      <w:pPr>
+        <w:spacing w:line="336" w:lineRule="auto" w:after="180"/>
+      </w:pPr>
+      <w:r>
+        <w:rPr>
+          <w:b w:val="0"/>
+        </w:rPr>
+        <w:t xml:space="preserve">The browser lab lets you edit the supported Python examples already included in this lesson. Predict first, run, inspect the actual </w:t>
+      </w:r>
+      <w:r>
+        <w:rPr>
+          <w:b/>
+        </w:rPr>
+        <w:t>output</w:t>
+      </w:r>
+      <w:r>
+        <w:rPr>
+          <w:b w:val="0"/>
+        </w:rPr>
+        <w:t xml:space="preserve"> or error, change one </w:t>
+      </w:r>
+      <w:r>
+        <w:rPr>
+          <w:b/>
+        </w:rPr>
+        <w:t>input</w:t>
+      </w:r>
+      <w:r>
+        <w:rPr>
+          <w:b w:val="0"/>
+        </w:rPr>
+        <w:t>, then run again.</w:t>
+      </w:r>
+    </w:p>
+    <w:p>
+      <w:pPr>
+        <w:spacing w:line="336" w:lineRule="auto" w:after="180"/>
+      </w:pPr>
+      <w:r>
+        <w:rPr>
+          <w:b w:val="0"/>
+        </w:rPr>
+        <w:t xml:space="preserve">Keep code, </w:t>
       </w:r>
       <w:r>
         <w:rPr>
@@ -4108,7 +5321,7 @@
         <w:rPr>
           <w:b w:val="0"/>
         </w:rPr>
-        <w:t>.</w:t>
+        <w:t>s, actual results and a reasoned revision together. On paper, label your result as a trace rather than an execution.</w:t>
       </w:r>
     </w:p>
     <w:p>
@@ -4119,7 +5332,7 @@
         <w:rPr>
           <w:b w:val="0"/>
         </w:rPr>
-        <w:t xml:space="preserve">Save your workbook </w:t>
+        <w:t xml:space="preserve">Use Download completed work in the hosted lesson to export your answers, reflections, practice feedback and code-run </w:t>
       </w:r>
       <w:r>
         <w:rPr>
@@ -4131,20 +5344,26 @@
         <w:rPr>
           <w:b w:val="0"/>
         </w:rPr>
-        <w:t>. At the next review, try a different case before opening your old answer.</w:t>
-      </w:r>
-    </w:p>
-    <w:p>
-      <w:pPr>
-        <w:pStyle w:val="Heading1"/>
-      </w:pPr>
-      <w:r>
-        <w:t>17. Supported practice, repair and portfolio</w:t>
-      </w:r>
-    </w:p>
-    <w:p>
-      <w:r>
-        <w:t>Attempt supported questions before using hints or feedback. Review a missing building block, then keep the completed work.</w:t>
+        <w:t>. Open the HTML copy to read or print it.</w:t>
+      </w:r>
+    </w:p>
+    <w:p>
+      <w:pPr>
+        <w:spacing w:line="336" w:lineRule="auto" w:after="180"/>
+      </w:pPr>
+      <w:r>
+        <w:rPr>
+          <w:b w:val="0"/>
+        </w:rPr>
+        <w:t>Drafts stay in this browser when storage is available; clear drafts on a shared device.</w:t>
+      </w:r>
+    </w:p>
+    <w:p>
+      <w:pPr>
+        <w:pStyle w:val="Heading2"/>
+      </w:pPr>
+      <w:r>
+        <w:t>Earlier wording, alternatives and picture transcripts · reference / check after trying</w:t>
       </w:r>
     </w:p>
     <w:p>
@@ -4160,86 +5379,10 @@
     </w:p>
     <w:p>
       <w:pPr>
-        <w:spacing w:line="336" w:lineRule="auto" w:after="180"/>
-      </w:pPr>
-      <w:r>
-        <w:rPr>
-          <w:b w:val="0"/>
-        </w:rPr>
-        <w:t xml:space="preserve">Transfer a fixed </w:t>
-      </w:r>
-      <w:r>
-        <w:rPr>
-          <w:b/>
-        </w:rPr>
-        <w:t>feature extractor</w:t>
-      </w:r>
-      <w:r>
-        <w:rPr>
-          <w:b w:val="0"/>
-        </w:rPr>
-        <w:t xml:space="preserve"> while identifying what is actually refitted.</w:t>
-      </w:r>
-    </w:p>
-    <w:p>
-      <w:pPr>
         <w:pStyle w:val="Heading3"/>
       </w:pPr>
       <w:r>
-        <w:t>Practice 1: explain the deciding evidence</w:t>
-      </w:r>
-    </w:p>
-    <w:p>
-      <w:pPr>
-        <w:spacing w:line="336" w:lineRule="auto" w:after="180"/>
-      </w:pPr>
-      <w:r>
-        <w:rPr>
-          <w:b w:val="0"/>
-        </w:rPr>
-        <w:t>Which labelled step matches this detail? Query [2, 2]has h = 6, so the head predicts class 1; its reference is not supplied.</w:t>
-      </w:r>
-    </w:p>
-    <w:p>
-      <w:pPr>
-        <w:spacing w:line="336" w:lineRule="auto" w:after="180"/>
-        <w:shd w:fill="F4F9FC"/>
-      </w:pPr>
-      <w:r>
-        <w:rPr>
-          <w:b w:val="0"/>
-        </w:rPr>
-        <w:t xml:space="preserve">1. Check held-out </w:t>
-      </w:r>
-      <w:r>
-        <w:rPr>
-          <w:b/>
-        </w:rPr>
-        <w:t>input</w:t>
-      </w:r>
-    </w:p>
-    <w:p>
-      <w:pPr>
-        <w:spacing w:line="336" w:lineRule="auto" w:after="180"/>
-        <w:shd w:fill="F4F9FC"/>
-      </w:pPr>
-      <w:r>
-        <w:rPr>
-          <w:b w:val="0"/>
-        </w:rPr>
-        <w:t>2. Extract features</w:t>
-      </w:r>
-    </w:p>
-    <w:p>
-      <w:pPr>
-        <w:spacing w:line="336" w:lineRule="auto" w:after="180"/>
-        <w:shd w:fill="F4F9FC"/>
-      </w:pPr>
-      <w:r>
-        <w:rPr>
-          <w:b w:val="0"/>
-        </w:rPr>
-        <w:t>3. Fit new head</w:t>
+        <w:t>Repair a missing building block</w:t>
       </w:r>
     </w:p>
     <w:p>
@@ -4247,32 +5390,7 @@
         <w:pStyle w:val="Heading3"/>
       </w:pPr>
       <w:r>
-        <w:t>My selected conclusion, deciding fact and explanation</w:t>
-      </w:r>
-    </w:p>
-    <w:p>
-      <w:r>
-        <w:t>________________________________________________________________</w:t>
-      </w:r>
-    </w:p>
-    <w:p>
-      <w:r>
-        <w:t>________________________________________________________________</w:t>
-      </w:r>
-    </w:p>
-    <w:p>
-      <w:r>
-        <w:t>________________________________________________________________</w:t>
-      </w:r>
-    </w:p>
-    <w:p>
-      <w:r>
-        <w:t>________________________________________________________________</w:t>
-      </w:r>
-    </w:p>
-    <w:p>
-      <w:r>
-        <w:t>________________________________________________________________</w:t>
+        <w:t>Predict, run and debug</w:t>
       </w:r>
     </w:p>
     <w:p>
@@ -4280,514 +5398,25 @@
         <w:pStyle w:val="Heading3"/>
       </w:pPr>
       <w:r>
-        <w:t>Hint · try first</w:t>
-      </w:r>
-    </w:p>
-    <w:p>
-      <w:pPr>
-        <w:spacing w:line="336" w:lineRule="auto" w:after="180"/>
-        <w:shd w:fill="F1F6F8"/>
-      </w:pPr>
-      <w:r>
-        <w:rPr>
-          <w:b w:val="0"/>
-        </w:rPr>
-        <w:t>Hint if needed: Read the steps in the pictorial case. Match the supplied detail to the stage that performs or records it.</w:t>
-      </w:r>
-    </w:p>
-    <w:p>
-      <w:pPr>
-        <w:pStyle w:val="Heading3"/>
-      </w:pPr>
-      <w:r>
-        <w:t>Feedback · compare after trying</w:t>
-      </w:r>
-    </w:p>
-    <w:p>
-      <w:pPr>
-        <w:spacing w:line="336" w:lineRule="auto" w:after="180"/>
-        <w:shd w:fill="F1F6FC"/>
-      </w:pPr>
-      <w:r>
-        <w:rPr>
-          <w:b w:val="0"/>
-        </w:rPr>
-        <w:t xml:space="preserve">After your attempt, compare with the supported explanation: Check held-out </w:t>
-      </w:r>
-      <w:r>
-        <w:rPr>
-          <w:b/>
-        </w:rPr>
-        <w:t>input</w:t>
-      </w:r>
-      <w:r>
-        <w:rPr>
-          <w:b w:val="0"/>
-        </w:rPr>
-        <w:t xml:space="preserve"> Query [2, 2]has h = 6, so the head predicts class 1; its reference is not supplied.</w:t>
-      </w:r>
-    </w:p>
-    <w:p>
-      <w:pPr>
-        <w:spacing w:line="336" w:lineRule="auto" w:after="180"/>
-        <w:shd w:fill="F1F6FC"/>
-      </w:pPr>
-      <w:r>
-        <w:rPr>
-          <w:b/>
-        </w:rPr>
-        <w:t>Transfer learning</w:t>
-      </w:r>
-      <w:r>
-        <w:rPr>
-          <w:b w:val="0"/>
-        </w:rPr>
-        <w:t xml:space="preserve"> can keep a representation fixed while </w:t>
-      </w:r>
-      <w:r>
-        <w:rPr>
-          <w:b/>
-        </w:rPr>
-        <w:t>fitting</w:t>
-      </w:r>
-      <w:r>
-        <w:rPr>
-          <w:b w:val="0"/>
-        </w:rPr>
-        <w:t xml:space="preserve"> a smaller </w:t>
-      </w:r>
-      <w:r>
-        <w:rPr>
-          <w:b/>
-        </w:rPr>
-        <w:t>output head</w:t>
-      </w:r>
-      <w:r>
-        <w:rPr>
-          <w:b w:val="0"/>
-        </w:rPr>
-        <w:t xml:space="preserve"> for a new task. Here the extractor always applies the same weights, while new labels choose the head’s threshold.</w:t>
-      </w:r>
-    </w:p>
-    <w:p>
-      <w:pPr>
-        <w:spacing w:line="336" w:lineRule="auto" w:after="180"/>
-        <w:shd w:fill="F1F6FC"/>
-      </w:pPr>
-      <w:r>
-        <w:rPr>
-          <w:b w:val="0"/>
-        </w:rPr>
-        <w:t>Applying the chosen head to a query is inference. State which part was frozen and which was fitted; this arithmetic does not establish the extractor is useful for every task.</w:t>
-      </w:r>
-    </w:p>
-    <w:p>
-      <w:pPr>
-        <w:pStyle w:val="Heading3"/>
-      </w:pPr>
-      <w:r>
-        <w:t>Practice 2: explain the deciding evidence</w:t>
-      </w:r>
-    </w:p>
-    <w:p>
-      <w:pPr>
-        <w:pStyle w:val="Heading3"/>
-      </w:pPr>
-      <w:r>
-        <w:t>Changed case · predict first</w:t>
-      </w:r>
-    </w:p>
-    <w:p>
-      <w:pPr>
-        <w:spacing w:line="336" w:lineRule="auto" w:after="180"/>
-        <w:shd w:fill="F5F1FB"/>
-      </w:pPr>
-      <w:r>
-        <w:rPr>
-          <w:b w:val="0"/>
-        </w:rPr>
-        <w:t>Changed-case practice: Query changes to [2, 1]. Which conclusion is supported by the supplied facts?</w:t>
-      </w:r>
-    </w:p>
-    <w:p>
-      <w:pPr>
-        <w:spacing w:line="336" w:lineRule="auto" w:after="180"/>
-        <w:shd w:fill="F4F9FC"/>
-      </w:pPr>
-      <w:r>
-        <w:rPr>
-          <w:b w:val="0"/>
-        </w:rPr>
-        <w:t xml:space="preserve">1. This one example guarantees correct results for every future </w:t>
-      </w:r>
-      <w:r>
-        <w:rPr>
-          <w:b/>
-        </w:rPr>
-        <w:t>input</w:t>
-      </w:r>
-      <w:r>
-        <w:rPr>
-          <w:b w:val="0"/>
-        </w:rPr>
-        <w:t>.</w:t>
-      </w:r>
-    </w:p>
-    <w:p>
-      <w:pPr>
-        <w:spacing w:line="336" w:lineRule="auto" w:after="180"/>
-        <w:shd w:fill="F4F9FC"/>
-      </w:pPr>
-      <w:r>
-        <w:rPr>
-          <w:b w:val="0"/>
-        </w:rPr>
-        <w:t xml:space="preserve">2. We can decide the result without examining the changed </w:t>
-      </w:r>
-      <w:r>
-        <w:rPr>
-          <w:b/>
-        </w:rPr>
-        <w:t>input</w:t>
-      </w:r>
-      <w:r>
-        <w:rPr>
-          <w:b w:val="0"/>
-        </w:rPr>
-        <w:t xml:space="preserve"> or the procedure.</w:t>
-      </w:r>
-    </w:p>
-    <w:p>
-      <w:pPr>
-        <w:spacing w:line="336" w:lineRule="auto" w:after="180"/>
-        <w:shd w:fill="F4F9FC"/>
-      </w:pPr>
-      <w:r>
-        <w:rPr>
-          <w:b w:val="0"/>
-        </w:rPr>
-        <w:t>3. Its h becomes 4 and the fitted head predicts class 0.</w:t>
-      </w:r>
-    </w:p>
-    <w:p>
-      <w:pPr>
-        <w:pStyle w:val="Heading3"/>
-      </w:pPr>
-      <w:r>
-        <w:t>My selected conclusion, deciding fact and explanation</w:t>
-      </w:r>
-    </w:p>
-    <w:p>
-      <w:r>
-        <w:t>________________________________________________________________</w:t>
-      </w:r>
-    </w:p>
-    <w:p>
-      <w:r>
-        <w:t>________________________________________________________________</w:t>
-      </w:r>
-    </w:p>
-    <w:p>
-      <w:r>
-        <w:t>________________________________________________________________</w:t>
-      </w:r>
-    </w:p>
-    <w:p>
-      <w:r>
-        <w:t>________________________________________________________________</w:t>
-      </w:r>
-    </w:p>
-    <w:p>
-      <w:r>
-        <w:t>________________________________________________________________</w:t>
-      </w:r>
-    </w:p>
-    <w:p>
-      <w:pPr>
-        <w:pStyle w:val="Heading3"/>
-      </w:pPr>
-      <w:r>
-        <w:t>Hint · try first</w:t>
-      </w:r>
-    </w:p>
-    <w:p>
-      <w:pPr>
-        <w:spacing w:line="336" w:lineRule="auto" w:after="180"/>
-        <w:shd w:fill="F1F6F8"/>
-      </w:pPr>
-      <w:r>
-        <w:rPr>
-          <w:b w:val="0"/>
-        </w:rPr>
-        <w:t>Hint if needed: Use the changed condition and the deciding step in the pictorial trace. The answer must say what follows from those facts.</w:t>
-      </w:r>
-    </w:p>
-    <w:p>
-      <w:pPr>
-        <w:pStyle w:val="Heading3"/>
-      </w:pPr>
-      <w:r>
-        <w:t>Feedback · compare after trying</w:t>
-      </w:r>
-    </w:p>
-    <w:p>
-      <w:pPr>
-        <w:spacing w:line="336" w:lineRule="auto" w:after="180"/>
-        <w:shd w:fill="F1F6FC"/>
-      </w:pPr>
-      <w:r>
-        <w:rPr>
-          <w:b w:val="0"/>
-        </w:rPr>
-        <w:t xml:space="preserve">After your attempt, compare with the supported explanation: Its h becomes 4 and the fitted head predicts class 0. Extractor stays fixed; the changed </w:t>
-      </w:r>
-      <w:r>
-        <w:rPr>
-          <w:b/>
-        </w:rPr>
-        <w:t>input</w:t>
-      </w:r>
-      <w:r>
-        <w:rPr>
-          <w:b w:val="0"/>
-        </w:rPr>
-        <w:t xml:space="preserve"> crosses the chosen head’s boundary.</w:t>
-      </w:r>
-    </w:p>
-    <w:p>
-      <w:pPr>
-        <w:pStyle w:val="Heading3"/>
-      </w:pPr>
-      <w:r>
-        <w:t>Repair a missing building block</w:t>
-      </w:r>
-    </w:p>
-    <w:p>
-      <w:pPr>
-        <w:spacing w:line="336" w:lineRule="auto" w:after="180"/>
-      </w:pPr>
-      <w:r>
-        <w:rPr>
-          <w:b w:val="0"/>
-        </w:rPr>
-        <w:t>Review Similarity and normalisation (ai-5/27). Goal: Calculate vector length and normalise a nonzero vector. Short practice: Why do the original two metrics select different winners?</w:t>
-      </w:r>
-    </w:p>
-    <w:p>
-      <w:pPr>
-        <w:spacing w:line="336" w:lineRule="auto" w:after="180"/>
-      </w:pPr>
-      <w:r>
-        <w:rPr>
-          <w:b w:val="0"/>
-        </w:rPr>
-        <w:t xml:space="preserve">Point to the relevant step in the picture, then write the changed result and the rule or </w:t>
-      </w:r>
-      <w:r>
-        <w:rPr>
-          <w:b/>
-        </w:rPr>
-        <w:t>evidence</w:t>
-      </w:r>
-      <w:r>
-        <w:rPr>
-          <w:b w:val="0"/>
-        </w:rPr>
-        <w:t xml:space="preserve"> that supports it.. Return to this week and explain what you changed.</w:t>
-      </w:r>
-    </w:p>
-    <w:p>
-      <w:pPr>
-        <w:spacing w:line="336" w:lineRule="auto" w:after="180"/>
-      </w:pPr>
-      <w:r>
-        <w:rPr>
-          <w:b w:val="0"/>
-        </w:rPr>
-        <w:t>Review Sequence representations (ai-5/25). Goal: Encode an ordered sequence with an explicit vocabulary. Short practice: Which record lets the program distinguish the first and last zeros?</w:t>
-      </w:r>
-    </w:p>
-    <w:p>
-      <w:pPr>
-        <w:spacing w:line="336" w:lineRule="auto" w:after="180"/>
-      </w:pPr>
-      <w:r>
-        <w:rPr>
-          <w:b w:val="0"/>
-        </w:rPr>
-        <w:t xml:space="preserve">Point to the relevant step in the picture, then write the changed result and the rule or </w:t>
-      </w:r>
-      <w:r>
-        <w:rPr>
-          <w:b/>
-        </w:rPr>
-        <w:t>evidence</w:t>
-      </w:r>
-      <w:r>
-        <w:rPr>
-          <w:b w:val="0"/>
-        </w:rPr>
-        <w:t xml:space="preserve"> that supports it.. Return to this week and explain what you changed.</w:t>
-      </w:r>
-    </w:p>
-    <w:p>
-      <w:pPr>
-        <w:spacing w:line="336" w:lineRule="auto" w:after="180"/>
-      </w:pPr>
-      <w:r>
-        <w:rPr>
-          <w:b w:val="0"/>
-        </w:rPr>
-        <w:t>Review Pooling and spatial information (ai-5/22). Goal: Compute max and mean pooling under an explicit window rule. Short practice: Can the max map reveal where the 4 originally appeared?</w:t>
-      </w:r>
-    </w:p>
-    <w:p>
-      <w:pPr>
-        <w:spacing w:line="336" w:lineRule="auto" w:after="180"/>
-      </w:pPr>
-      <w:r>
-        <w:rPr>
-          <w:b w:val="0"/>
-        </w:rPr>
-        <w:t xml:space="preserve">Point to the relevant step in the picture, then write the changed result and the rule or </w:t>
-      </w:r>
-      <w:r>
-        <w:rPr>
-          <w:b/>
-        </w:rPr>
-        <w:t>evidence</w:t>
-      </w:r>
-      <w:r>
-        <w:rPr>
-          <w:b w:val="0"/>
-        </w:rPr>
-        <w:t xml:space="preserve"> that supports it.. Return to this week and explain what you changed.</w:t>
-      </w:r>
-    </w:p>
-    <w:p>
-      <w:pPr>
-        <w:pStyle w:val="Heading3"/>
-      </w:pPr>
-      <w:r>
-        <w:t>Predict, run and debug</w:t>
-      </w:r>
-    </w:p>
-    <w:p>
-      <w:pPr>
-        <w:spacing w:line="336" w:lineRule="auto" w:after="180"/>
-      </w:pPr>
-      <w:r>
-        <w:rPr>
-          <w:b w:val="0"/>
-        </w:rPr>
-        <w:t xml:space="preserve">The browser lab lets you edit the supported Python examples already included in this lesson. Predict first, run, inspect the actual </w:t>
-      </w:r>
-      <w:r>
-        <w:rPr>
-          <w:b/>
-        </w:rPr>
-        <w:t>output</w:t>
-      </w:r>
-      <w:r>
-        <w:rPr>
-          <w:b w:val="0"/>
-        </w:rPr>
-        <w:t xml:space="preserve"> or error, change one </w:t>
-      </w:r>
-      <w:r>
-        <w:rPr>
-          <w:b/>
-        </w:rPr>
-        <w:t>input</w:t>
-      </w:r>
-      <w:r>
-        <w:rPr>
-          <w:b w:val="0"/>
-        </w:rPr>
-        <w:t>, then run again.</w:t>
-      </w:r>
-    </w:p>
-    <w:p>
-      <w:pPr>
-        <w:spacing w:line="336" w:lineRule="auto" w:after="180"/>
-      </w:pPr>
-      <w:r>
-        <w:rPr>
-          <w:b w:val="0"/>
-        </w:rPr>
-        <w:t xml:space="preserve">Keep code, </w:t>
-      </w:r>
-      <w:r>
-        <w:rPr>
-          <w:b/>
-        </w:rPr>
-        <w:t>prediction</w:t>
-      </w:r>
-      <w:r>
-        <w:rPr>
-          <w:b w:val="0"/>
-        </w:rPr>
-        <w:t>s, actual results and a reasoned revision together. On paper, label your result as a trace rather than an execution.</w:t>
-      </w:r>
-    </w:p>
-    <w:p>
-      <w:pPr>
-        <w:pStyle w:val="Heading3"/>
-      </w:pPr>
-      <w:r>
         <w:t>Keep your completed work</w:t>
       </w:r>
     </w:p>
     <w:p>
       <w:pPr>
-        <w:spacing w:line="336" w:lineRule="auto" w:after="180"/>
-      </w:pPr>
-      <w:r>
-        <w:rPr>
-          <w:b w:val="0"/>
-        </w:rPr>
-        <w:t xml:space="preserve">Use Download completed work in the hosted lesson to export your answers, reflections, practice feedback and code-run </w:t>
-      </w:r>
-      <w:r>
-        <w:rPr>
-          <w:b/>
-        </w:rPr>
-        <w:t>evidence</w:t>
-      </w:r>
-      <w:r>
-        <w:rPr>
-          <w:b w:val="0"/>
-        </w:rPr>
-        <w:t>. Open the HTML copy to read or print it.</w:t>
-      </w:r>
-    </w:p>
-    <w:p>
-      <w:pPr>
-        <w:spacing w:line="336" w:lineRule="auto" w:after="180"/>
-      </w:pPr>
-      <w:r>
-        <w:rPr>
-          <w:b w:val="0"/>
-        </w:rPr>
-        <w:t>Drafts stay in this browser when storage is available; clear drafts on a shared device.</w:t>
-      </w:r>
-    </w:p>
-    <w:p>
-      <w:pPr>
         <w:pStyle w:val="Heading1"/>
       </w:pPr>
       <w:r>
-        <w:t>18. Visual concept journey</w:t>
-      </w:r>
-    </w:p>
-    <w:p>
-      <w:r>
-        <w:t>Explain each Transfer learning graphic using its labels, deciding evidence and relevant limitation.</w:t>
-      </w:r>
-    </w:p>
-    <w:p>
-      <w:pPr>
-        <w:pStyle w:val="Heading3"/>
+        <w:t>18. Reference · Six-picture concept journey</w:t>
+      </w:r>
+    </w:p>
+    <w:p>
+      <w:r>
+        <w:t>Choose the picture that supports the current explanation.</w:t>
+      </w:r>
+    </w:p>
+    <w:p>
+      <w:pPr>
+        <w:pStyle w:val="Heading2"/>
       </w:pPr>
       <w:r>
         <w:t>01. Transfer learning: the case</w:t>
@@ -4798,7 +5427,7 @@
         <w:drawing>
           <wp:inline xmlns:a="http://schemas.openxmlformats.org/drawingml/2006/main" xmlns:pic="http://schemas.openxmlformats.org/drawingml/2006/picture">
             <wp:extent cx="5486400" cy="3142488"/>
-            <wp:docPr id="2" name="Picture 2" descr="Transfer a fixed feature extractor while identifying what is actually refitted. Supplied facts: Frozen extractor h =left+2right. New-task training inputs [1, 0]label 0,[2, 1]label 0,[1, 3]label 1. Class 1 when h &gt;=threshold; candidates 3 or5. All inputs and outcomes in this worked example are invented classroom data; no real model run is claimed."/>
+            <wp:docPr id="4" name="Picture 4" descr="Transfer a fixed feature extractor while identifying what is actually refitted. Supplied facts: Frozen extractor h =left+2right. New-task training inputs [1, 0]label 0,[2, 1]label 0,[1, 3]label 1. Class 1 when h &gt;=threshold; candidates 3 or5. All inputs and outcomes in this worked example are invented classroom data; no real model run is claimed."/>
             <wp:cNvGraphicFramePr>
               <a:graphicFrameLocks noChangeAspect="1"/>
             </wp:cNvGraphicFramePr>
@@ -4810,7 +5439,7 @@
                     <pic:cNvPicPr/>
                   </pic:nvPicPr>
                   <pic:blipFill>
-                    <a:blip r:embed="rId10"/>
+                    <a:blip r:embed="rId12"/>
                     <a:stretch>
                       <a:fillRect/>
                     </a:stretch>
@@ -4902,7 +5531,6 @@
     <w:p>
       <w:pPr>
         <w:spacing w:line="336" w:lineRule="auto" w:after="180"/>
-        <w:shd w:fill="F5F1FB"/>
       </w:pPr>
       <w:r>
         <w:rPr>
@@ -4913,7 +5541,7 @@
     </w:p>
     <w:p>
       <w:pPr>
-        <w:pStyle w:val="Heading3"/>
+        <w:pStyle w:val="Heading2"/>
       </w:pPr>
       <w:r>
         <w:t>02. Follow the deciding steps</w:t>
@@ -4924,7 +5552,7 @@
         <w:drawing>
           <wp:inline xmlns:a="http://schemas.openxmlformats.org/drawingml/2006/main" xmlns:pic="http://schemas.openxmlformats.org/drawingml/2006/picture">
             <wp:extent cx="5486400" cy="3182112"/>
-            <wp:docPr id="3" name="Picture 3" descr="Extract features: Training h values are 1, 4, 7. → Fit new head: Threshold 3 makes 1 mistake; threshold 5 makes 0, so choose 5. → Check held-out input: Query [2, 2]has h = 6, so the head predicts class 1; its reference is not supplied."/>
+            <wp:docPr id="5" name="Picture 5" descr="Extract features: Training h values are 1, 4, 7. → Fit new head: Threshold 3 makes 1 mistake; threshold 5 makes 0, so choose 5. → Check held-out input: Query [2, 2]has h = 6, so the head predicts class 1; its reference is not supplied."/>
             <wp:cNvGraphicFramePr>
               <a:graphicFrameLocks noChangeAspect="1"/>
             </wp:cNvGraphicFramePr>
@@ -4936,7 +5564,7 @@
                     <pic:cNvPicPr/>
                   </pic:nvPicPr>
                   <pic:blipFill>
-                    <a:blip r:embed="rId11"/>
+                    <a:blip r:embed="rId9"/>
                     <a:stretch>
                       <a:fillRect/>
                     </a:stretch>
@@ -4993,7 +5621,6 @@
     <w:p>
       <w:pPr>
         <w:spacing w:line="336" w:lineRule="auto" w:after="180"/>
-        <w:shd w:fill="F5F1FB"/>
       </w:pPr>
       <w:r>
         <w:rPr>
@@ -5016,7 +5643,7 @@
     </w:p>
     <w:p>
       <w:pPr>
-        <w:pStyle w:val="Heading3"/>
+        <w:pStyle w:val="Heading2"/>
       </w:pPr>
       <w:r>
         <w:t>03. Freeze the fitted head before validation</w:t>
@@ -5027,7 +5654,7 @@
         <w:drawing>
           <wp:inline xmlns:a="http://schemas.openxmlformats.org/drawingml/2006/main" xmlns:pic="http://schemas.openxmlformats.org/drawingml/2006/picture">
             <wp:extent cx="5486400" cy="2834640"/>
-            <wp:docPr id="4" name="Picture 4" descr="Freeze the fitted head before validation. V1 [2, 1], label 0 | h = 3 | Predict 0, correct. V2 [3, 4], label 1 | h = 7 | Predict 1, correct"/>
+            <wp:docPr id="6" name="Picture 6" descr="Freeze the fitted head before validation. V1 [2, 1], label 0 | h = 3 | Predict 0, correct. V2 [3, 4], label 1 | h = 7 | Predict 1, correct"/>
             <wp:cNvGraphicFramePr>
               <a:graphicFrameLocks noChangeAspect="1"/>
             </wp:cNvGraphicFramePr>
@@ -5039,7 +5666,7 @@
                     <pic:cNvPicPr/>
                   </pic:nvPicPr>
                   <pic:blipFill>
-                    <a:blip r:embed="rId12"/>
+                    <a:blip r:embed="rId13"/>
                     <a:stretch>
                       <a:fillRect/>
                     </a:stretch>
@@ -5072,7 +5699,6 @@
     <w:p>
       <w:pPr>
         <w:spacing w:line="336" w:lineRule="auto" w:after="180"/>
-        <w:shd w:fill="F5F1FB"/>
       </w:pPr>
       <w:r>
         <w:rPr>
@@ -5083,7 +5709,7 @@
     </w:p>
     <w:p>
       <w:pPr>
-        <w:pStyle w:val="Heading3"/>
+        <w:pStyle w:val="Heading2"/>
       </w:pPr>
       <w:r>
         <w:t>04. Change one thing. Trace what follows.</w:t>
@@ -5094,7 +5720,7 @@
         <w:drawing>
           <wp:inline xmlns:a="http://schemas.openxmlformats.org/drawingml/2006/main" xmlns:pic="http://schemas.openxmlformats.org/drawingml/2006/picture">
             <wp:extent cx="5486400" cy="3026664"/>
-            <wp:docPr id="5" name="Picture 5" descr="Original case: Query [2, 2]has h = 6, so the head predicts class 1; its reference is not supplied. Changed condition: Query changes to [2, 1]. Expected result: Its h becomes 4 and the fitted head predicts class 0. Reason: Extractor stays fixed; the changed input crosses the chosen head’s boundary."/>
+            <wp:docPr id="7" name="Picture 7" descr="Original case: Query [2, 2]has h = 6, so the head predicts class 1; its reference is not supplied. Changed condition: Query changes to [2, 1]. Expected result: Its h becomes 4 and the fitted head predicts class 0. Reason: Extractor stays fixed; the changed input crosses the chosen head’s boundary."/>
             <wp:cNvGraphicFramePr>
               <a:graphicFrameLocks noChangeAspect="1"/>
             </wp:cNvGraphicFramePr>
@@ -5106,7 +5732,7 @@
                     <pic:cNvPicPr/>
                   </pic:nvPicPr>
                   <pic:blipFill>
-                    <a:blip r:embed="rId13"/>
+                    <a:blip r:embed="rId10"/>
                     <a:stretch>
                       <a:fillRect/>
                     </a:stretch>
@@ -5162,7 +5788,6 @@
     <w:p>
       <w:pPr>
         <w:spacing w:line="336" w:lineRule="auto" w:after="180"/>
-        <w:shd w:fill="F5F1FB"/>
       </w:pPr>
       <w:r>
         <w:rPr>
@@ -5173,7 +5798,7 @@
     </w:p>
     <w:p>
       <w:pPr>
-        <w:pStyle w:val="Heading3"/>
+        <w:pStyle w:val="Heading2"/>
       </w:pPr>
       <w:r>
         <w:t>05. Connect the explanation to its limit</w:t>
@@ -5184,7 +5809,7 @@
         <w:drawing>
           <wp:inline xmlns:a="http://schemas.openxmlformats.org/drawingml/2006/main" xmlns:pic="http://schemas.openxmlformats.org/drawingml/2006/picture">
             <wp:extent cx="5486400" cy="2834640"/>
-            <wp:docPr id="6" name="Picture 6" descr="Transfer learning can keep a representation fixed while fitting a smaller output head for a new task. Here the extractor always applies the same weights, while new labels choose the head’s threshold. Applying the chosen head to a query is inference. State which part was frozen and which was fitted; this arithmetic does not establish the extractor is useful for every task. Limit: A frozen extractor can miss task-specific distinctions; transfer is a strategy requiring validation, not a guarantee of useful features."/>
+            <wp:docPr id="8" name="Picture 8" descr="Transfer learning can keep a representation fixed while fitting a smaller output head for a new task. Here the extractor always applies the same weights, while new labels choose the head’s threshold. Applying the chosen head to a query is inference. State which part was frozen and which was fitted; this arithmetic does not establish the extractor is useful for every task. Limit: A frozen extractor can miss task-specific distinctions; transfer is a strategy requiring validation, not a guarantee of useful features."/>
             <wp:cNvGraphicFramePr>
               <a:graphicFrameLocks noChangeAspect="1"/>
             </wp:cNvGraphicFramePr>
@@ -5281,7 +5906,6 @@
     <w:p>
       <w:pPr>
         <w:spacing w:line="336" w:lineRule="auto" w:after="180"/>
-        <w:shd w:fill="F5F1FB"/>
       </w:pPr>
       <w:r>
         <w:rPr>
@@ -5292,7 +5916,7 @@
     </w:p>
     <w:p>
       <w:pPr>
-        <w:pStyle w:val="Heading3"/>
+        <w:pStyle w:val="Heading2"/>
       </w:pPr>
       <w:r>
         <w:t>06. Make the idea visible in your project</w:t>
@@ -5303,7 +5927,7 @@
         <w:drawing>
           <wp:inline xmlns:a="http://schemas.openxmlformats.org/drawingml/2006/main" xmlns:pic="http://schemas.openxmlformats.org/drawingml/2006/picture">
             <wp:extent cx="5486400" cy="3681984"/>
-            <wp:docPr id="7" name="Picture 7" descr="For your Image-pattern Network Investigation, save the input, procedure, observed result and limitation of this check. Label this worked example as practice; use a different, previously unreviewed case when checking independent understanding. Draw your input, deciding step, result and limit. Supported question: Which part was trained for the new task? Point to the relevant step in the picture, then write the changed result and the rule or evidence that supports it."/>
+            <wp:docPr id="9" name="Picture 9" descr="For your Image-pattern Network Investigation, save the input, procedure, observed result and limitation of this check. Label this worked example as practice; use a different, previously unreviewed case when checking independent understanding. Draw your input, deciding step, result and limit. Supported question: Which part was trained for the new task? Point to the relevant step in the picture, then write the changed result and the rule or evidence that supports it."/>
             <wp:cNvGraphicFramePr>
               <a:graphicFrameLocks noChangeAspect="1"/>
             </wp:cNvGraphicFramePr>
@@ -5406,7 +6030,6 @@
     <w:p>
       <w:pPr>
         <w:spacing w:line="336" w:lineRule="auto" w:after="180"/>
-        <w:shd w:fill="F5F1FB"/>
       </w:pPr>
       <w:r>
         <w:rPr>
@@ -5425,6 +6048,62 @@
           <w:b w:val="0"/>
         </w:rPr>
         <w:t>.</w:t>
+      </w:r>
+    </w:p>
+    <w:p>
+      <w:pPr>
+        <w:pStyle w:val="Heading2"/>
+      </w:pPr>
+      <w:r>
+        <w:t>Earlier wording, alternatives and picture transcripts · reference / check after trying</w:t>
+      </w:r>
+    </w:p>
+    <w:p>
+      <w:pPr>
+        <w:pStyle w:val="Heading3"/>
+      </w:pPr>
+      <w:r>
+        <w:t>01. Transfer learning: the case</w:t>
+      </w:r>
+    </w:p>
+    <w:p>
+      <w:pPr>
+        <w:pStyle w:val="Heading3"/>
+      </w:pPr>
+      <w:r>
+        <w:t>02. Follow the deciding steps</w:t>
+      </w:r>
+    </w:p>
+    <w:p>
+      <w:pPr>
+        <w:pStyle w:val="Heading3"/>
+      </w:pPr>
+      <w:r>
+        <w:t>03. Freeze the fitted head before validation</w:t>
+      </w:r>
+    </w:p>
+    <w:p>
+      <w:pPr>
+        <w:pStyle w:val="Heading3"/>
+      </w:pPr>
+      <w:r>
+        <w:t>04. Change one thing. Trace what follows.</w:t>
+      </w:r>
+    </w:p>
+    <w:p>
+      <w:pPr>
+        <w:pStyle w:val="Heading3"/>
+      </w:pPr>
+      <w:r>
+        <w:t>05. Connect the explanation to its limit</w:t>
+      </w:r>
+    </w:p>
+    <w:p>
+      <w:pPr>
+        <w:pStyle w:val="Heading3"/>
+      </w:pPr>
+      <w:r>
+        <w:t>06. Make the idea visible in your project</w:t>
       </w:r>
     </w:p>
     <w:sectPr>
